--- a/Manuels/Manuel_GEDAI_module.docx
+++ b/Manuels/Manuel_GEDAI_module.docx
@@ -9,6 +9,7 @@
           <w:lang w:val="en-US"/>
         </w:rPr>
       </w:pPr>
+      <w:proofErr w:type="spellStart"/>
       <w:r>
         <w:rPr>
           <w:sz w:val="32"/>
@@ -17,6 +18,7 @@
         </w:rPr>
         <w:t>EEGpal</w:t>
       </w:r>
+      <w:proofErr w:type="spellEnd"/>
       <w:r>
         <w:rPr>
           <w:lang w:val="en-US"/>
@@ -169,7 +171,23 @@
           <w:rFonts w:ascii="Calibri" w:hAnsi="Calibri" w:cs="Calibri"/>
           <w:lang w:val="en-US"/>
         </w:rPr>
-        <w:t>Generalized Eigenvalue De-Artifacting Instrument</w:t>
+        <w:t>Generalized Eigenvalue De-</w:t>
+      </w:r>
+      <w:proofErr w:type="spellStart"/>
+      <w:r>
+        <w:rPr>
+          <w:rFonts w:ascii="Calibri" w:hAnsi="Calibri" w:cs="Calibri"/>
+          <w:lang w:val="en-US"/>
+        </w:rPr>
+        <w:t>Artifacting</w:t>
+      </w:r>
+      <w:proofErr w:type="spellEnd"/>
+      <w:r>
+        <w:rPr>
+          <w:rFonts w:ascii="Calibri" w:hAnsi="Calibri" w:cs="Calibri"/>
+          <w:lang w:val="en-US"/>
+        </w:rPr>
+        <w:t xml:space="preserve"> Instrument</w:t>
       </w:r>
       <w:r>
         <w:rPr>
@@ -190,8 +208,17 @@
           <w:rFonts w:ascii="Calibri" w:hAnsi="Calibri" w:cs="Calibri"/>
           <w:lang w:val="en-US"/>
         </w:rPr>
-        <w:t>offers a new approach to correcting EEG artefacts caused by muscles, eyes, electronic noise, etc</w:t>
-      </w:r>
+        <w:t xml:space="preserve">offers a new approach to correcting EEG artefacts caused by muscles, eyes, electronic noise, </w:t>
+      </w:r>
+      <w:proofErr w:type="spellStart"/>
+      <w:r>
+        <w:rPr>
+          <w:rFonts w:ascii="Calibri" w:hAnsi="Calibri" w:cs="Calibri"/>
+          <w:lang w:val="en-US"/>
+        </w:rPr>
+        <w:t>etc</w:t>
+      </w:r>
+      <w:proofErr w:type="spellEnd"/>
       <w:r>
         <w:rPr>
           <w:rFonts w:ascii="Calibri" w:hAnsi="Calibri" w:cs="Calibri"/>
@@ -232,7 +259,23 @@
           <w:rFonts w:ascii="Calibri" w:hAnsi="Calibri" w:cs="Calibri"/>
           <w:lang w:val="en-US"/>
         </w:rPr>
-        <w:t xml:space="preserve">Based on prior knowledge of the brain’s 'signal' subspace (i.e. its spatial covariance), the authors computed a matrix that corresponds to the theoretical EEG signal if all cortical sources were active simultaneously. This matrix is computed based solely on the spatial distribution of the electrodes (synthetic signal), and is therefore completely free from artefacts. The GEDAI toolbox then uses generalized eigenvalue decomposition (GEVD) to compare your real data with this theoretical perfect signal. This allows you to effectively separate source components belonging to the artefact subspace from those belonging to the brain subspace. The result is a new version of your EEG signal containing only the most probable brain signal (without artefact). This provides better results </w:t>
+        <w:t>Based on prior knowledge of the brain’s 'signal' subspace (i.e. its spatial covariance), the authors computed a matrix that corresponds to the theoretical EEG signal if all cortical sources were active simultaneously. This matrix is computed based solely on the spatial distribution of the electrodes (synthetic signal</w:t>
+      </w:r>
+      <w:proofErr w:type="gramStart"/>
+      <w:r>
+        <w:rPr>
+          <w:rFonts w:ascii="Calibri" w:hAnsi="Calibri" w:cs="Calibri"/>
+          <w:lang w:val="en-US"/>
+        </w:rPr>
+        <w:t>), and</w:t>
+      </w:r>
+      <w:proofErr w:type="gramEnd"/>
+      <w:r>
+        <w:rPr>
+          <w:rFonts w:ascii="Calibri" w:hAnsi="Calibri" w:cs="Calibri"/>
+          <w:lang w:val="en-US"/>
+        </w:rPr>
+        <w:t xml:space="preserve"> is therefore completely free from artefacts. The GEDAI toolbox then uses generalized eigenvalue decomposition (GEVD) to compare your real data with this theoretical perfect signal. This allows you to effectively separate source components belonging to the artefact subspace from those belonging to the brain subspace. The result is a new version of your EEG signal containing only the most probable brain signal (without artefact). This provides better results </w:t>
       </w:r>
       <w:r>
         <w:rPr>
@@ -307,7 +350,39 @@
           <w:rFonts w:ascii="Calibri" w:hAnsi="Calibri" w:cs="Calibri"/>
           <w:lang w:val="en-US"/>
         </w:rPr>
-        <w:t xml:space="preserve">Ros, T., Férat, V., Huang, Y., et al. (2025). Return of the GEDAI: Unsupervised EEG Denoising based on Leadfield Filtering. bioRxiv. </w:t>
+        <w:t xml:space="preserve">Ros, T., </w:t>
+      </w:r>
+      <w:proofErr w:type="spellStart"/>
+      <w:r>
+        <w:rPr>
+          <w:rFonts w:ascii="Calibri" w:hAnsi="Calibri" w:cs="Calibri"/>
+          <w:lang w:val="en-US"/>
+        </w:rPr>
+        <w:t>Férat</w:t>
+      </w:r>
+      <w:proofErr w:type="spellEnd"/>
+      <w:r>
+        <w:rPr>
+          <w:rFonts w:ascii="Calibri" w:hAnsi="Calibri" w:cs="Calibri"/>
+          <w:lang w:val="en-US"/>
+        </w:rPr>
+        <w:t xml:space="preserve">, V., Huang, Y., et al. (2025). Return of the GEDAI: Unsupervised EEG Denoising based on </w:t>
+      </w:r>
+      <w:proofErr w:type="spellStart"/>
+      <w:r>
+        <w:rPr>
+          <w:rFonts w:ascii="Calibri" w:hAnsi="Calibri" w:cs="Calibri"/>
+          <w:lang w:val="en-US"/>
+        </w:rPr>
+        <w:t>Leadfield</w:t>
+      </w:r>
+      <w:proofErr w:type="spellEnd"/>
+      <w:r>
+        <w:rPr>
+          <w:rFonts w:ascii="Calibri" w:hAnsi="Calibri" w:cs="Calibri"/>
+          <w:lang w:val="en-US"/>
+        </w:rPr>
+        <w:t xml:space="preserve"> Filtering. bioRxiv. </w:t>
       </w:r>
       <w:hyperlink r:id="rId8" w:tgtFrame="_blank" w:history="1">
         <w:r>
@@ -338,6 +413,7 @@
       <w:r>
         <w:rPr>
           <w:rFonts w:ascii="Calibri" w:hAnsi="Calibri" w:cs="Calibri"/>
+          <w:noProof/>
           <w:lang w:val="en-US"/>
         </w:rPr>
         <w:drawing>
@@ -439,7 +515,23 @@
           <w:rFonts w:ascii="Calibri" w:hAnsi="Calibri" w:cs="Calibri"/>
           <w:lang w:val="en-US"/>
         </w:rPr>
-        <w:t xml:space="preserve">Determining deartifacting strength. </w:t>
+        <w:t xml:space="preserve">Determining </w:t>
+      </w:r>
+      <w:proofErr w:type="spellStart"/>
+      <w:r>
+        <w:rPr>
+          <w:rFonts w:ascii="Calibri" w:hAnsi="Calibri" w:cs="Calibri"/>
+          <w:lang w:val="en-US"/>
+        </w:rPr>
+        <w:t>deartifacting</w:t>
+      </w:r>
+      <w:proofErr w:type="spellEnd"/>
+      <w:r>
+        <w:rPr>
+          <w:rFonts w:ascii="Calibri" w:hAnsi="Calibri" w:cs="Calibri"/>
+          <w:lang w:val="en-US"/>
+        </w:rPr>
+        <w:t xml:space="preserve"> strength. </w:t>
       </w:r>
       <w:r>
         <w:rPr>
@@ -475,6 +567,7 @@
           <w:lang w:val="en-US"/>
         </w:rPr>
       </w:pPr>
+      <w:proofErr w:type="gramStart"/>
       <w:r>
         <w:rPr>
           <w:rFonts w:ascii="Calibri" w:hAnsi="Calibri" w:cs="Calibri"/>
@@ -489,7 +582,15 @@
           <w:rFonts w:ascii="Calibri" w:hAnsi="Calibri" w:cs="Calibri"/>
           <w:lang w:val="en-US"/>
         </w:rPr>
-        <w:t xml:space="preserve"> : Default option: </w:t>
+        <w:t xml:space="preserve"> :</w:t>
+      </w:r>
+      <w:proofErr w:type="gramEnd"/>
+      <w:r>
+        <w:rPr>
+          <w:rFonts w:ascii="Calibri" w:hAnsi="Calibri" w:cs="Calibri"/>
+          <w:lang w:val="en-US"/>
+        </w:rPr>
+        <w:t xml:space="preserve"> Default option: </w:t>
       </w:r>
     </w:p>
     <w:p>
@@ -567,7 +668,23 @@
           <w:rFonts w:ascii="Calibri" w:hAnsi="Calibri" w:cs="Calibri"/>
           <w:lang w:val="en-US"/>
         </w:rPr>
-        <w:t>The leadfield matrix corresponds to the matrix of the theoretical clean EEG signal used as a reference. This matrix has been pre-computed based on a configuration of 343 electrodes (10-5 layout). The toolbox needs to interpolate it to match the electrode configuration of your data using a spherical algorithm.</w:t>
+        <w:t xml:space="preserve">The </w:t>
+      </w:r>
+      <w:proofErr w:type="spellStart"/>
+      <w:r>
+        <w:rPr>
+          <w:rFonts w:ascii="Calibri" w:hAnsi="Calibri" w:cs="Calibri"/>
+          <w:lang w:val="en-US"/>
+        </w:rPr>
+        <w:t>leadfield</w:t>
+      </w:r>
+      <w:proofErr w:type="spellEnd"/>
+      <w:r>
+        <w:rPr>
+          <w:rFonts w:ascii="Calibri" w:hAnsi="Calibri" w:cs="Calibri"/>
+          <w:lang w:val="en-US"/>
+        </w:rPr>
+        <w:t xml:space="preserve"> matrix corresponds to the matrix of the theoretical clean EEG signal used as a reference. This matrix has been pre-computed based on a configuration of 343 electrodes (10-5 layout). The toolbox needs to interpolate it to match the electrode configuration of your data using a spherical algorithm.</w:t>
       </w:r>
       <w:r>
         <w:rPr>
@@ -622,7 +739,39 @@
           <w:rFonts w:ascii="Calibri" w:hAnsi="Calibri" w:cs="Calibri"/>
           <w:lang w:val="en-US"/>
         </w:rPr>
-        <w:t xml:space="preserve"> (main EEGpal window) respect the international convention (e.g. Fp1, Cz, …)</w:t>
+        <w:t xml:space="preserve"> (main </w:t>
+      </w:r>
+      <w:proofErr w:type="spellStart"/>
+      <w:r>
+        <w:rPr>
+          <w:rFonts w:ascii="Calibri" w:hAnsi="Calibri" w:cs="Calibri"/>
+          <w:lang w:val="en-US"/>
+        </w:rPr>
+        <w:t>EEGpal</w:t>
+      </w:r>
+      <w:proofErr w:type="spellEnd"/>
+      <w:r>
+        <w:rPr>
+          <w:rFonts w:ascii="Calibri" w:hAnsi="Calibri" w:cs="Calibri"/>
+          <w:lang w:val="en-US"/>
+        </w:rPr>
+        <w:t xml:space="preserve"> window) respect the international convention (e.g. Fp1, </w:t>
+      </w:r>
+      <w:proofErr w:type="spellStart"/>
+      <w:r>
+        <w:rPr>
+          <w:rFonts w:ascii="Calibri" w:hAnsi="Calibri" w:cs="Calibri"/>
+          <w:lang w:val="en-US"/>
+        </w:rPr>
+        <w:t>Cz</w:t>
+      </w:r>
+      <w:proofErr w:type="spellEnd"/>
+      <w:r>
+        <w:rPr>
+          <w:rFonts w:ascii="Calibri" w:hAnsi="Calibri" w:cs="Calibri"/>
+          <w:lang w:val="en-US"/>
+        </w:rPr>
+        <w:t>, …)</w:t>
       </w:r>
       <w:r>
         <w:rPr>
@@ -636,7 +785,47 @@
           <w:rFonts w:ascii="Calibri" w:hAnsi="Calibri" w:cs="Calibri"/>
           <w:lang w:val="en-US"/>
         </w:rPr>
-        <w:t xml:space="preserve">.  </w:t>
+        <w:t xml:space="preserve">. </w:t>
+      </w:r>
+      <w:r>
+        <w:rPr>
+          <w:rFonts w:ascii="Calibri" w:hAnsi="Calibri" w:cs="Calibri"/>
+          <w:lang w:val="en-US"/>
+        </w:rPr>
+        <w:t xml:space="preserve"> </w:t>
+      </w:r>
+      <w:r>
+        <w:rPr>
+          <w:rFonts w:ascii="Calibri" w:hAnsi="Calibri" w:cs="Calibri"/>
+          <w:lang w:val="en-US"/>
+        </w:rPr>
+        <w:br/>
+      </w:r>
+      <w:r>
+        <w:rPr>
+          <w:rFonts w:ascii="Calibri" w:hAnsi="Calibri" w:cs="Calibri"/>
+          <w:highlight w:val="yellow"/>
+          <w:lang w:val="en-US"/>
+        </w:rPr>
+        <w:t xml:space="preserve">A third option </w:t>
+      </w:r>
+      <w:r>
+        <w:rPr>
+          <w:rFonts w:ascii="Calibri" w:hAnsi="Calibri" w:cs="Calibri"/>
+          <w:b/>
+          <w:bCs/>
+          <w:highlight w:val="yellow"/>
+          <w:lang w:val="en-US"/>
+        </w:rPr>
+        <w:t>warped</w:t>
+      </w:r>
+      <w:r>
+        <w:rPr>
+          <w:rFonts w:ascii="Calibri" w:hAnsi="Calibri" w:cs="Calibri"/>
+          <w:highlight w:val="yellow"/>
+          <w:lang w:val="en-US"/>
+        </w:rPr>
+        <w:t xml:space="preserve"> is now available. ………..</w:t>
       </w:r>
     </w:p>
     <w:p>
@@ -818,8 +1007,25 @@
           <w:rFonts w:ascii="Calibri" w:hAnsi="Calibri" w:cs="Calibri"/>
           <w:lang w:val="en-US"/>
         </w:rPr>
-        <w:t xml:space="preserve"> in the file. This means that epochs centred on events (triggers/markers) used for averaging could be truncated. This is why using this option for an ERP study is strongly not recommended, and the artefact rejection options in the </w:t>
-      </w:r>
+        <w:t xml:space="preserve"> in the file. This means that epochs </w:t>
+      </w:r>
+      <w:proofErr w:type="spellStart"/>
+      <w:r>
+        <w:rPr>
+          <w:rFonts w:ascii="Calibri" w:hAnsi="Calibri" w:cs="Calibri"/>
+          <w:lang w:val="en-US"/>
+        </w:rPr>
+        <w:t>centred</w:t>
+      </w:r>
+      <w:proofErr w:type="spellEnd"/>
+      <w:r>
+        <w:rPr>
+          <w:rFonts w:ascii="Calibri" w:hAnsi="Calibri" w:cs="Calibri"/>
+          <w:lang w:val="en-US"/>
+        </w:rPr>
+        <w:t xml:space="preserve"> on events (triggers/markers) used for averaging could be truncated. This is why using this option for an ERP study is strongly not recommended, and the artefact rejection options in the </w:t>
+      </w:r>
+      <w:proofErr w:type="spellStart"/>
       <w:r>
         <w:rPr>
           <w:rFonts w:ascii="Calibri" w:hAnsi="Calibri" w:cs="Calibri"/>
@@ -827,7 +1033,17 @@
           <w:iCs/>
           <w:lang w:val="en-US"/>
         </w:rPr>
-        <w:t>Epoching module</w:t>
+        <w:t>Epoching</w:t>
+      </w:r>
+      <w:proofErr w:type="spellEnd"/>
+      <w:r>
+        <w:rPr>
+          <w:rFonts w:ascii="Calibri" w:hAnsi="Calibri" w:cs="Calibri"/>
+          <w:i/>
+          <w:iCs/>
+          <w:lang w:val="en-US"/>
+        </w:rPr>
+        <w:t xml:space="preserve"> module</w:t>
       </w:r>
       <w:r>
         <w:rPr>
@@ -884,7 +1100,23 @@
           <w:rFonts w:ascii="Calibri" w:hAnsi="Calibri" w:cs="Calibri"/>
           <w:lang w:val="en-US"/>
         </w:rPr>
-        <w:t xml:space="preserve"> from MathWorks installed in your Matlab.</w:t>
+        <w:t xml:space="preserve"> from MathWorks installed in your </w:t>
+      </w:r>
+      <w:proofErr w:type="spellStart"/>
+      <w:r>
+        <w:rPr>
+          <w:rFonts w:ascii="Calibri" w:hAnsi="Calibri" w:cs="Calibri"/>
+          <w:lang w:val="en-US"/>
+        </w:rPr>
+        <w:t>Matlab</w:t>
+      </w:r>
+      <w:proofErr w:type="spellEnd"/>
+      <w:r>
+        <w:rPr>
+          <w:rFonts w:ascii="Calibri" w:hAnsi="Calibri" w:cs="Calibri"/>
+          <w:lang w:val="en-US"/>
+        </w:rPr>
+        <w:t>.</w:t>
       </w:r>
     </w:p>
     <w:p>
@@ -1007,7 +1239,23 @@
           <w:rFonts w:ascii="Calibri" w:hAnsi="Calibri" w:cs="Calibri"/>
           <w:lang w:val="en-US"/>
         </w:rPr>
-        <w:t>The suffix added to the input filename to obtain the output filename</w:t>
+        <w:t xml:space="preserve">The suffix added to the </w:t>
+      </w:r>
+      <w:proofErr w:type="gramStart"/>
+      <w:r>
+        <w:rPr>
+          <w:rFonts w:ascii="Calibri" w:hAnsi="Calibri" w:cs="Calibri"/>
+          <w:lang w:val="en-US"/>
+        </w:rPr>
+        <w:t>input filename</w:t>
+      </w:r>
+      <w:proofErr w:type="gramEnd"/>
+      <w:r>
+        <w:rPr>
+          <w:rFonts w:ascii="Calibri" w:hAnsi="Calibri" w:cs="Calibri"/>
+          <w:lang w:val="en-US"/>
+        </w:rPr>
+        <w:t xml:space="preserve"> to obtain the output filename</w:t>
       </w:r>
       <w:r>
         <w:rPr>
@@ -1300,7 +1548,23 @@
           <w:rFonts w:ascii="Calibri" w:hAnsi="Calibri" w:cs="Calibri"/>
           <w:lang w:val="en-US"/>
         </w:rPr>
-        <w:t>In GEDAI, EEG data are not analyzed as one long continuous signal. Instead, the data are segmented into short epochs, and these epochs are used to compute frequency-specific covariance matrices that feed the GED (Generalized EigenDecomposition).</w:t>
+        <w:t xml:space="preserve">In GEDAI, EEG data are not analyzed as one long continuous signal. Instead, the data are segmented into short epochs, and these epochs are used to compute frequency-specific covariance matrices that feed the GED (Generalized </w:t>
+      </w:r>
+      <w:proofErr w:type="spellStart"/>
+      <w:r>
+        <w:rPr>
+          <w:rFonts w:ascii="Calibri" w:hAnsi="Calibri" w:cs="Calibri"/>
+          <w:lang w:val="en-US"/>
+        </w:rPr>
+        <w:t>EigenDecomposition</w:t>
+      </w:r>
+      <w:proofErr w:type="spellEnd"/>
+      <w:r>
+        <w:rPr>
+          <w:rFonts w:ascii="Calibri" w:hAnsi="Calibri" w:cs="Calibri"/>
+          <w:lang w:val="en-US"/>
+        </w:rPr>
+        <w:t>).</w:t>
       </w:r>
     </w:p>
     <w:p>
@@ -1446,8 +1710,16 @@
         <w:rPr>
           <w:rFonts w:ascii="Calibri" w:hAnsi="Calibri" w:cs="Calibri"/>
         </w:rPr>
-        <w:t>With the default value:</w:t>
-      </w:r>
+        <w:t xml:space="preserve">With the default </w:t>
+      </w:r>
+      <w:proofErr w:type="gramStart"/>
+      <w:r>
+        <w:rPr>
+          <w:rFonts w:ascii="Calibri" w:hAnsi="Calibri" w:cs="Calibri"/>
+        </w:rPr>
+        <w:t>value:</w:t>
+      </w:r>
+      <w:proofErr w:type="gramEnd"/>
     </w:p>
     <w:p>
       <w:pPr>
@@ -1459,25 +1731,57 @@
           <w:rFonts w:ascii="Calibri" w:hAnsi="Calibri" w:cs="Calibri"/>
         </w:rPr>
       </w:pPr>
-      <w:r>
-        <w:rPr>
-          <w:rFonts w:ascii="Calibri" w:hAnsi="Calibri" w:cs="Calibri"/>
-        </w:rPr>
-        <w:t>Epochs size (wave cycles) = 12</w:t>
-      </w:r>
-    </w:p>
-    <w:p>
-      <w:pPr>
-        <w:rPr>
-          <w:rFonts w:ascii="Calibri" w:hAnsi="Calibri" w:cs="Calibri"/>
-        </w:rPr>
-      </w:pPr>
-      <w:r>
-        <w:rPr>
-          <w:rFonts w:ascii="Calibri" w:hAnsi="Calibri" w:cs="Calibri"/>
-        </w:rPr>
-        <w:t>Examples:</w:t>
-      </w:r>
+      <w:proofErr w:type="spellStart"/>
+      <w:r>
+        <w:rPr>
+          <w:rFonts w:ascii="Calibri" w:hAnsi="Calibri" w:cs="Calibri"/>
+        </w:rPr>
+        <w:t>Epochs</w:t>
+      </w:r>
+      <w:proofErr w:type="spellEnd"/>
+      <w:r>
+        <w:rPr>
+          <w:rFonts w:ascii="Calibri" w:hAnsi="Calibri" w:cs="Calibri"/>
+        </w:rPr>
+        <w:t xml:space="preserve"> size (</w:t>
+      </w:r>
+      <w:proofErr w:type="spellStart"/>
+      <w:r>
+        <w:rPr>
+          <w:rFonts w:ascii="Calibri" w:hAnsi="Calibri" w:cs="Calibri"/>
+        </w:rPr>
+        <w:t>wave</w:t>
+      </w:r>
+      <w:proofErr w:type="spellEnd"/>
+      <w:r>
+        <w:rPr>
+          <w:rFonts w:ascii="Calibri" w:hAnsi="Calibri" w:cs="Calibri"/>
+        </w:rPr>
+        <w:t xml:space="preserve"> cycles) = 12</w:t>
+      </w:r>
+    </w:p>
+    <w:p>
+      <w:pPr>
+        <w:rPr>
+          <w:rFonts w:ascii="Calibri" w:hAnsi="Calibri" w:cs="Calibri"/>
+        </w:rPr>
+      </w:pPr>
+      <w:proofErr w:type="spellStart"/>
+      <w:proofErr w:type="gramStart"/>
+      <w:r>
+        <w:rPr>
+          <w:rFonts w:ascii="Calibri" w:hAnsi="Calibri" w:cs="Calibri"/>
+        </w:rPr>
+        <w:t>Examples</w:t>
+      </w:r>
+      <w:proofErr w:type="spellEnd"/>
+      <w:r>
+        <w:rPr>
+          <w:rFonts w:ascii="Calibri" w:hAnsi="Calibri" w:cs="Calibri"/>
+        </w:rPr>
+        <w:t>:</w:t>
+      </w:r>
+      <w:proofErr w:type="gramEnd"/>
     </w:p>
     <w:p>
       <w:pPr>
@@ -1493,7 +1797,21 @@
         <w:rPr>
           <w:rFonts w:ascii="Calibri" w:hAnsi="Calibri" w:cs="Calibri"/>
         </w:rPr>
-        <w:t>At 10 Hz → epoch ≈ 1.2 s</w:t>
+        <w:t xml:space="preserve">At 10 Hz → </w:t>
+      </w:r>
+      <w:proofErr w:type="spellStart"/>
+      <w:r>
+        <w:rPr>
+          <w:rFonts w:ascii="Calibri" w:hAnsi="Calibri" w:cs="Calibri"/>
+        </w:rPr>
+        <w:t>epoch</w:t>
+      </w:r>
+      <w:proofErr w:type="spellEnd"/>
+      <w:r>
+        <w:rPr>
+          <w:rFonts w:ascii="Calibri" w:hAnsi="Calibri" w:cs="Calibri"/>
+        </w:rPr>
+        <w:t xml:space="preserve"> ≈ 1.2 s</w:t>
       </w:r>
     </w:p>
     <w:p>
@@ -1510,7 +1828,21 @@
         <w:rPr>
           <w:rFonts w:ascii="Calibri" w:hAnsi="Calibri" w:cs="Calibri"/>
         </w:rPr>
-        <w:t>At 5 Hz → epoch ≈ 2.4 s</w:t>
+        <w:t xml:space="preserve">At 5 Hz → </w:t>
+      </w:r>
+      <w:proofErr w:type="spellStart"/>
+      <w:r>
+        <w:rPr>
+          <w:rFonts w:ascii="Calibri" w:hAnsi="Calibri" w:cs="Calibri"/>
+        </w:rPr>
+        <w:t>epoch</w:t>
+      </w:r>
+      <w:proofErr w:type="spellEnd"/>
+      <w:r>
+        <w:rPr>
+          <w:rFonts w:ascii="Calibri" w:hAnsi="Calibri" w:cs="Calibri"/>
+        </w:rPr>
+        <w:t xml:space="preserve"> ≈ 2.4 s</w:t>
       </w:r>
     </w:p>
     <w:p>
@@ -1527,21 +1859,43 @@
         <w:rPr>
           <w:rFonts w:ascii="Calibri" w:hAnsi="Calibri" w:cs="Calibri"/>
         </w:rPr>
-        <w:t>At 30 Hz → epoch ≈ 0.4 s</w:t>
-      </w:r>
-    </w:p>
-    <w:p>
-      <w:pPr>
-        <w:rPr>
-          <w:rFonts w:ascii="Calibri" w:hAnsi="Calibri" w:cs="Calibri"/>
-        </w:rPr>
-      </w:pPr>
-      <w:r>
-        <w:rPr>
-          <w:rFonts w:ascii="Calibri" w:hAnsi="Calibri" w:cs="Calibri"/>
-        </w:rPr>
-        <w:t>GEDAI relies on:</w:t>
-      </w:r>
+        <w:t xml:space="preserve">At 30 Hz → </w:t>
+      </w:r>
+      <w:proofErr w:type="spellStart"/>
+      <w:r>
+        <w:rPr>
+          <w:rFonts w:ascii="Calibri" w:hAnsi="Calibri" w:cs="Calibri"/>
+        </w:rPr>
+        <w:t>epoch</w:t>
+      </w:r>
+      <w:proofErr w:type="spellEnd"/>
+      <w:r>
+        <w:rPr>
+          <w:rFonts w:ascii="Calibri" w:hAnsi="Calibri" w:cs="Calibri"/>
+        </w:rPr>
+        <w:t xml:space="preserve"> ≈ 0.4 s</w:t>
+      </w:r>
+    </w:p>
+    <w:p>
+      <w:pPr>
+        <w:rPr>
+          <w:rFonts w:ascii="Calibri" w:hAnsi="Calibri" w:cs="Calibri"/>
+        </w:rPr>
+      </w:pPr>
+      <w:r>
+        <w:rPr>
+          <w:rFonts w:ascii="Calibri" w:hAnsi="Calibri" w:cs="Calibri"/>
+        </w:rPr>
+        <w:t xml:space="preserve">GEDAI relies </w:t>
+      </w:r>
+      <w:proofErr w:type="gramStart"/>
+      <w:r>
+        <w:rPr>
+          <w:rFonts w:ascii="Calibri" w:hAnsi="Calibri" w:cs="Calibri"/>
+        </w:rPr>
+        <w:t>on:</w:t>
+      </w:r>
+      <w:proofErr w:type="gramEnd"/>
     </w:p>
     <w:p>
       <w:pPr>
@@ -1557,7 +1911,21 @@
         <w:rPr>
           <w:rFonts w:ascii="Calibri" w:hAnsi="Calibri" w:cs="Calibri"/>
         </w:rPr>
-        <w:t>Band-limited covariance matrices</w:t>
+        <w:t>Band-</w:t>
+      </w:r>
+      <w:proofErr w:type="spellStart"/>
+      <w:r>
+        <w:rPr>
+          <w:rFonts w:ascii="Calibri" w:hAnsi="Calibri" w:cs="Calibri"/>
+        </w:rPr>
+        <w:t>limited</w:t>
+      </w:r>
+      <w:proofErr w:type="spellEnd"/>
+      <w:r>
+        <w:rPr>
+          <w:rFonts w:ascii="Calibri" w:hAnsi="Calibri" w:cs="Calibri"/>
+        </w:rPr>
+        <w:t xml:space="preserve"> covariance matrices</w:t>
       </w:r>
     </w:p>
     <w:p>
@@ -1570,12 +1938,28 @@
           <w:rFonts w:ascii="Calibri" w:hAnsi="Calibri" w:cs="Calibri"/>
         </w:rPr>
       </w:pPr>
-      <w:r>
-        <w:rPr>
-          <w:rFonts w:ascii="Calibri" w:hAnsi="Calibri" w:cs="Calibri"/>
-        </w:rPr>
-        <w:t>Wavelet-based spectral filtering</w:t>
-      </w:r>
+      <w:proofErr w:type="spellStart"/>
+      <w:r>
+        <w:rPr>
+          <w:rFonts w:ascii="Calibri" w:hAnsi="Calibri" w:cs="Calibri"/>
+        </w:rPr>
+        <w:t>Wavelet-based</w:t>
+      </w:r>
+      <w:proofErr w:type="spellEnd"/>
+      <w:r>
+        <w:rPr>
+          <w:rFonts w:ascii="Calibri" w:hAnsi="Calibri" w:cs="Calibri"/>
+        </w:rPr>
+        <w:t xml:space="preserve"> spectral </w:t>
+      </w:r>
+      <w:proofErr w:type="spellStart"/>
+      <w:r>
+        <w:rPr>
+          <w:rFonts w:ascii="Calibri" w:hAnsi="Calibri" w:cs="Calibri"/>
+        </w:rPr>
+        <w:t>filtering</w:t>
+      </w:r>
+      <w:proofErr w:type="spellEnd"/>
     </w:p>
     <w:p>
       <w:pPr>
@@ -1625,8 +2009,16 @@
         <w:rPr>
           <w:rFonts w:ascii="Calibri" w:hAnsi="Calibri" w:cs="Calibri"/>
         </w:rPr>
-        <w:t>Covariance estimation quality</w:t>
-      </w:r>
+        <w:t xml:space="preserve">Covariance estimation </w:t>
+      </w:r>
+      <w:proofErr w:type="spellStart"/>
+      <w:r>
+        <w:rPr>
+          <w:rFonts w:ascii="Calibri" w:hAnsi="Calibri" w:cs="Calibri"/>
+        </w:rPr>
+        <w:t>quality</w:t>
+      </w:r>
+      <w:proofErr w:type="spellEnd"/>
     </w:p>
     <w:p>
       <w:pPr>
@@ -1680,7 +2072,35 @@
         <w:rPr>
           <w:rFonts w:ascii="Calibri" w:hAnsi="Calibri" w:cs="Calibri"/>
         </w:rPr>
-        <w:t>Time–frequency trade-off</w:t>
+        <w:t>Time–</w:t>
+      </w:r>
+      <w:proofErr w:type="spellStart"/>
+      <w:r>
+        <w:rPr>
+          <w:rFonts w:ascii="Calibri" w:hAnsi="Calibri" w:cs="Calibri"/>
+        </w:rPr>
+        <w:t>frequency</w:t>
+      </w:r>
+      <w:proofErr w:type="spellEnd"/>
+      <w:r>
+        <w:rPr>
+          <w:rFonts w:ascii="Calibri" w:hAnsi="Calibri" w:cs="Calibri"/>
+        </w:rPr>
+        <w:t xml:space="preserve"> </w:t>
+      </w:r>
+      <w:proofErr w:type="spellStart"/>
+      <w:r>
+        <w:rPr>
+          <w:rFonts w:ascii="Calibri" w:hAnsi="Calibri" w:cs="Calibri"/>
+        </w:rPr>
+        <w:t>trade</w:t>
+      </w:r>
+      <w:proofErr w:type="spellEnd"/>
+      <w:r>
+        <w:rPr>
+          <w:rFonts w:ascii="Calibri" w:hAnsi="Calibri" w:cs="Calibri"/>
+        </w:rPr>
+        <w:t>-off</w:t>
       </w:r>
     </w:p>
     <w:p>
@@ -1732,12 +2152,42 @@
           <w:rFonts w:ascii="Calibri" w:hAnsi="Calibri" w:cs="Calibri"/>
         </w:rPr>
       </w:pPr>
-      <w:r>
-        <w:rPr>
-          <w:rFonts w:ascii="Calibri" w:hAnsi="Calibri" w:cs="Calibri"/>
-        </w:rPr>
-        <w:t>Artifact detection sensitivity</w:t>
-      </w:r>
+      <w:proofErr w:type="spellStart"/>
+      <w:r>
+        <w:rPr>
+          <w:rFonts w:ascii="Calibri" w:hAnsi="Calibri" w:cs="Calibri"/>
+        </w:rPr>
+        <w:t>Artifact</w:t>
+      </w:r>
+      <w:proofErr w:type="spellEnd"/>
+      <w:r>
+        <w:rPr>
+          <w:rFonts w:ascii="Calibri" w:hAnsi="Calibri" w:cs="Calibri"/>
+        </w:rPr>
+        <w:t xml:space="preserve"> </w:t>
+      </w:r>
+      <w:proofErr w:type="spellStart"/>
+      <w:r>
+        <w:rPr>
+          <w:rFonts w:ascii="Calibri" w:hAnsi="Calibri" w:cs="Calibri"/>
+        </w:rPr>
+        <w:t>detection</w:t>
+      </w:r>
+      <w:proofErr w:type="spellEnd"/>
+      <w:r>
+        <w:rPr>
+          <w:rFonts w:ascii="Calibri" w:hAnsi="Calibri" w:cs="Calibri"/>
+        </w:rPr>
+        <w:t xml:space="preserve"> </w:t>
+      </w:r>
+      <w:proofErr w:type="spellStart"/>
+      <w:r>
+        <w:rPr>
+          <w:rFonts w:ascii="Calibri" w:hAnsi="Calibri" w:cs="Calibri"/>
+        </w:rPr>
+        <w:t>sensitivity</w:t>
+      </w:r>
+      <w:proofErr w:type="spellEnd"/>
     </w:p>
     <w:p>
       <w:pPr>
@@ -1882,7 +2332,23 @@
           <w:rFonts w:ascii="Calibri" w:hAnsi="Calibri" w:cs="Calibri"/>
           <w:lang w:val="en-US"/>
         </w:rPr>
-        <w:t>Yes. The GEDAI correction is independent of the task and relies on</w:t>
+        <w:t xml:space="preserve">Yes. </w:t>
+      </w:r>
+      <w:proofErr w:type="gramStart"/>
+      <w:r>
+        <w:rPr>
+          <w:rFonts w:ascii="Calibri" w:hAnsi="Calibri" w:cs="Calibri"/>
+          <w:lang w:val="en-US"/>
+        </w:rPr>
+        <w:t>The GEDAI</w:t>
+      </w:r>
+      <w:proofErr w:type="gramEnd"/>
+      <w:r>
+        <w:rPr>
+          <w:rFonts w:ascii="Calibri" w:hAnsi="Calibri" w:cs="Calibri"/>
+          <w:lang w:val="en-US"/>
+        </w:rPr>
+        <w:t xml:space="preserve"> correction is independent of the task and relies on</w:t>
       </w:r>
       <w:r>
         <w:rPr>
@@ -1903,7 +2369,23 @@
           <w:rFonts w:ascii="Calibri" w:hAnsi="Calibri" w:cs="Calibri"/>
           <w:lang w:val="en-US"/>
         </w:rPr>
-        <w:t xml:space="preserve">This artefact rejection depends of : </w:t>
+        <w:t xml:space="preserve">This artefact rejection depends </w:t>
+      </w:r>
+      <w:proofErr w:type="gramStart"/>
+      <w:r>
+        <w:rPr>
+          <w:rFonts w:ascii="Calibri" w:hAnsi="Calibri" w:cs="Calibri"/>
+          <w:lang w:val="en-US"/>
+        </w:rPr>
+        <w:t>of :</w:t>
+      </w:r>
+      <w:proofErr w:type="gramEnd"/>
+      <w:r>
+        <w:rPr>
+          <w:rFonts w:ascii="Calibri" w:hAnsi="Calibri" w:cs="Calibri"/>
+          <w:lang w:val="en-US"/>
+        </w:rPr>
+        <w:t xml:space="preserve"> </w:t>
       </w:r>
     </w:p>
     <w:p>
@@ -1995,12 +2477,21 @@
           <w:lang w:val="en-US"/>
         </w:rPr>
       </w:pPr>
-      <w:r>
-        <w:rPr>
-          <w:rFonts w:ascii="Calibri" w:hAnsi="Calibri" w:cs="Calibri"/>
-          <w:lang w:val="en-US"/>
-        </w:rPr>
-        <w:t xml:space="preserve">the fact that the sources are intracerebral and </w:t>
+      <w:proofErr w:type="gramStart"/>
+      <w:r>
+        <w:rPr>
+          <w:rFonts w:ascii="Calibri" w:hAnsi="Calibri" w:cs="Calibri"/>
+          <w:lang w:val="en-US"/>
+        </w:rPr>
+        <w:t>the</w:t>
+      </w:r>
+      <w:proofErr w:type="gramEnd"/>
+      <w:r>
+        <w:rPr>
+          <w:rFonts w:ascii="Calibri" w:hAnsi="Calibri" w:cs="Calibri"/>
+          <w:lang w:val="en-US"/>
+        </w:rPr>
+        <w:t xml:space="preserve"> fact that the sources are intracerebral and </w:t>
       </w:r>
       <w:r>
         <w:rPr>
@@ -2166,7 +2657,23 @@
           <w:rFonts w:ascii="Calibri" w:hAnsi="Calibri" w:cs="Calibri"/>
           <w:lang w:val="en-US"/>
         </w:rPr>
-        <w:t xml:space="preserve">As the correction is based on the spatial distribution of the electrodes, it should be reasonable (medium head size, symmetric layout, more or less standard </w:t>
+        <w:t xml:space="preserve">As the correction is based on the spatial distribution of the electrodes, it should be reasonable (medium head size, symmetric layout, </w:t>
+      </w:r>
+      <w:proofErr w:type="gramStart"/>
+      <w:r>
+        <w:rPr>
+          <w:rFonts w:ascii="Calibri" w:hAnsi="Calibri" w:cs="Calibri"/>
+          <w:lang w:val="en-US"/>
+        </w:rPr>
+        <w:t>more or less standard</w:t>
+      </w:r>
+      <w:proofErr w:type="gramEnd"/>
+      <w:r>
+        <w:rPr>
+          <w:rFonts w:ascii="Calibri" w:hAnsi="Calibri" w:cs="Calibri"/>
+          <w:lang w:val="en-US"/>
+        </w:rPr>
+        <w:t xml:space="preserve"> </w:t>
       </w:r>
       <w:r>
         <w:rPr>
@@ -2293,7 +2800,23 @@
           <w:lang w:val="en-US"/>
         </w:rPr>
         <w:lastRenderedPageBreak/>
-        <w:t xml:space="preserve">noise using either a 50 Hz notch filter or the CleanLine toolbox. If you are working with a raw signal, you will need to use the 'Low-cut frequency (Hz)' parameter from the GEDAI toolbox to apply a high-pass filter before artefact correction. </w:t>
+        <w:t xml:space="preserve">noise using either a 50 Hz notch filter or the </w:t>
+      </w:r>
+      <w:proofErr w:type="spellStart"/>
+      <w:r>
+        <w:rPr>
+          <w:rFonts w:ascii="Calibri" w:hAnsi="Calibri" w:cs="Calibri"/>
+          <w:lang w:val="en-US"/>
+        </w:rPr>
+        <w:t>CleanLine</w:t>
+      </w:r>
+      <w:proofErr w:type="spellEnd"/>
+      <w:r>
+        <w:rPr>
+          <w:rFonts w:ascii="Calibri" w:hAnsi="Calibri" w:cs="Calibri"/>
+          <w:lang w:val="en-US"/>
+        </w:rPr>
+        <w:t xml:space="preserve"> toolbox. If you are working with a raw signal, you will need to use the 'Low-cut frequency (Hz)' parameter from the GEDAI toolbox to apply a high-pass filter before artefact correction. </w:t>
       </w:r>
     </w:p>
     <w:p>
@@ -2425,7 +2948,23 @@
           <w:rFonts w:ascii="Calibri" w:hAnsi="Calibri" w:cs="Calibri"/>
           <w:lang w:val="en-US"/>
         </w:rPr>
-        <w:t xml:space="preserve"> after interpolation, in order to remove the impact of bad channels.</w:t>
+        <w:t xml:space="preserve"> after interpolation, </w:t>
+      </w:r>
+      <w:proofErr w:type="gramStart"/>
+      <w:r>
+        <w:rPr>
+          <w:rFonts w:ascii="Calibri" w:hAnsi="Calibri" w:cs="Calibri"/>
+          <w:lang w:val="en-US"/>
+        </w:rPr>
+        <w:t>in order to</w:t>
+      </w:r>
+      <w:proofErr w:type="gramEnd"/>
+      <w:r>
+        <w:rPr>
+          <w:rFonts w:ascii="Calibri" w:hAnsi="Calibri" w:cs="Calibri"/>
+          <w:lang w:val="en-US"/>
+        </w:rPr>
+        <w:t xml:space="preserve"> remove the impact of bad channels.</w:t>
       </w:r>
     </w:p>
     <w:p>
@@ -2740,12 +3279,37 @@
           <w:lang w:val="en-US"/>
         </w:rPr>
       </w:pPr>
-      <w:r>
-        <w:rPr>
-          <w:rFonts w:ascii="Calibri" w:hAnsi="Calibri" w:cs="Calibri"/>
-          <w:lang w:val="en-US"/>
-        </w:rPr>
-        <w:t>Epoching: Use the Epoching module as usual to create your Evoked Related Potential (ERP) files.</w:t>
+      <w:proofErr w:type="spellStart"/>
+      <w:r>
+        <w:rPr>
+          <w:rFonts w:ascii="Calibri" w:hAnsi="Calibri" w:cs="Calibri"/>
+          <w:lang w:val="en-US"/>
+        </w:rPr>
+        <w:t>Epoching</w:t>
+      </w:r>
+      <w:proofErr w:type="spellEnd"/>
+      <w:r>
+        <w:rPr>
+          <w:rFonts w:ascii="Calibri" w:hAnsi="Calibri" w:cs="Calibri"/>
+          <w:lang w:val="en-US"/>
+        </w:rPr>
+        <w:t xml:space="preserve">: Use the </w:t>
+      </w:r>
+      <w:proofErr w:type="spellStart"/>
+      <w:r>
+        <w:rPr>
+          <w:rFonts w:ascii="Calibri" w:hAnsi="Calibri" w:cs="Calibri"/>
+          <w:lang w:val="en-US"/>
+        </w:rPr>
+        <w:t>Epoching</w:t>
+      </w:r>
+      <w:proofErr w:type="spellEnd"/>
+      <w:r>
+        <w:rPr>
+          <w:rFonts w:ascii="Calibri" w:hAnsi="Calibri" w:cs="Calibri"/>
+          <w:lang w:val="en-US"/>
+        </w:rPr>
+        <w:t xml:space="preserve"> module as usual to create your Evoked Related Potential (ERP) files.</w:t>
       </w:r>
     </w:p>
     <w:p>

--- a/Manuels/Manuel_GEDAI_module.docx
+++ b/Manuels/Manuel_GEDAI_module.docx
@@ -61,14 +61,14 @@
           <w:rFonts w:ascii="Calibri" w:hAnsi="Calibri" w:cs="Calibri"/>
           <w:lang w:val="en-US"/>
         </w:rPr>
-        <w:t>2.0</w:t>
-      </w:r>
-      <w:r>
-        <w:rPr>
-          <w:rFonts w:ascii="Calibri" w:hAnsi="Calibri" w:cs="Calibri"/>
-          <w:lang w:val="en-US"/>
-        </w:rPr>
-        <w:t>2</w:t>
+        <w:t>2.</w:t>
+      </w:r>
+      <w:r>
+        <w:rPr>
+          <w:rFonts w:ascii="Calibri" w:hAnsi="Calibri" w:cs="Calibri"/>
+          <w:lang w:val="en-US"/>
+        </w:rPr>
+        <w:t>16</w:t>
       </w:r>
       <w:r>
         <w:rPr>
@@ -82,7 +82,7 @@
           <w:rFonts w:ascii="Calibri" w:hAnsi="Calibri" w:cs="Calibri"/>
           <w:lang w:val="en-US"/>
         </w:rPr>
-        <w:t>03</w:t>
+        <w:t>25</w:t>
       </w:r>
       <w:r>
         <w:rPr>
@@ -96,7 +96,14 @@
           <w:rFonts w:ascii="Calibri" w:hAnsi="Calibri" w:cs="Calibri"/>
           <w:lang w:val="en-US"/>
         </w:rPr>
-        <w:t>01</w:t>
+        <w:t>0</w:t>
+      </w:r>
+      <w:r>
+        <w:rPr>
+          <w:rFonts w:ascii="Calibri" w:hAnsi="Calibri" w:cs="Calibri"/>
+          <w:lang w:val="en-US"/>
+        </w:rPr>
+        <w:t>8</w:t>
       </w:r>
       <w:r>
         <w:rPr>
@@ -259,23 +266,7 @@
           <w:rFonts w:ascii="Calibri" w:hAnsi="Calibri" w:cs="Calibri"/>
           <w:lang w:val="en-US"/>
         </w:rPr>
-        <w:t>Based on prior knowledge of the brain’s 'signal' subspace (i.e. its spatial covariance), the authors computed a matrix that corresponds to the theoretical EEG signal if all cortical sources were active simultaneously. This matrix is computed based solely on the spatial distribution of the electrodes (synthetic signal</w:t>
-      </w:r>
-      <w:proofErr w:type="gramStart"/>
-      <w:r>
-        <w:rPr>
-          <w:rFonts w:ascii="Calibri" w:hAnsi="Calibri" w:cs="Calibri"/>
-          <w:lang w:val="en-US"/>
-        </w:rPr>
-        <w:t>), and</w:t>
-      </w:r>
-      <w:proofErr w:type="gramEnd"/>
-      <w:r>
-        <w:rPr>
-          <w:rFonts w:ascii="Calibri" w:hAnsi="Calibri" w:cs="Calibri"/>
-          <w:lang w:val="en-US"/>
-        </w:rPr>
-        <w:t xml:space="preserve"> is therefore completely free from artefacts. The GEDAI toolbox then uses generalized eigenvalue decomposition (GEVD) to compare your real data with this theoretical perfect signal. This allows you to effectively separate source components belonging to the artefact subspace from those belonging to the brain subspace. The result is a new version of your EEG signal containing only the most probable brain signal (without artefact). This provides better results </w:t>
+        <w:t xml:space="preserve">Based on prior knowledge of the brain’s 'signal' subspace (i.e. its spatial covariance), the authors computed a matrix that corresponds to the theoretical EEG signal if all cortical sources were active simultaneously. This matrix is computed based solely on the spatial distribution of the electrodes (synthetic signal), and is therefore completely free from artefacts. The GEDAI toolbox then uses generalized eigenvalue decomposition (GEVD) to compare your real data with this theoretical perfect signal. This allows you to effectively separate source components belonging to the artefact subspace from those belonging to the brain subspace. The result is a new version of your EEG signal containing only the most probable brain signal (without artefact). This provides better results </w:t>
       </w:r>
       <w:r>
         <w:rPr>
@@ -567,7 +558,6 @@
           <w:lang w:val="en-US"/>
         </w:rPr>
       </w:pPr>
-      <w:proofErr w:type="gramStart"/>
       <w:r>
         <w:rPr>
           <w:rFonts w:ascii="Calibri" w:hAnsi="Calibri" w:cs="Calibri"/>
@@ -582,15 +572,7 @@
           <w:rFonts w:ascii="Calibri" w:hAnsi="Calibri" w:cs="Calibri"/>
           <w:lang w:val="en-US"/>
         </w:rPr>
-        <w:t xml:space="preserve"> :</w:t>
-      </w:r>
-      <w:proofErr w:type="gramEnd"/>
-      <w:r>
-        <w:rPr>
-          <w:rFonts w:ascii="Calibri" w:hAnsi="Calibri" w:cs="Calibri"/>
-          <w:lang w:val="en-US"/>
-        </w:rPr>
-        <w:t xml:space="preserve"> Default option: </w:t>
+        <w:t xml:space="preserve"> : Default option: </w:t>
       </w:r>
     </w:p>
     <w:p>
@@ -794,39 +776,6 @@
         </w:rPr>
         <w:t xml:space="preserve"> </w:t>
       </w:r>
-      <w:r>
-        <w:rPr>
-          <w:rFonts w:ascii="Calibri" w:hAnsi="Calibri" w:cs="Calibri"/>
-          <w:lang w:val="en-US"/>
-        </w:rPr>
-        <w:br/>
-      </w:r>
-      <w:r>
-        <w:rPr>
-          <w:rFonts w:ascii="Calibri" w:hAnsi="Calibri" w:cs="Calibri"/>
-          <w:highlight w:val="yellow"/>
-          <w:lang w:val="en-US"/>
-        </w:rPr>
-        <w:t xml:space="preserve">A third option </w:t>
-      </w:r>
-      <w:r>
-        <w:rPr>
-          <w:rFonts w:ascii="Calibri" w:hAnsi="Calibri" w:cs="Calibri"/>
-          <w:b/>
-          <w:bCs/>
-          <w:highlight w:val="yellow"/>
-          <w:lang w:val="en-US"/>
-        </w:rPr>
-        <w:t>warped</w:t>
-      </w:r>
-      <w:r>
-        <w:rPr>
-          <w:rFonts w:ascii="Calibri" w:hAnsi="Calibri" w:cs="Calibri"/>
-          <w:highlight w:val="yellow"/>
-          <w:lang w:val="en-US"/>
-        </w:rPr>
-        <w:t xml:space="preserve"> is now available. ………..</w:t>
-      </w:r>
     </w:p>
     <w:p>
       <w:pPr>
@@ -1239,23 +1188,7 @@
           <w:rFonts w:ascii="Calibri" w:hAnsi="Calibri" w:cs="Calibri"/>
           <w:lang w:val="en-US"/>
         </w:rPr>
-        <w:t xml:space="preserve">The suffix added to the </w:t>
-      </w:r>
-      <w:proofErr w:type="gramStart"/>
-      <w:r>
-        <w:rPr>
-          <w:rFonts w:ascii="Calibri" w:hAnsi="Calibri" w:cs="Calibri"/>
-          <w:lang w:val="en-US"/>
-        </w:rPr>
-        <w:t>input filename</w:t>
-      </w:r>
-      <w:proofErr w:type="gramEnd"/>
-      <w:r>
-        <w:rPr>
-          <w:rFonts w:ascii="Calibri" w:hAnsi="Calibri" w:cs="Calibri"/>
-          <w:lang w:val="en-US"/>
-        </w:rPr>
-        <w:t xml:space="preserve"> to obtain the output filename</w:t>
+        <w:t>The suffix added to the input filename to obtain the output filename</w:t>
       </w:r>
       <w:r>
         <w:rPr>
@@ -1710,16 +1643,8 @@
         <w:rPr>
           <w:rFonts w:ascii="Calibri" w:hAnsi="Calibri" w:cs="Calibri"/>
         </w:rPr>
-        <w:t xml:space="preserve">With the default </w:t>
-      </w:r>
-      <w:proofErr w:type="gramStart"/>
-      <w:r>
-        <w:rPr>
-          <w:rFonts w:ascii="Calibri" w:hAnsi="Calibri" w:cs="Calibri"/>
-        </w:rPr>
-        <w:t>value:</w:t>
-      </w:r>
-      <w:proofErr w:type="gramEnd"/>
+        <w:t>With the default value:</w:t>
+      </w:r>
     </w:p>
     <w:p>
       <w:pPr>
@@ -1767,7 +1692,6 @@
         </w:rPr>
       </w:pPr>
       <w:proofErr w:type="spellStart"/>
-      <w:proofErr w:type="gramStart"/>
       <w:r>
         <w:rPr>
           <w:rFonts w:ascii="Calibri" w:hAnsi="Calibri" w:cs="Calibri"/>
@@ -1781,7 +1705,6 @@
         </w:rPr>
         <w:t>:</w:t>
       </w:r>
-      <w:proofErr w:type="gramEnd"/>
     </w:p>
     <w:p>
       <w:pPr>
@@ -1886,16 +1809,8 @@
         <w:rPr>
           <w:rFonts w:ascii="Calibri" w:hAnsi="Calibri" w:cs="Calibri"/>
         </w:rPr>
-        <w:t xml:space="preserve">GEDAI relies </w:t>
-      </w:r>
-      <w:proofErr w:type="gramStart"/>
-      <w:r>
-        <w:rPr>
-          <w:rFonts w:ascii="Calibri" w:hAnsi="Calibri" w:cs="Calibri"/>
-        </w:rPr>
-        <w:t>on:</w:t>
-      </w:r>
-      <w:proofErr w:type="gramEnd"/>
+        <w:t>GEDAI relies on:</w:t>
+      </w:r>
     </w:p>
     <w:p>
       <w:pPr>
@@ -2332,23 +2247,7 @@
           <w:rFonts w:ascii="Calibri" w:hAnsi="Calibri" w:cs="Calibri"/>
           <w:lang w:val="en-US"/>
         </w:rPr>
-        <w:t xml:space="preserve">Yes. </w:t>
-      </w:r>
-      <w:proofErr w:type="gramStart"/>
-      <w:r>
-        <w:rPr>
-          <w:rFonts w:ascii="Calibri" w:hAnsi="Calibri" w:cs="Calibri"/>
-          <w:lang w:val="en-US"/>
-        </w:rPr>
-        <w:t>The GEDAI</w:t>
-      </w:r>
-      <w:proofErr w:type="gramEnd"/>
-      <w:r>
-        <w:rPr>
-          <w:rFonts w:ascii="Calibri" w:hAnsi="Calibri" w:cs="Calibri"/>
-          <w:lang w:val="en-US"/>
-        </w:rPr>
-        <w:t xml:space="preserve"> correction is independent of the task and relies on</w:t>
+        <w:t>Yes. The GEDAI correction is independent of the task and relies on</w:t>
       </w:r>
       <w:r>
         <w:rPr>
@@ -2369,23 +2268,7 @@
           <w:rFonts w:ascii="Calibri" w:hAnsi="Calibri" w:cs="Calibri"/>
           <w:lang w:val="en-US"/>
         </w:rPr>
-        <w:t xml:space="preserve">This artefact rejection depends </w:t>
-      </w:r>
-      <w:proofErr w:type="gramStart"/>
-      <w:r>
-        <w:rPr>
-          <w:rFonts w:ascii="Calibri" w:hAnsi="Calibri" w:cs="Calibri"/>
-          <w:lang w:val="en-US"/>
-        </w:rPr>
-        <w:t>of :</w:t>
-      </w:r>
-      <w:proofErr w:type="gramEnd"/>
-      <w:r>
-        <w:rPr>
-          <w:rFonts w:ascii="Calibri" w:hAnsi="Calibri" w:cs="Calibri"/>
-          <w:lang w:val="en-US"/>
-        </w:rPr>
-        <w:t xml:space="preserve"> </w:t>
+        <w:t xml:space="preserve">This artefact rejection depends of : </w:t>
       </w:r>
     </w:p>
     <w:p>
@@ -2477,21 +2360,12 @@
           <w:lang w:val="en-US"/>
         </w:rPr>
       </w:pPr>
-      <w:proofErr w:type="gramStart"/>
-      <w:r>
-        <w:rPr>
-          <w:rFonts w:ascii="Calibri" w:hAnsi="Calibri" w:cs="Calibri"/>
-          <w:lang w:val="en-US"/>
-        </w:rPr>
-        <w:t>the</w:t>
-      </w:r>
-      <w:proofErr w:type="gramEnd"/>
-      <w:r>
-        <w:rPr>
-          <w:rFonts w:ascii="Calibri" w:hAnsi="Calibri" w:cs="Calibri"/>
-          <w:lang w:val="en-US"/>
-        </w:rPr>
-        <w:t xml:space="preserve"> fact that the sources are intracerebral and </w:t>
+      <w:r>
+        <w:rPr>
+          <w:rFonts w:ascii="Calibri" w:hAnsi="Calibri" w:cs="Calibri"/>
+          <w:lang w:val="en-US"/>
+        </w:rPr>
+        <w:t xml:space="preserve">the fact that the sources are intracerebral and </w:t>
       </w:r>
       <w:r>
         <w:rPr>
@@ -2657,23 +2531,7 @@
           <w:rFonts w:ascii="Calibri" w:hAnsi="Calibri" w:cs="Calibri"/>
           <w:lang w:val="en-US"/>
         </w:rPr>
-        <w:t xml:space="preserve">As the correction is based on the spatial distribution of the electrodes, it should be reasonable (medium head size, symmetric layout, </w:t>
-      </w:r>
-      <w:proofErr w:type="gramStart"/>
-      <w:r>
-        <w:rPr>
-          <w:rFonts w:ascii="Calibri" w:hAnsi="Calibri" w:cs="Calibri"/>
-          <w:lang w:val="en-US"/>
-        </w:rPr>
-        <w:t>more or less standard</w:t>
-      </w:r>
-      <w:proofErr w:type="gramEnd"/>
-      <w:r>
-        <w:rPr>
-          <w:rFonts w:ascii="Calibri" w:hAnsi="Calibri" w:cs="Calibri"/>
-          <w:lang w:val="en-US"/>
-        </w:rPr>
-        <w:t xml:space="preserve"> </w:t>
+        <w:t xml:space="preserve">As the correction is based on the spatial distribution of the electrodes, it should be reasonable (medium head size, symmetric layout, more or less standard </w:t>
       </w:r>
       <w:r>
         <w:rPr>
@@ -2948,23 +2806,7 @@
           <w:rFonts w:ascii="Calibri" w:hAnsi="Calibri" w:cs="Calibri"/>
           <w:lang w:val="en-US"/>
         </w:rPr>
-        <w:t xml:space="preserve"> after interpolation, </w:t>
-      </w:r>
-      <w:proofErr w:type="gramStart"/>
-      <w:r>
-        <w:rPr>
-          <w:rFonts w:ascii="Calibri" w:hAnsi="Calibri" w:cs="Calibri"/>
-          <w:lang w:val="en-US"/>
-        </w:rPr>
-        <w:t>in order to</w:t>
-      </w:r>
-      <w:proofErr w:type="gramEnd"/>
-      <w:r>
-        <w:rPr>
-          <w:rFonts w:ascii="Calibri" w:hAnsi="Calibri" w:cs="Calibri"/>
-          <w:lang w:val="en-US"/>
-        </w:rPr>
-        <w:t xml:space="preserve"> remove the impact of bad channels.</w:t>
+        <w:t xml:space="preserve"> after interpolation, in order to remove the impact of bad channels.</w:t>
       </w:r>
     </w:p>
     <w:p>

--- a/Manuels/Manuel_GEDAI_module.docx
+++ b/Manuels/Manuel_GEDAI_module.docx
@@ -82,7 +82,7 @@
           <w:rFonts w:ascii="Calibri" w:hAnsi="Calibri" w:cs="Calibri"/>
           <w:lang w:val="en-US"/>
         </w:rPr>
-        <w:t>25</w:t>
+        <w:t>05</w:t>
       </w:r>
       <w:r>
         <w:rPr>
@@ -103,7 +103,7 @@
           <w:rFonts w:ascii="Calibri" w:hAnsi="Calibri" w:cs="Calibri"/>
           <w:lang w:val="en-US"/>
         </w:rPr>
-        <w:t>8</w:t>
+        <w:t>9</w:t>
       </w:r>
       <w:r>
         <w:rPr>
@@ -266,7 +266,23 @@
           <w:rFonts w:ascii="Calibri" w:hAnsi="Calibri" w:cs="Calibri"/>
           <w:lang w:val="en-US"/>
         </w:rPr>
-        <w:t xml:space="preserve">Based on prior knowledge of the brain’s 'signal' subspace (i.e. its spatial covariance), the authors computed a matrix that corresponds to the theoretical EEG signal if all cortical sources were active simultaneously. This matrix is computed based solely on the spatial distribution of the electrodes (synthetic signal), and is therefore completely free from artefacts. The GEDAI toolbox then uses generalized eigenvalue decomposition (GEVD) to compare your real data with this theoretical perfect signal. This allows you to effectively separate source components belonging to the artefact subspace from those belonging to the brain subspace. The result is a new version of your EEG signal containing only the most probable brain signal (without artefact). This provides better results </w:t>
+        <w:t>Based on prior knowledge of the brain’s 'signal' subspace (i.e. its spatial covariance), the authors computed a matrix that corresponds to the theoretical EEG signal if all cortical sources were active simultaneously. This matrix is computed based solely on the spatial distribution of the electrodes (synthetic signal</w:t>
+      </w:r>
+      <w:proofErr w:type="gramStart"/>
+      <w:r>
+        <w:rPr>
+          <w:rFonts w:ascii="Calibri" w:hAnsi="Calibri" w:cs="Calibri"/>
+          <w:lang w:val="en-US"/>
+        </w:rPr>
+        <w:t>), and</w:t>
+      </w:r>
+      <w:proofErr w:type="gramEnd"/>
+      <w:r>
+        <w:rPr>
+          <w:rFonts w:ascii="Calibri" w:hAnsi="Calibri" w:cs="Calibri"/>
+          <w:lang w:val="en-US"/>
+        </w:rPr>
+        <w:t xml:space="preserve"> is therefore completely free from artefacts. The GEDAI toolbox then uses generalized eigenvalue decomposition (GEVD) to compare your real data with this theoretical perfect signal. This allows you to effectively separate source components belonging to the artefact subspace from those belonging to the brain subspace. The result is a new version of your EEG signal containing only the most probable brain signal (without artefact). This provides better results </w:t>
       </w:r>
       <w:r>
         <w:rPr>
@@ -404,14 +420,13 @@
       <w:r>
         <w:rPr>
           <w:rFonts w:ascii="Calibri" w:hAnsi="Calibri" w:cs="Calibri"/>
-          <w:noProof/>
           <w:lang w:val="en-US"/>
         </w:rPr>
         <w:drawing>
-          <wp:inline distT="0" distB="0" distL="0" distR="0" wp14:anchorId="46CCB99C" wp14:editId="47C6C8D9">
-            <wp:extent cx="4301900" cy="2755075"/>
-            <wp:effectExtent l="0" t="0" r="3810" b="7620"/>
-            <wp:docPr id="1215369463" name="Picture 1" descr="A screenshot of a computer&#10;&#10;AI-generated content may be incorrect."/>
+          <wp:inline distT="0" distB="0" distL="0" distR="0" wp14:anchorId="21482056" wp14:editId="58569937">
+            <wp:extent cx="4266202" cy="3514725"/>
+            <wp:effectExtent l="0" t="0" r="1270" b="0"/>
+            <wp:docPr id="552657179" name="Picture 1"/>
             <wp:cNvGraphicFramePr>
               <a:graphicFrameLocks xmlns:a="http://schemas.openxmlformats.org/drawingml/2006/main" noChangeAspect="1"/>
             </wp:cNvGraphicFramePr>
@@ -419,7 +434,7 @@
               <a:graphicData uri="http://schemas.openxmlformats.org/drawingml/2006/picture">
                 <pic:pic xmlns:pic="http://schemas.openxmlformats.org/drawingml/2006/picture">
                   <pic:nvPicPr>
-                    <pic:cNvPr id="1215369463" name="Picture 1" descr="A screenshot of a computer&#10;&#10;AI-generated content may be incorrect."/>
+                    <pic:cNvPr id="552657179" name=""/>
                     <pic:cNvPicPr/>
                   </pic:nvPicPr>
                   <pic:blipFill>
@@ -431,7 +446,7 @@
                   <pic:spPr>
                     <a:xfrm>
                       <a:off x="0" y="0"/>
-                      <a:ext cx="4308529" cy="2759321"/>
+                      <a:ext cx="4278029" cy="3524469"/>
                     </a:xfrm>
                     <a:prstGeom prst="rect">
                       <a:avLst/>
@@ -456,29 +471,7 @@
           <w:rFonts w:ascii="Calibri" w:hAnsi="Calibri" w:cs="Calibri"/>
           <w:lang w:val="en-US"/>
         </w:rPr>
-        <w:br w:type="page"/>
-      </w:r>
-    </w:p>
-    <w:p>
-      <w:pPr>
-        <w:rPr>
-          <w:rFonts w:ascii="Calibri" w:hAnsi="Calibri" w:cs="Calibri"/>
-          <w:lang w:val="en-US"/>
-        </w:rPr>
-      </w:pPr>
-    </w:p>
-    <w:p>
-      <w:pPr>
-        <w:rPr>
-          <w:rFonts w:ascii="Calibri" w:hAnsi="Calibri" w:cs="Calibri"/>
-          <w:lang w:val="en-US"/>
-        </w:rPr>
-      </w:pPr>
-      <w:r>
-        <w:rPr>
-          <w:rFonts w:ascii="Calibri" w:hAnsi="Calibri" w:cs="Calibri"/>
-          <w:lang w:val="en-US"/>
-        </w:rPr>
+        <w:lastRenderedPageBreak/>
         <w:t>Pannel A</w:t>
       </w:r>
       <w:r>
@@ -487,6 +480,13 @@
           <w:lang w:val="en-US"/>
         </w:rPr>
         <w:t>:</w:t>
+      </w:r>
+      <w:r>
+        <w:rPr>
+          <w:rFonts w:ascii="Calibri" w:hAnsi="Calibri" w:cs="Calibri"/>
+          <w:lang w:val="en-US"/>
+        </w:rPr>
+        <w:t xml:space="preserve"> Main option</w:t>
       </w:r>
     </w:p>
     <w:p>
@@ -558,6 +558,7 @@
           <w:lang w:val="en-US"/>
         </w:rPr>
       </w:pPr>
+      <w:proofErr w:type="gramStart"/>
       <w:r>
         <w:rPr>
           <w:rFonts w:ascii="Calibri" w:hAnsi="Calibri" w:cs="Calibri"/>
@@ -572,7 +573,15 @@
           <w:rFonts w:ascii="Calibri" w:hAnsi="Calibri" w:cs="Calibri"/>
           <w:lang w:val="en-US"/>
         </w:rPr>
-        <w:t xml:space="preserve"> : Default option: </w:t>
+        <w:t xml:space="preserve"> :</w:t>
+      </w:r>
+      <w:proofErr w:type="gramEnd"/>
+      <w:r>
+        <w:rPr>
+          <w:rFonts w:ascii="Calibri" w:hAnsi="Calibri" w:cs="Calibri"/>
+          <w:lang w:val="en-US"/>
+        </w:rPr>
+        <w:t xml:space="preserve"> Default option: </w:t>
       </w:r>
     </w:p>
     <w:p>
@@ -868,6 +877,52 @@
     </w:p>
     <w:p>
       <w:pPr>
+        <w:ind w:left="360"/>
+        <w:rPr>
+          <w:rFonts w:ascii="Calibri" w:hAnsi="Calibri" w:cs="Calibri"/>
+          <w:lang w:val="en-US"/>
+        </w:rPr>
+      </w:pPr>
+    </w:p>
+    <w:p>
+      <w:pPr>
+        <w:ind w:left="360"/>
+        <w:rPr>
+          <w:rFonts w:ascii="Calibri" w:hAnsi="Calibri" w:cs="Calibri"/>
+          <w:lang w:val="en-US"/>
+        </w:rPr>
+      </w:pPr>
+      <w:r>
+        <w:rPr>
+          <w:rFonts w:ascii="Calibri" w:hAnsi="Calibri" w:cs="Calibri"/>
+          <w:lang w:val="en-US"/>
+        </w:rPr>
+        <w:t xml:space="preserve">Pannel </w:t>
+      </w:r>
+      <w:r>
+        <w:rPr>
+          <w:rFonts w:ascii="Calibri" w:hAnsi="Calibri" w:cs="Calibri"/>
+          <w:lang w:val="en-US"/>
+        </w:rPr>
+        <w:t>B</w:t>
+      </w:r>
+      <w:r>
+        <w:rPr>
+          <w:rFonts w:ascii="Calibri" w:hAnsi="Calibri" w:cs="Calibri"/>
+          <w:lang w:val="en-US"/>
+        </w:rPr>
+        <w:t xml:space="preserve">: </w:t>
+      </w:r>
+      <w:r>
+        <w:rPr>
+          <w:rFonts w:ascii="Calibri" w:hAnsi="Calibri" w:cs="Calibri"/>
+          <w:lang w:val="en-US"/>
+        </w:rPr>
+        <w:t>Optional parameters</w:t>
+      </w:r>
+    </w:p>
+    <w:p>
+      <w:pPr>
         <w:pStyle w:val="ListParagraph"/>
         <w:numPr>
           <w:ilvl w:val="0"/>
@@ -883,21 +938,14 @@
           <w:rFonts w:ascii="Calibri" w:hAnsi="Calibri" w:cs="Calibri"/>
           <w:lang w:val="en-US"/>
         </w:rPr>
-        <w:t xml:space="preserve">This option allows you to remove part of the signal rather than denoise it. Epochs are rejected based on Explained Noise Variance (ENOVA). </w:t>
-      </w:r>
-      <w:r>
-        <w:rPr>
-          <w:rFonts w:ascii="Calibri" w:hAnsi="Calibri" w:cs="Calibri"/>
-          <w:lang w:val="en-US"/>
-        </w:rPr>
-        <w:t>Setting the threshold to 0.9 will result in the rejection of all epochs in which more than 90% of the signal is identified as noise. A smaller value will lead to more conservative processing. The toolbox automatically adjusts the position of EEG events recorded in MRK files.</w:t>
-      </w:r>
-      <w:r>
-        <w:rPr>
-          <w:rFonts w:ascii="Calibri" w:hAnsi="Calibri" w:cs="Calibri"/>
-          <w:lang w:val="en-US"/>
-        </w:rPr>
-        <w:t xml:space="preserve">  </w:t>
+        <w:t xml:space="preserve">In the case of a very long recording (for example, a sleep recording), you can expect the noise pattern to change over time due to factors such as gel drying or changes in the participant's sweat pattern. This is what we call the non-stationarity of the noise pattern. This option allows you to cut your recording into several sections and recompute the noise threshold for each section. This allows for the most accurate noise correction possible. </w:t>
+      </w:r>
+      <w:r>
+        <w:rPr>
+          <w:rFonts w:ascii="Calibri" w:hAnsi="Calibri" w:cs="Calibri"/>
+          <w:lang w:val="en-US"/>
+        </w:rPr>
+        <w:t xml:space="preserve"> </w:t>
       </w:r>
       <w:r>
         <w:rPr>
@@ -909,111 +957,16 @@
       <w:r>
         <w:rPr>
           <w:rFonts w:ascii="Calibri" w:hAnsi="Calibri" w:cs="Calibri"/>
-          <w:b/>
-          <w:bCs/>
-          <w:color w:val="EE0000"/>
-          <w:lang w:val="en-US"/>
-        </w:rPr>
-        <w:t>This option is NOT RECOMMENDED for an ERP study!</w:t>
-      </w:r>
-      <w:r>
-        <w:rPr>
-          <w:rFonts w:ascii="Calibri" w:hAnsi="Calibri" w:cs="Calibri"/>
-          <w:lang w:val="en-US"/>
-        </w:rPr>
-        <w:t xml:space="preserve"> </w:t>
-      </w:r>
-      <w:r>
-        <w:rPr>
-          <w:rFonts w:ascii="Calibri" w:hAnsi="Calibri" w:cs="Calibri"/>
-          <w:lang w:val="en-US"/>
-        </w:rPr>
-        <w:t xml:space="preserve">Indeed, the epochs used by GEDAI (typically 1 s) are independent of the </w:t>
-      </w:r>
-      <w:r>
-        <w:rPr>
-          <w:rFonts w:ascii="Calibri" w:hAnsi="Calibri" w:cs="Calibri"/>
-          <w:lang w:val="en-US"/>
-        </w:rPr>
-        <w:t>events (triggers/</w:t>
-      </w:r>
-      <w:r>
-        <w:rPr>
-          <w:rFonts w:ascii="Calibri" w:hAnsi="Calibri" w:cs="Calibri"/>
-          <w:lang w:val="en-US"/>
-        </w:rPr>
-        <w:t>markers</w:t>
-      </w:r>
-      <w:r>
-        <w:rPr>
-          <w:rFonts w:ascii="Calibri" w:hAnsi="Calibri" w:cs="Calibri"/>
-          <w:lang w:val="en-US"/>
-        </w:rPr>
-        <w:t>)</w:t>
-      </w:r>
-      <w:r>
-        <w:rPr>
-          <w:rFonts w:ascii="Calibri" w:hAnsi="Calibri" w:cs="Calibri"/>
-          <w:lang w:val="en-US"/>
-        </w:rPr>
-        <w:t xml:space="preserve"> in the file. This means that epochs </w:t>
-      </w:r>
-      <w:proofErr w:type="spellStart"/>
-      <w:r>
-        <w:rPr>
-          <w:rFonts w:ascii="Calibri" w:hAnsi="Calibri" w:cs="Calibri"/>
-          <w:lang w:val="en-US"/>
-        </w:rPr>
-        <w:t>centred</w:t>
-      </w:r>
-      <w:proofErr w:type="spellEnd"/>
-      <w:r>
-        <w:rPr>
-          <w:rFonts w:ascii="Calibri" w:hAnsi="Calibri" w:cs="Calibri"/>
-          <w:lang w:val="en-US"/>
-        </w:rPr>
-        <w:t xml:space="preserve"> on events (triggers/markers) used for averaging could be truncated. This is why using this option for an ERP study is strongly not recommended, and the artefact rejection options in the </w:t>
-      </w:r>
-      <w:proofErr w:type="spellStart"/>
-      <w:r>
-        <w:rPr>
-          <w:rFonts w:ascii="Calibri" w:hAnsi="Calibri" w:cs="Calibri"/>
-          <w:i/>
-          <w:iCs/>
-          <w:lang w:val="en-US"/>
-        </w:rPr>
-        <w:t>Epoching</w:t>
-      </w:r>
-      <w:proofErr w:type="spellEnd"/>
-      <w:r>
-        <w:rPr>
-          <w:rFonts w:ascii="Calibri" w:hAnsi="Calibri" w:cs="Calibri"/>
-          <w:i/>
-          <w:iCs/>
-          <w:lang w:val="en-US"/>
-        </w:rPr>
-        <w:t xml:space="preserve"> module</w:t>
-      </w:r>
-      <w:r>
-        <w:rPr>
-          <w:rFonts w:ascii="Calibri" w:hAnsi="Calibri" w:cs="Calibri"/>
-          <w:lang w:val="en-US"/>
-        </w:rPr>
-        <w:t xml:space="preserve"> should be used instead. </w:t>
-      </w:r>
-      <w:r>
-        <w:rPr>
-          <w:rFonts w:ascii="Calibri" w:hAnsi="Calibri" w:cs="Calibri"/>
-          <w:lang w:val="en-US"/>
-        </w:rPr>
-        <w:t xml:space="preserve">Keep this option for resting state recording. </w:t>
-      </w:r>
-      <w:r>
-        <w:rPr>
-          <w:rFonts w:ascii="Calibri" w:hAnsi="Calibri" w:cs="Calibri"/>
-          <w:lang w:val="en-US"/>
-        </w:rPr>
-        <w:t xml:space="preserve"> </w:t>
+          <w:lang w:val="en-US"/>
+        </w:rPr>
+        <w:t>GEDAI uses a sliding window with 50% overlap. This means that if you enter a window duration of 1,200 seconds (20 minutes), GEDAI will compute the noise threshold of the signal over windows of 0–20 minutes, 10–30 minutes, 20–40 minutes and 30–50 minutes.</w:t>
+      </w:r>
+      <w:r>
+        <w:rPr>
+          <w:rFonts w:ascii="Calibri" w:hAnsi="Calibri" w:cs="Calibri"/>
+          <w:lang w:val="en-US"/>
+        </w:rPr>
+        <w:t xml:space="preserve"> See the FAQ for a discussion on the windows size.</w:t>
       </w:r>
     </w:p>
     <w:p>
@@ -1033,23 +986,73 @@
           <w:rFonts w:ascii="Calibri" w:hAnsi="Calibri" w:cs="Calibri"/>
           <w:lang w:val="en-US"/>
         </w:rPr>
-        <w:t xml:space="preserve">This option allows you to speed up processing by using multiple threads. This option is only available if you have the </w:t>
+        <w:t xml:space="preserve">This option allows you to remove part of the signal rather than denoise it. Epochs are rejected based on Explained Noise Variance (ENOVA). </w:t>
+      </w:r>
+      <w:r>
+        <w:rPr>
+          <w:rFonts w:ascii="Calibri" w:hAnsi="Calibri" w:cs="Calibri"/>
+          <w:lang w:val="en-US"/>
+        </w:rPr>
+        <w:t>Setting the threshold to 0.9 will result in the rejection of all epochs in which more than 90% of the signal is identified as noise. A smaller value will lead to more conservative processing. The toolbox automatically adjusts the position of EEG events recorded in MRK files.</w:t>
+      </w:r>
+      <w:r>
+        <w:rPr>
+          <w:rFonts w:ascii="Calibri" w:hAnsi="Calibri" w:cs="Calibri"/>
+          <w:lang w:val="en-US"/>
+        </w:rPr>
+        <w:t xml:space="preserve">  </w:t>
+      </w:r>
+      <w:r>
+        <w:rPr>
+          <w:rFonts w:ascii="Calibri" w:hAnsi="Calibri" w:cs="Calibri"/>
+          <w:lang w:val="en-US"/>
+        </w:rPr>
+        <w:br/>
       </w:r>
       <w:r>
         <w:rPr>
           <w:rFonts w:ascii="Calibri" w:hAnsi="Calibri" w:cs="Calibri"/>
           <w:b/>
           <w:bCs/>
-          <w:lang w:val="en-US"/>
-        </w:rPr>
-        <w:t>Parallel Computing Toolbox</w:t>
-      </w:r>
-      <w:r>
-        <w:rPr>
-          <w:rFonts w:ascii="Calibri" w:hAnsi="Calibri" w:cs="Calibri"/>
-          <w:lang w:val="en-US"/>
-        </w:rPr>
-        <w:t xml:space="preserve"> from MathWorks installed in your </w:t>
+          <w:color w:val="EE0000"/>
+          <w:lang w:val="en-US"/>
+        </w:rPr>
+        <w:t>This option is NOT RECOMMENDED for an ERP study!</w:t>
+      </w:r>
+      <w:r>
+        <w:rPr>
+          <w:rFonts w:ascii="Calibri" w:hAnsi="Calibri" w:cs="Calibri"/>
+          <w:lang w:val="en-US"/>
+        </w:rPr>
+        <w:t xml:space="preserve"> Indeed, the epochs used by GEDAI (typically 1 s) are independent of the </w:t>
+      </w:r>
+      <w:r>
+        <w:rPr>
+          <w:rFonts w:ascii="Calibri" w:hAnsi="Calibri" w:cs="Calibri"/>
+          <w:lang w:val="en-US"/>
+        </w:rPr>
+        <w:t>events (triggers/</w:t>
+      </w:r>
+      <w:r>
+        <w:rPr>
+          <w:rFonts w:ascii="Calibri" w:hAnsi="Calibri" w:cs="Calibri"/>
+          <w:lang w:val="en-US"/>
+        </w:rPr>
+        <w:t>markers</w:t>
+      </w:r>
+      <w:r>
+        <w:rPr>
+          <w:rFonts w:ascii="Calibri" w:hAnsi="Calibri" w:cs="Calibri"/>
+          <w:lang w:val="en-US"/>
+        </w:rPr>
+        <w:t>)</w:t>
+      </w:r>
+      <w:r>
+        <w:rPr>
+          <w:rFonts w:ascii="Calibri" w:hAnsi="Calibri" w:cs="Calibri"/>
+          <w:lang w:val="en-US"/>
+        </w:rPr>
+        <w:t xml:space="preserve"> in the file. This means that epochs </w:t>
       </w:r>
       <w:proofErr w:type="spellStart"/>
       <w:r>
@@ -1057,7 +1060,7 @@
           <w:rFonts w:ascii="Calibri" w:hAnsi="Calibri" w:cs="Calibri"/>
           <w:lang w:val="en-US"/>
         </w:rPr>
-        <w:t>Matlab</w:t>
+        <w:t>centred</w:t>
       </w:r>
       <w:proofErr w:type="spellEnd"/>
       <w:r>
@@ -1065,7 +1068,48 @@
           <w:rFonts w:ascii="Calibri" w:hAnsi="Calibri" w:cs="Calibri"/>
           <w:lang w:val="en-US"/>
         </w:rPr>
-        <w:t>.</w:t>
+        <w:t xml:space="preserve"> on events (triggers/markers) used for averaging could be truncated. This is why using this option for an ERP study is strongly not recommended, and the artefact rejection options in the </w:t>
+      </w:r>
+      <w:proofErr w:type="spellStart"/>
+      <w:r>
+        <w:rPr>
+          <w:rFonts w:ascii="Calibri" w:hAnsi="Calibri" w:cs="Calibri"/>
+          <w:i/>
+          <w:iCs/>
+          <w:lang w:val="en-US"/>
+        </w:rPr>
+        <w:t>Epoching</w:t>
+      </w:r>
+      <w:proofErr w:type="spellEnd"/>
+      <w:r>
+        <w:rPr>
+          <w:rFonts w:ascii="Calibri" w:hAnsi="Calibri" w:cs="Calibri"/>
+          <w:i/>
+          <w:iCs/>
+          <w:lang w:val="en-US"/>
+        </w:rPr>
+        <w:t xml:space="preserve"> module</w:t>
+      </w:r>
+      <w:r>
+        <w:rPr>
+          <w:rFonts w:ascii="Calibri" w:hAnsi="Calibri" w:cs="Calibri"/>
+          <w:lang w:val="en-US"/>
+        </w:rPr>
+        <w:t xml:space="preserve"> should be used instead. </w:t>
+      </w:r>
+      <w:r>
+        <w:rPr>
+          <w:rFonts w:ascii="Calibri" w:hAnsi="Calibri" w:cs="Calibri"/>
+          <w:lang w:val="en-US"/>
+        </w:rPr>
+        <w:t xml:space="preserve">Keep this option for resting state recording. </w:t>
+      </w:r>
+      <w:r>
+        <w:rPr>
+          <w:rFonts w:ascii="Calibri" w:hAnsi="Calibri" w:cs="Calibri"/>
+          <w:lang w:val="en-US"/>
+        </w:rPr>
+        <w:t xml:space="preserve"> </w:t>
       </w:r>
     </w:p>
     <w:p>
@@ -1085,43 +1129,98 @@
           <w:rFonts w:ascii="Calibri" w:hAnsi="Calibri" w:cs="Calibri"/>
           <w:lang w:val="en-US"/>
         </w:rPr>
-        <w:t xml:space="preserve">Open an additional window overlaying the original and corrected signals for </w:t>
-      </w:r>
-      <w:r>
-        <w:rPr>
-          <w:rFonts w:ascii="Calibri" w:hAnsi="Calibri" w:cs="Calibri"/>
-          <w:lang w:val="en-US"/>
-        </w:rPr>
-        <w:t>visualization</w:t>
-      </w:r>
-      <w:r>
-        <w:rPr>
-          <w:rFonts w:ascii="Calibri" w:hAnsi="Calibri" w:cs="Calibri"/>
-          <w:lang w:val="en-US"/>
-        </w:rPr>
-        <w:t>.</w:t>
-      </w:r>
-    </w:p>
-    <w:p>
-      <w:pPr>
-        <w:rPr>
-          <w:rFonts w:ascii="Calibri" w:hAnsi="Calibri" w:cs="Calibri"/>
-          <w:lang w:val="en-US"/>
-        </w:rPr>
-      </w:pPr>
-      <w:r>
-        <w:rPr>
-          <w:rFonts w:ascii="Calibri" w:hAnsi="Calibri" w:cs="Calibri"/>
-          <w:lang w:val="en-US"/>
-        </w:rPr>
-        <w:t>Pannel B</w:t>
-      </w:r>
-      <w:r>
-        <w:rPr>
-          <w:rFonts w:ascii="Calibri" w:hAnsi="Calibri" w:cs="Calibri"/>
-          <w:lang w:val="en-US"/>
-        </w:rPr>
-        <w:t>:</w:t>
+        <w:t xml:space="preserve">This option permits us to automatically detect bad channels and interpolate them. This is an alternative to the automatic bad channel detection of </w:t>
+      </w:r>
+      <w:proofErr w:type="spellStart"/>
+      <w:r>
+        <w:rPr>
+          <w:rFonts w:ascii="Calibri" w:hAnsi="Calibri" w:cs="Calibri"/>
+          <w:i/>
+          <w:iCs/>
+          <w:lang w:val="en-US"/>
+        </w:rPr>
+        <w:t>CleanRawData</w:t>
+      </w:r>
+      <w:proofErr w:type="spellEnd"/>
+      <w:r>
+        <w:rPr>
+          <w:rFonts w:ascii="Calibri" w:hAnsi="Calibri" w:cs="Calibri"/>
+          <w:lang w:val="en-US"/>
+        </w:rPr>
+        <w:t xml:space="preserve"> available in the </w:t>
+      </w:r>
+      <w:r>
+        <w:rPr>
+          <w:rFonts w:ascii="Calibri" w:hAnsi="Calibri" w:cs="Calibri"/>
+          <w:b/>
+          <w:bCs/>
+          <w:lang w:val="en-US"/>
+        </w:rPr>
+        <w:t>Filtering+ module</w:t>
+      </w:r>
+      <w:r>
+        <w:rPr>
+          <w:rFonts w:ascii="Calibri" w:hAnsi="Calibri" w:cs="Calibri"/>
+          <w:lang w:val="en-US"/>
+        </w:rPr>
+        <w:t xml:space="preserve">. To detect bad channels, it used the </w:t>
+      </w:r>
+      <w:r>
+        <w:rPr>
+          <w:rFonts w:ascii="Calibri" w:hAnsi="Calibri" w:cs="Calibri"/>
+          <w:lang w:val="en-US"/>
+        </w:rPr>
+        <w:t>Explained Noise Variance (ENOVA)</w:t>
+      </w:r>
+      <w:r>
+        <w:rPr>
+          <w:rFonts w:ascii="Calibri" w:hAnsi="Calibri" w:cs="Calibri"/>
+          <w:lang w:val="en-US"/>
+        </w:rPr>
+        <w:t xml:space="preserve">. </w:t>
+      </w:r>
+      <w:r>
+        <w:rPr>
+          <w:rFonts w:ascii="Calibri" w:hAnsi="Calibri" w:cs="Calibri"/>
+          <w:lang w:val="en-US"/>
+        </w:rPr>
+        <w:lastRenderedPageBreak/>
+        <w:t xml:space="preserve">Setting the threshold to 0.9 will result in the rejection of all </w:t>
+      </w:r>
+      <w:r>
+        <w:rPr>
+          <w:rFonts w:ascii="Calibri" w:hAnsi="Calibri" w:cs="Calibri"/>
+          <w:lang w:val="en-US"/>
+        </w:rPr>
+        <w:t>channels</w:t>
+      </w:r>
+      <w:r>
+        <w:rPr>
+          <w:rFonts w:ascii="Calibri" w:hAnsi="Calibri" w:cs="Calibri"/>
+          <w:lang w:val="en-US"/>
+        </w:rPr>
+        <w:t xml:space="preserve"> in which more than 90% of the signal is identified as noise.</w:t>
+      </w:r>
+      <w:r>
+        <w:rPr>
+          <w:rFonts w:ascii="Calibri" w:hAnsi="Calibri" w:cs="Calibri"/>
+          <w:lang w:val="en-US"/>
+        </w:rPr>
+        <w:t xml:space="preserve"> </w:t>
+      </w:r>
+      <w:r>
+        <w:rPr>
+          <w:rFonts w:ascii="Calibri" w:hAnsi="Calibri" w:cs="Calibri"/>
+          <w:lang w:val="en-US"/>
+        </w:rPr>
+        <w:t>GEDAI drops the bad channels, cleans the data on the remaining good ones, and then interpolates the missing channels back from the clean neighbors</w:t>
+      </w:r>
+      <w:r>
+        <w:rPr>
+          <w:rFonts w:ascii="Calibri" w:hAnsi="Calibri" w:cs="Calibri"/>
+          <w:lang w:val="en-US"/>
+        </w:rPr>
+        <w:t xml:space="preserve"> using the default EEGLAB spherical spline interpolation.</w:t>
       </w:r>
     </w:p>
     <w:p>
@@ -1141,7 +1240,39 @@
           <w:rFonts w:ascii="Calibri" w:hAnsi="Calibri" w:cs="Calibri"/>
           <w:lang w:val="en-US"/>
         </w:rPr>
-        <w:t xml:space="preserve">Select the format for the output files. </w:t>
+        <w:t xml:space="preserve">This option allows you to speed up processing by using multiple threads. This option is only available if you have the </w:t>
+      </w:r>
+      <w:r>
+        <w:rPr>
+          <w:rFonts w:ascii="Calibri" w:hAnsi="Calibri" w:cs="Calibri"/>
+          <w:b/>
+          <w:bCs/>
+          <w:lang w:val="en-US"/>
+        </w:rPr>
+        <w:t>Parallel Computing Toolbox</w:t>
+      </w:r>
+      <w:r>
+        <w:rPr>
+          <w:rFonts w:ascii="Calibri" w:hAnsi="Calibri" w:cs="Calibri"/>
+          <w:lang w:val="en-US"/>
+        </w:rPr>
+        <w:t xml:space="preserve"> from MathWorks installed in your </w:t>
+      </w:r>
+      <w:proofErr w:type="spellStart"/>
+      <w:r>
+        <w:rPr>
+          <w:rFonts w:ascii="Calibri" w:hAnsi="Calibri" w:cs="Calibri"/>
+          <w:lang w:val="en-US"/>
+        </w:rPr>
+        <w:t>Matlab</w:t>
+      </w:r>
+      <w:proofErr w:type="spellEnd"/>
+      <w:r>
+        <w:rPr>
+          <w:rFonts w:ascii="Calibri" w:hAnsi="Calibri" w:cs="Calibri"/>
+          <w:lang w:val="en-US"/>
+        </w:rPr>
+        <w:t>.</w:t>
       </w:r>
     </w:p>
     <w:p>
@@ -1161,14 +1292,66 @@
           <w:rFonts w:ascii="Calibri" w:hAnsi="Calibri" w:cs="Calibri"/>
           <w:lang w:val="en-US"/>
         </w:rPr>
-        <w:t>Select the destination folder where the results files will be saved. Note that this reproduces the input structure. For example, if the input files were in subfolders, there would be a folder per participant.</w:t>
-      </w:r>
-      <w:r>
-        <w:rPr>
-          <w:rFonts w:ascii="Calibri" w:hAnsi="Calibri" w:cs="Calibri"/>
-          <w:lang w:val="en-US"/>
-        </w:rPr>
-        <w:t xml:space="preserve"> </w:t>
+        <w:t xml:space="preserve">Open an additional window overlaying the original and corrected signals for </w:t>
+      </w:r>
+      <w:r>
+        <w:rPr>
+          <w:rFonts w:ascii="Calibri" w:hAnsi="Calibri" w:cs="Calibri"/>
+          <w:lang w:val="en-US"/>
+        </w:rPr>
+        <w:t>visualization</w:t>
+      </w:r>
+      <w:r>
+        <w:rPr>
+          <w:rFonts w:ascii="Calibri" w:hAnsi="Calibri" w:cs="Calibri"/>
+          <w:lang w:val="en-US"/>
+        </w:rPr>
+        <w:t>.</w:t>
+      </w:r>
+    </w:p>
+    <w:p>
+      <w:pPr>
+        <w:pStyle w:val="ListParagraph"/>
+        <w:rPr>
+          <w:rFonts w:ascii="Calibri" w:hAnsi="Calibri" w:cs="Calibri"/>
+          <w:lang w:val="en-US"/>
+        </w:rPr>
+      </w:pPr>
+    </w:p>
+    <w:p>
+      <w:pPr>
+        <w:rPr>
+          <w:rFonts w:ascii="Calibri" w:hAnsi="Calibri" w:cs="Calibri"/>
+          <w:lang w:val="en-US"/>
+        </w:rPr>
+      </w:pPr>
+      <w:r>
+        <w:rPr>
+          <w:rFonts w:ascii="Calibri" w:hAnsi="Calibri" w:cs="Calibri"/>
+          <w:lang w:val="en-US"/>
+        </w:rPr>
+        <w:t xml:space="preserve">Pannel </w:t>
+      </w:r>
+      <w:r>
+        <w:rPr>
+          <w:rFonts w:ascii="Calibri" w:hAnsi="Calibri" w:cs="Calibri"/>
+          <w:lang w:val="en-US"/>
+        </w:rPr>
+        <w:t>C</w:t>
+      </w:r>
+      <w:r>
+        <w:rPr>
+          <w:rFonts w:ascii="Calibri" w:hAnsi="Calibri" w:cs="Calibri"/>
+          <w:lang w:val="en-US"/>
+        </w:rPr>
+        <w:t>:</w:t>
+      </w:r>
+      <w:r>
+        <w:rPr>
+          <w:rFonts w:ascii="Calibri" w:hAnsi="Calibri" w:cs="Calibri"/>
+          <w:lang w:val="en-US"/>
+        </w:rPr>
+        <w:t xml:space="preserve"> Output option</w:t>
       </w:r>
     </w:p>
     <w:p>
@@ -1188,14 +1371,7 @@
           <w:rFonts w:ascii="Calibri" w:hAnsi="Calibri" w:cs="Calibri"/>
           <w:lang w:val="en-US"/>
         </w:rPr>
-        <w:t>The suffix added to the input filename to obtain the output filename</w:t>
-      </w:r>
-      <w:r>
-        <w:rPr>
-          <w:rFonts w:ascii="Calibri" w:hAnsi="Calibri" w:cs="Calibri"/>
-          <w:lang w:val="en-US"/>
-        </w:rPr>
-        <w:t>.</w:t>
+        <w:t xml:space="preserve">Select the format for the output files. </w:t>
       </w:r>
     </w:p>
     <w:p>
@@ -1215,6 +1391,76 @@
           <w:rFonts w:ascii="Calibri" w:hAnsi="Calibri" w:cs="Calibri"/>
           <w:lang w:val="en-US"/>
         </w:rPr>
+        <w:t>Select the destination folder where the results files will be saved. Note that this reproduces the input structure. For example, if the input files were in subfolders, there would be a folder per participant.</w:t>
+      </w:r>
+      <w:r>
+        <w:rPr>
+          <w:rFonts w:ascii="Calibri" w:hAnsi="Calibri" w:cs="Calibri"/>
+          <w:lang w:val="en-US"/>
+        </w:rPr>
+        <w:t xml:space="preserve"> </w:t>
+      </w:r>
+    </w:p>
+    <w:p>
+      <w:pPr>
+        <w:pStyle w:val="ListParagraph"/>
+        <w:numPr>
+          <w:ilvl w:val="0"/>
+          <w:numId w:val="3"/>
+        </w:numPr>
+        <w:rPr>
+          <w:rFonts w:ascii="Calibri" w:hAnsi="Calibri" w:cs="Calibri"/>
+          <w:lang w:val="en-US"/>
+        </w:rPr>
+      </w:pPr>
+      <w:r>
+        <w:rPr>
+          <w:rFonts w:ascii="Calibri" w:hAnsi="Calibri" w:cs="Calibri"/>
+          <w:lang w:val="en-US"/>
+        </w:rPr>
+        <w:t xml:space="preserve">The suffix added to the </w:t>
+      </w:r>
+      <w:proofErr w:type="gramStart"/>
+      <w:r>
+        <w:rPr>
+          <w:rFonts w:ascii="Calibri" w:hAnsi="Calibri" w:cs="Calibri"/>
+          <w:lang w:val="en-US"/>
+        </w:rPr>
+        <w:t>input filename</w:t>
+      </w:r>
+      <w:proofErr w:type="gramEnd"/>
+      <w:r>
+        <w:rPr>
+          <w:rFonts w:ascii="Calibri" w:hAnsi="Calibri" w:cs="Calibri"/>
+          <w:lang w:val="en-US"/>
+        </w:rPr>
+        <w:t xml:space="preserve"> to obtain the output filename</w:t>
+      </w:r>
+      <w:r>
+        <w:rPr>
+          <w:rFonts w:ascii="Calibri" w:hAnsi="Calibri" w:cs="Calibri"/>
+          <w:lang w:val="en-US"/>
+        </w:rPr>
+        <w:t>.</w:t>
+      </w:r>
+    </w:p>
+    <w:p>
+      <w:pPr>
+        <w:pStyle w:val="ListParagraph"/>
+        <w:numPr>
+          <w:ilvl w:val="0"/>
+          <w:numId w:val="3"/>
+        </w:numPr>
+        <w:rPr>
+          <w:rFonts w:ascii="Calibri" w:hAnsi="Calibri" w:cs="Calibri"/>
+          <w:lang w:val="en-US"/>
+        </w:rPr>
+      </w:pPr>
+      <w:r>
+        <w:rPr>
+          <w:rFonts w:ascii="Calibri" w:hAnsi="Calibri" w:cs="Calibri"/>
+          <w:lang w:val="en-US"/>
+        </w:rPr>
         <w:t xml:space="preserve">There are three validation buttons: </w:t>
       </w:r>
     </w:p>
@@ -1292,7 +1538,6 @@
           <w:rFonts w:ascii="Calibri" w:hAnsi="Calibri" w:cs="Calibri"/>
           <w:lang w:val="en-US"/>
         </w:rPr>
-        <w:lastRenderedPageBreak/>
         <w:t xml:space="preserve">The </w:t>
       </w:r>
       <w:r>
@@ -1404,6 +1649,13 @@
           <w:lang w:val="en-US"/>
         </w:rPr>
       </w:pPr>
+      <w:r>
+        <w:rPr>
+          <w:rFonts w:ascii="Calibri" w:hAnsi="Calibri" w:cs="Calibri"/>
+          <w:lang w:val="en-US"/>
+        </w:rPr>
+        <w:br w:type="page"/>
+      </w:r>
     </w:p>
     <w:p>
       <w:pPr>
@@ -1431,6 +1683,7 @@
           <w:lang w:val="en-US"/>
           <w14:ligatures w14:val="none"/>
         </w:rPr>
+        <w:lastRenderedPageBreak/>
         <w:t>FAQ</w:t>
       </w:r>
       <w:r>
@@ -1643,8 +1896,16 @@
         <w:rPr>
           <w:rFonts w:ascii="Calibri" w:hAnsi="Calibri" w:cs="Calibri"/>
         </w:rPr>
-        <w:t>With the default value:</w:t>
-      </w:r>
+        <w:t xml:space="preserve">With the default </w:t>
+      </w:r>
+      <w:proofErr w:type="gramStart"/>
+      <w:r>
+        <w:rPr>
+          <w:rFonts w:ascii="Calibri" w:hAnsi="Calibri" w:cs="Calibri"/>
+        </w:rPr>
+        <w:t>value:</w:t>
+      </w:r>
+      <w:proofErr w:type="gramEnd"/>
     </w:p>
     <w:p>
       <w:pPr>
@@ -1692,6 +1953,7 @@
         </w:rPr>
       </w:pPr>
       <w:proofErr w:type="spellStart"/>
+      <w:proofErr w:type="gramStart"/>
       <w:r>
         <w:rPr>
           <w:rFonts w:ascii="Calibri" w:hAnsi="Calibri" w:cs="Calibri"/>
@@ -1705,6 +1967,7 @@
         </w:rPr>
         <w:t>:</w:t>
       </w:r>
+      <w:proofErr w:type="gramEnd"/>
     </w:p>
     <w:p>
       <w:pPr>
@@ -1809,8 +2072,16 @@
         <w:rPr>
           <w:rFonts w:ascii="Calibri" w:hAnsi="Calibri" w:cs="Calibri"/>
         </w:rPr>
-        <w:t>GEDAI relies on:</w:t>
-      </w:r>
+        <w:t xml:space="preserve">GEDAI relies </w:t>
+      </w:r>
+      <w:proofErr w:type="gramStart"/>
+      <w:r>
+        <w:rPr>
+          <w:rFonts w:ascii="Calibri" w:hAnsi="Calibri" w:cs="Calibri"/>
+        </w:rPr>
+        <w:t>on:</w:t>
+      </w:r>
+      <w:proofErr w:type="gramEnd"/>
     </w:p>
     <w:p>
       <w:pPr>
@@ -2034,7 +2305,6 @@
           <w:rFonts w:ascii="Calibri" w:hAnsi="Calibri" w:cs="Calibri"/>
           <w:lang w:val="en-US"/>
         </w:rPr>
-        <w:lastRenderedPageBreak/>
         <w:t>More cycles = better frequency precision, worse temporal precision</w:t>
       </w:r>
     </w:p>
@@ -2154,6 +2424,7 @@
           <w:rFonts w:ascii="Calibri" w:hAnsi="Calibri" w:cs="Calibri"/>
           <w:lang w:val="en-US"/>
         </w:rPr>
+        <w:lastRenderedPageBreak/>
         <w:t>The default value (12 cycles) is a well-balanced compromise between statistical stability and temporal sensitivity across common EEG frequency bands.</w:t>
       </w:r>
     </w:p>
@@ -2247,7 +2518,23 @@
           <w:rFonts w:ascii="Calibri" w:hAnsi="Calibri" w:cs="Calibri"/>
           <w:lang w:val="en-US"/>
         </w:rPr>
-        <w:t>Yes. The GEDAI correction is independent of the task and relies on</w:t>
+        <w:t xml:space="preserve">Yes. </w:t>
+      </w:r>
+      <w:proofErr w:type="gramStart"/>
+      <w:r>
+        <w:rPr>
+          <w:rFonts w:ascii="Calibri" w:hAnsi="Calibri" w:cs="Calibri"/>
+          <w:lang w:val="en-US"/>
+        </w:rPr>
+        <w:t>The GEDAI</w:t>
+      </w:r>
+      <w:proofErr w:type="gramEnd"/>
+      <w:r>
+        <w:rPr>
+          <w:rFonts w:ascii="Calibri" w:hAnsi="Calibri" w:cs="Calibri"/>
+          <w:lang w:val="en-US"/>
+        </w:rPr>
+        <w:t xml:space="preserve"> correction is independent of the task and relies on</w:t>
       </w:r>
       <w:r>
         <w:rPr>
@@ -2268,7 +2555,23 @@
           <w:rFonts w:ascii="Calibri" w:hAnsi="Calibri" w:cs="Calibri"/>
           <w:lang w:val="en-US"/>
         </w:rPr>
-        <w:t xml:space="preserve">This artefact rejection depends of : </w:t>
+        <w:t xml:space="preserve">This artefact rejection depends </w:t>
+      </w:r>
+      <w:proofErr w:type="gramStart"/>
+      <w:r>
+        <w:rPr>
+          <w:rFonts w:ascii="Calibri" w:hAnsi="Calibri" w:cs="Calibri"/>
+          <w:lang w:val="en-US"/>
+        </w:rPr>
+        <w:t>of :</w:t>
+      </w:r>
+      <w:proofErr w:type="gramEnd"/>
+      <w:r>
+        <w:rPr>
+          <w:rFonts w:ascii="Calibri" w:hAnsi="Calibri" w:cs="Calibri"/>
+          <w:lang w:val="en-US"/>
+        </w:rPr>
+        <w:t xml:space="preserve"> </w:t>
       </w:r>
     </w:p>
     <w:p>
@@ -2360,12 +2663,21 @@
           <w:lang w:val="en-US"/>
         </w:rPr>
       </w:pPr>
-      <w:r>
-        <w:rPr>
-          <w:rFonts w:ascii="Calibri" w:hAnsi="Calibri" w:cs="Calibri"/>
-          <w:lang w:val="en-US"/>
-        </w:rPr>
-        <w:t xml:space="preserve">the fact that the sources are intracerebral and </w:t>
+      <w:proofErr w:type="gramStart"/>
+      <w:r>
+        <w:rPr>
+          <w:rFonts w:ascii="Calibri" w:hAnsi="Calibri" w:cs="Calibri"/>
+          <w:lang w:val="en-US"/>
+        </w:rPr>
+        <w:t>the</w:t>
+      </w:r>
+      <w:proofErr w:type="gramEnd"/>
+      <w:r>
+        <w:rPr>
+          <w:rFonts w:ascii="Calibri" w:hAnsi="Calibri" w:cs="Calibri"/>
+          <w:lang w:val="en-US"/>
+        </w:rPr>
+        <w:t xml:space="preserve"> fact that the sources are intracerebral and </w:t>
       </w:r>
       <w:r>
         <w:rPr>
@@ -2531,7 +2843,23 @@
           <w:rFonts w:ascii="Calibri" w:hAnsi="Calibri" w:cs="Calibri"/>
           <w:lang w:val="en-US"/>
         </w:rPr>
-        <w:t xml:space="preserve">As the correction is based on the spatial distribution of the electrodes, it should be reasonable (medium head size, symmetric layout, more or less standard </w:t>
+        <w:t xml:space="preserve">As the correction is based on the spatial distribution of the electrodes, it should be reasonable (medium head size, symmetric layout, </w:t>
+      </w:r>
+      <w:proofErr w:type="gramStart"/>
+      <w:r>
+        <w:rPr>
+          <w:rFonts w:ascii="Calibri" w:hAnsi="Calibri" w:cs="Calibri"/>
+          <w:lang w:val="en-US"/>
+        </w:rPr>
+        <w:t>more or less standard</w:t>
+      </w:r>
+      <w:proofErr w:type="gramEnd"/>
+      <w:r>
+        <w:rPr>
+          <w:rFonts w:ascii="Calibri" w:hAnsi="Calibri" w:cs="Calibri"/>
+          <w:lang w:val="en-US"/>
+        </w:rPr>
+        <w:t xml:space="preserve"> </w:t>
       </w:r>
       <w:r>
         <w:rPr>
@@ -2650,15 +2978,7 @@
           <w:rFonts w:ascii="Calibri" w:hAnsi="Calibri" w:cs="Calibri"/>
           <w:lang w:val="en-US"/>
         </w:rPr>
-        <w:t xml:space="preserve">Therefore, it is recommended that you apply a high-pass filter to your signal and correct the line </w:t>
-      </w:r>
-      <w:r>
-        <w:rPr>
-          <w:rFonts w:ascii="Calibri" w:hAnsi="Calibri" w:cs="Calibri"/>
-          <w:lang w:val="en-US"/>
-        </w:rPr>
-        <w:lastRenderedPageBreak/>
-        <w:t xml:space="preserve">noise using either a 50 Hz notch filter or the </w:t>
+        <w:t xml:space="preserve">Therefore, it is recommended that you apply a high-pass filter to your signal and correct the line noise using either a 50 Hz notch filter or the </w:t>
       </w:r>
       <w:proofErr w:type="spellStart"/>
       <w:r>
@@ -2775,6 +3095,7 @@
           <w:bCs/>
           <w:lang w:val="en-US"/>
         </w:rPr>
+        <w:lastRenderedPageBreak/>
         <w:t>Is GEDAI changing the references used in the data?</w:t>
       </w:r>
     </w:p>
@@ -2806,7 +3127,23 @@
           <w:rFonts w:ascii="Calibri" w:hAnsi="Calibri" w:cs="Calibri"/>
           <w:lang w:val="en-US"/>
         </w:rPr>
-        <w:t xml:space="preserve"> after interpolation, in order to remove the impact of bad channels.</w:t>
+        <w:t xml:space="preserve"> after interpolation, </w:t>
+      </w:r>
+      <w:proofErr w:type="gramStart"/>
+      <w:r>
+        <w:rPr>
+          <w:rFonts w:ascii="Calibri" w:hAnsi="Calibri" w:cs="Calibri"/>
+          <w:lang w:val="en-US"/>
+        </w:rPr>
+        <w:t>in order to</w:t>
+      </w:r>
+      <w:proofErr w:type="gramEnd"/>
+      <w:r>
+        <w:rPr>
+          <w:rFonts w:ascii="Calibri" w:hAnsi="Calibri" w:cs="Calibri"/>
+          <w:lang w:val="en-US"/>
+        </w:rPr>
+        <w:t xml:space="preserve"> remove the impact of bad channels.</w:t>
       </w:r>
     </w:p>
     <w:p>
@@ -3158,9 +3495,334 @@
       <w:pPr>
         <w:rPr>
           <w:rFonts w:ascii="Calibri" w:hAnsi="Calibri" w:cs="Calibri"/>
-          <w:lang w:val="en-US"/>
-        </w:rPr>
-      </w:pPr>
+          <w:b/>
+          <w:bCs/>
+          <w:lang w:val="en-US"/>
+        </w:rPr>
+      </w:pPr>
+      <w:r>
+        <w:rPr>
+          <w:rFonts w:ascii="Calibri" w:hAnsi="Calibri" w:cs="Calibri"/>
+          <w:b/>
+          <w:bCs/>
+          <w:lang w:val="en-US"/>
+        </w:rPr>
+        <w:t xml:space="preserve">For the sliding threshold adaptation, which size of windows should I </w:t>
+      </w:r>
+      <w:proofErr w:type="gramStart"/>
+      <w:r>
+        <w:rPr>
+          <w:rFonts w:ascii="Calibri" w:hAnsi="Calibri" w:cs="Calibri"/>
+          <w:b/>
+          <w:bCs/>
+          <w:lang w:val="en-US"/>
+        </w:rPr>
+        <w:t>use ?</w:t>
+      </w:r>
+      <w:proofErr w:type="gramEnd"/>
+      <w:r>
+        <w:rPr>
+          <w:rFonts w:ascii="Calibri" w:hAnsi="Calibri" w:cs="Calibri"/>
+          <w:b/>
+          <w:bCs/>
+          <w:lang w:val="en-US"/>
+        </w:rPr>
+        <w:t xml:space="preserve"> </w:t>
+      </w:r>
+    </w:p>
+    <w:p>
+      <w:pPr>
+        <w:rPr>
+          <w:rFonts w:ascii="Calibri" w:hAnsi="Calibri" w:cs="Calibri"/>
+          <w:lang w:val="en-US"/>
+        </w:rPr>
+      </w:pPr>
+      <w:r>
+        <w:rPr>
+          <w:rFonts w:ascii="Calibri" w:hAnsi="Calibri" w:cs="Calibri"/>
+          <w:lang w:val="en-US"/>
+        </w:rPr>
+        <w:t xml:space="preserve">It depends on how much you expected the EEG signal artefact to change. As explained above, this option was created for long recordings (sleep, long rest periods, etc.). I would not use this option if you </w:t>
+      </w:r>
+      <w:proofErr w:type="gramStart"/>
+      <w:r>
+        <w:rPr>
+          <w:rFonts w:ascii="Calibri" w:hAnsi="Calibri" w:cs="Calibri"/>
+          <w:lang w:val="en-US"/>
+        </w:rPr>
+        <w:t>have</w:t>
+      </w:r>
+      <w:proofErr w:type="gramEnd"/>
+      <w:r>
+        <w:rPr>
+          <w:rFonts w:ascii="Calibri" w:hAnsi="Calibri" w:cs="Calibri"/>
+          <w:lang w:val="en-US"/>
+        </w:rPr>
+        <w:t xml:space="preserve"> several 10-minute runs with separate files.</w:t>
+      </w:r>
+    </w:p>
+    <w:p>
+      <w:pPr>
+        <w:rPr>
+          <w:rFonts w:ascii="Calibri" w:hAnsi="Calibri" w:cs="Calibri"/>
+          <w:lang w:val="en-US"/>
+        </w:rPr>
+      </w:pPr>
+    </w:p>
+    <w:p>
+      <w:pPr>
+        <w:rPr>
+          <w:rFonts w:ascii="Calibri" w:hAnsi="Calibri" w:cs="Calibri"/>
+          <w:b/>
+          <w:bCs/>
+          <w:lang w:val="en-US"/>
+        </w:rPr>
+      </w:pPr>
+      <w:r>
+        <w:rPr>
+          <w:rFonts w:ascii="Calibri" w:hAnsi="Calibri" w:cs="Calibri"/>
+          <w:b/>
+          <w:bCs/>
+          <w:lang w:val="en-US"/>
+        </w:rPr>
+        <w:t xml:space="preserve">In the original EEGLAB interface of GEDAI, there is a third option of the </w:t>
+      </w:r>
+      <w:proofErr w:type="spellStart"/>
+      <w:r>
+        <w:rPr>
+          <w:rFonts w:ascii="Calibri" w:hAnsi="Calibri" w:cs="Calibri"/>
+          <w:b/>
+          <w:bCs/>
+          <w:lang w:val="en-US"/>
+        </w:rPr>
+        <w:t>leadfiled</w:t>
+      </w:r>
+      <w:proofErr w:type="spellEnd"/>
+      <w:r>
+        <w:rPr>
+          <w:rFonts w:ascii="Calibri" w:hAnsi="Calibri" w:cs="Calibri"/>
+          <w:b/>
+          <w:bCs/>
+          <w:lang w:val="en-US"/>
+        </w:rPr>
+        <w:t xml:space="preserve"> matrix called “</w:t>
+      </w:r>
+      <w:proofErr w:type="spellStart"/>
+      <w:r>
+        <w:rPr>
+          <w:rFonts w:ascii="Calibri" w:hAnsi="Calibri" w:cs="Calibri"/>
+          <w:b/>
+          <w:bCs/>
+          <w:lang w:val="en-US"/>
+        </w:rPr>
+        <w:t>waped</w:t>
+      </w:r>
+      <w:proofErr w:type="spellEnd"/>
+      <w:r>
+        <w:rPr>
+          <w:rFonts w:ascii="Calibri" w:hAnsi="Calibri" w:cs="Calibri"/>
+          <w:b/>
+          <w:bCs/>
+          <w:lang w:val="en-US"/>
+        </w:rPr>
+        <w:t xml:space="preserve">”. What is this option and why </w:t>
+      </w:r>
+      <w:proofErr w:type="gramStart"/>
+      <w:r>
+        <w:rPr>
+          <w:rFonts w:ascii="Calibri" w:hAnsi="Calibri" w:cs="Calibri"/>
+          <w:b/>
+          <w:bCs/>
+          <w:lang w:val="en-US"/>
+        </w:rPr>
+        <w:t>it is</w:t>
+      </w:r>
+      <w:proofErr w:type="gramEnd"/>
+      <w:r>
+        <w:rPr>
+          <w:rFonts w:ascii="Calibri" w:hAnsi="Calibri" w:cs="Calibri"/>
+          <w:b/>
+          <w:bCs/>
+          <w:lang w:val="en-US"/>
+        </w:rPr>
+        <w:t xml:space="preserve"> not available </w:t>
+      </w:r>
+      <w:proofErr w:type="gramStart"/>
+      <w:r>
+        <w:rPr>
+          <w:rFonts w:ascii="Calibri" w:hAnsi="Calibri" w:cs="Calibri"/>
+          <w:b/>
+          <w:bCs/>
+          <w:lang w:val="en-US"/>
+        </w:rPr>
+        <w:t>in</w:t>
+      </w:r>
+      <w:proofErr w:type="gramEnd"/>
+      <w:r>
+        <w:rPr>
+          <w:rFonts w:ascii="Calibri" w:hAnsi="Calibri" w:cs="Calibri"/>
+          <w:b/>
+          <w:bCs/>
+          <w:lang w:val="en-US"/>
+        </w:rPr>
+        <w:t xml:space="preserve"> the GEDAI interface? </w:t>
+      </w:r>
+    </w:p>
+    <w:p>
+      <w:pPr>
+        <w:rPr>
+          <w:rFonts w:ascii="Calibri" w:hAnsi="Calibri" w:cs="Calibri"/>
+          <w:lang w:val="en-US"/>
+        </w:rPr>
+      </w:pPr>
+      <w:r>
+        <w:rPr>
+          <w:rFonts w:ascii="Calibri" w:hAnsi="Calibri" w:cs="Calibri"/>
+          <w:lang w:val="en-US"/>
+        </w:rPr>
+        <w:t xml:space="preserve">A new </w:t>
+      </w:r>
+      <w:proofErr w:type="spellStart"/>
+      <w:r>
+        <w:rPr>
+          <w:rFonts w:ascii="Calibri" w:hAnsi="Calibri" w:cs="Calibri"/>
+          <w:lang w:val="en-US"/>
+        </w:rPr>
+        <w:t>leadfiled</w:t>
+      </w:r>
+      <w:proofErr w:type="spellEnd"/>
+      <w:r>
+        <w:rPr>
+          <w:rFonts w:ascii="Calibri" w:hAnsi="Calibri" w:cs="Calibri"/>
+          <w:lang w:val="en-US"/>
+        </w:rPr>
+        <w:t xml:space="preserve"> option called “warped” as been added in GEDAI 1.7. </w:t>
+      </w:r>
+      <w:r>
+        <w:rPr>
+          <w:rFonts w:ascii="Calibri" w:hAnsi="Calibri" w:cs="Calibri"/>
+          <w:lang w:val="en-US"/>
+        </w:rPr>
+        <w:t>It</w:t>
+      </w:r>
+      <w:r>
+        <w:rPr>
+          <w:rFonts w:ascii="Calibri" w:hAnsi="Calibri" w:cs="Calibri"/>
+          <w:lang w:val="en-US"/>
+        </w:rPr>
+        <w:t xml:space="preserve"> takes the 3D coordinates from your dataset, aligns them to the Fieldtrip Colin27 head model, and computes an individual BEM </w:t>
+      </w:r>
+      <w:proofErr w:type="spellStart"/>
+      <w:r>
+        <w:rPr>
+          <w:rFonts w:ascii="Calibri" w:hAnsi="Calibri" w:cs="Calibri"/>
+          <w:lang w:val="en-US"/>
+        </w:rPr>
+        <w:t>leadfield</w:t>
+      </w:r>
+      <w:proofErr w:type="spellEnd"/>
+      <w:r>
+        <w:rPr>
+          <w:rFonts w:ascii="Calibri" w:hAnsi="Calibri" w:cs="Calibri"/>
+          <w:lang w:val="en-US"/>
+        </w:rPr>
+        <w:t xml:space="preserve"> on the fly via EEGLAB DIPFIT. </w:t>
+      </w:r>
+      <w:proofErr w:type="gramStart"/>
+      <w:r>
+        <w:rPr>
+          <w:rFonts w:ascii="Calibri" w:hAnsi="Calibri" w:cs="Calibri"/>
+          <w:lang w:val="en-US"/>
+        </w:rPr>
+        <w:t>It's</w:t>
+      </w:r>
+      <w:proofErr w:type="gramEnd"/>
+      <w:r>
+        <w:rPr>
+          <w:rFonts w:ascii="Calibri" w:hAnsi="Calibri" w:cs="Calibri"/>
+          <w:lang w:val="en-US"/>
+        </w:rPr>
+        <w:t xml:space="preserve"> frankly just an additional anatomical model if the other two don't work well. "Interpolated" is much faster since it just takes our precomputed </w:t>
+      </w:r>
+      <w:proofErr w:type="spellStart"/>
+      <w:r>
+        <w:rPr>
+          <w:rFonts w:ascii="Calibri" w:hAnsi="Calibri" w:cs="Calibri"/>
+          <w:lang w:val="en-US"/>
+        </w:rPr>
+        <w:t>OpenMEEG</w:t>
+      </w:r>
+      <w:proofErr w:type="spellEnd"/>
+      <w:r>
+        <w:rPr>
+          <w:rFonts w:ascii="Calibri" w:hAnsi="Calibri" w:cs="Calibri"/>
+          <w:lang w:val="en-US"/>
+        </w:rPr>
+        <w:t xml:space="preserve"> 343-channel </w:t>
+      </w:r>
+      <w:proofErr w:type="spellStart"/>
+      <w:r>
+        <w:rPr>
+          <w:rFonts w:ascii="Calibri" w:hAnsi="Calibri" w:cs="Calibri"/>
+          <w:lang w:val="en-US"/>
+        </w:rPr>
+        <w:t>leadfield</w:t>
+      </w:r>
+      <w:proofErr w:type="spellEnd"/>
+      <w:r>
+        <w:rPr>
+          <w:rFonts w:ascii="Calibri" w:hAnsi="Calibri" w:cs="Calibri"/>
+          <w:lang w:val="en-US"/>
+        </w:rPr>
+        <w:t xml:space="preserve"> and splines it directly to your sensor layout without needing DIPFIT.</w:t>
+      </w:r>
+    </w:p>
+    <w:p>
+      <w:pPr>
+        <w:rPr>
+          <w:rFonts w:ascii="Calibri" w:hAnsi="Calibri" w:cs="Calibri"/>
+          <w:lang w:val="en-US"/>
+        </w:rPr>
+      </w:pPr>
+      <w:r>
+        <w:rPr>
+          <w:rFonts w:ascii="Calibri" w:hAnsi="Calibri" w:cs="Calibri"/>
+          <w:lang w:val="en-US"/>
+        </w:rPr>
+        <w:t xml:space="preserve">This option is not available in the </w:t>
+      </w:r>
+      <w:r>
+        <w:rPr>
+          <w:rFonts w:ascii="Calibri" w:hAnsi="Calibri" w:cs="Calibri"/>
+          <w:b/>
+          <w:bCs/>
+          <w:lang w:val="en-US"/>
+        </w:rPr>
+        <w:t>GEDAI module</w:t>
+      </w:r>
+      <w:r>
+        <w:rPr>
+          <w:rFonts w:ascii="Calibri" w:hAnsi="Calibri" w:cs="Calibri"/>
+          <w:lang w:val="en-US"/>
+        </w:rPr>
+        <w:t xml:space="preserve"> interface because the EEGLAB version included in the </w:t>
+      </w:r>
+      <w:proofErr w:type="spellStart"/>
+      <w:r>
+        <w:rPr>
+          <w:rFonts w:ascii="Calibri" w:hAnsi="Calibri" w:cs="Calibri"/>
+          <w:lang w:val="en-US"/>
+        </w:rPr>
+        <w:t>EEGpal</w:t>
+      </w:r>
+      <w:proofErr w:type="spellEnd"/>
+      <w:r>
+        <w:rPr>
+          <w:rFonts w:ascii="Calibri" w:hAnsi="Calibri" w:cs="Calibri"/>
+          <w:lang w:val="en-US"/>
+        </w:rPr>
+        <w:t xml:space="preserve"> installation does not contain the required tools for this option: Fieldtrip Lite and the DIPFIT plug-in. The authors chose not to include them because they take up space, and the 'warped' option is only supplementary and not required if the 'interpolated' option works. If you wish to use this option, please install the necessary modules and use the GEDAI interface in EEGLAB.</w:t>
+      </w:r>
     </w:p>
     <w:sectPr>
       <w:footerReference w:type="default" r:id="rId10"/>
@@ -5057,7 +5719,6 @@
   <w:style w:type="character" w:default="1" w:styleId="DefaultParagraphFont">
     <w:name w:val="Default Paragraph Font"/>
     <w:uiPriority w:val="1"/>
-    <w:semiHidden/>
     <w:unhideWhenUsed/>
   </w:style>
   <w:style w:type="table" w:default="1" w:styleId="TableNormal">

--- a/Manuels/Manuel_GEDAI_module.docx
+++ b/Manuels/Manuel_GEDAI_module.docx
@@ -9,6 +9,7 @@
           <w:lang w:val="en-US"/>
         </w:rPr>
       </w:pPr>
+      <w:proofErr w:type="spellStart"/>
       <w:r>
         <w:rPr>
           <w:sz w:val="32"/>
@@ -17,6 +18,7 @@
         </w:rPr>
         <w:t>EEGpal</w:t>
       </w:r>
+      <w:proofErr w:type="spellEnd"/>
       <w:r>
         <w:rPr>
           <w:lang w:val="en-US"/>
@@ -59,14 +61,14 @@
           <w:rFonts w:ascii="Calibri" w:hAnsi="Calibri" w:cs="Calibri"/>
           <w:lang w:val="en-US"/>
         </w:rPr>
-        <w:t>2.0</w:t>
-      </w:r>
-      <w:r>
-        <w:rPr>
-          <w:rFonts w:ascii="Calibri" w:hAnsi="Calibri" w:cs="Calibri"/>
-          <w:lang w:val="en-US"/>
-        </w:rPr>
-        <w:t>2</w:t>
+        <w:t>2.</w:t>
+      </w:r>
+      <w:r>
+        <w:rPr>
+          <w:rFonts w:ascii="Calibri" w:hAnsi="Calibri" w:cs="Calibri"/>
+          <w:lang w:val="en-US"/>
+        </w:rPr>
+        <w:t>16</w:t>
       </w:r>
       <w:r>
         <w:rPr>
@@ -80,7 +82,7 @@
           <w:rFonts w:ascii="Calibri" w:hAnsi="Calibri" w:cs="Calibri"/>
           <w:lang w:val="en-US"/>
         </w:rPr>
-        <w:t>03</w:t>
+        <w:t>05</w:t>
       </w:r>
       <w:r>
         <w:rPr>
@@ -94,7 +96,14 @@
           <w:rFonts w:ascii="Calibri" w:hAnsi="Calibri" w:cs="Calibri"/>
           <w:lang w:val="en-US"/>
         </w:rPr>
-        <w:t>01</w:t>
+        <w:t>0</w:t>
+      </w:r>
+      <w:r>
+        <w:rPr>
+          <w:rFonts w:ascii="Calibri" w:hAnsi="Calibri" w:cs="Calibri"/>
+          <w:lang w:val="en-US"/>
+        </w:rPr>
+        <w:t>9</w:t>
       </w:r>
       <w:r>
         <w:rPr>
@@ -169,7 +178,23 @@
           <w:rFonts w:ascii="Calibri" w:hAnsi="Calibri" w:cs="Calibri"/>
           <w:lang w:val="en-US"/>
         </w:rPr>
-        <w:t>Generalized Eigenvalue De-Artifacting Instrument</w:t>
+        <w:t>Generalized Eigenvalue De-</w:t>
+      </w:r>
+      <w:proofErr w:type="spellStart"/>
+      <w:r>
+        <w:rPr>
+          <w:rFonts w:ascii="Calibri" w:hAnsi="Calibri" w:cs="Calibri"/>
+          <w:lang w:val="en-US"/>
+        </w:rPr>
+        <w:t>Artifacting</w:t>
+      </w:r>
+      <w:proofErr w:type="spellEnd"/>
+      <w:r>
+        <w:rPr>
+          <w:rFonts w:ascii="Calibri" w:hAnsi="Calibri" w:cs="Calibri"/>
+          <w:lang w:val="en-US"/>
+        </w:rPr>
+        <w:t xml:space="preserve"> Instrument</w:t>
       </w:r>
       <w:r>
         <w:rPr>
@@ -190,8 +215,17 @@
           <w:rFonts w:ascii="Calibri" w:hAnsi="Calibri" w:cs="Calibri"/>
           <w:lang w:val="en-US"/>
         </w:rPr>
-        <w:t>offers a new approach to correcting EEG artefacts caused by muscles, eyes, electronic noise, etc</w:t>
-      </w:r>
+        <w:t xml:space="preserve">offers a new approach to correcting EEG artefacts caused by muscles, eyes, electronic noise, </w:t>
+      </w:r>
+      <w:proofErr w:type="spellStart"/>
+      <w:r>
+        <w:rPr>
+          <w:rFonts w:ascii="Calibri" w:hAnsi="Calibri" w:cs="Calibri"/>
+          <w:lang w:val="en-US"/>
+        </w:rPr>
+        <w:t>etc</w:t>
+      </w:r>
+      <w:proofErr w:type="spellEnd"/>
       <w:r>
         <w:rPr>
           <w:rFonts w:ascii="Calibri" w:hAnsi="Calibri" w:cs="Calibri"/>
@@ -232,7 +266,23 @@
           <w:rFonts w:ascii="Calibri" w:hAnsi="Calibri" w:cs="Calibri"/>
           <w:lang w:val="en-US"/>
         </w:rPr>
-        <w:t xml:space="preserve">Based on prior knowledge of the brain’s 'signal' subspace (i.e. its spatial covariance), the authors computed a matrix that corresponds to the theoretical EEG signal if all cortical sources were active simultaneously. This matrix is computed based solely on the spatial distribution of the electrodes (synthetic signal), and is therefore completely free from artefacts. The GEDAI toolbox then uses generalized eigenvalue decomposition (GEVD) to compare your real data with this theoretical perfect signal. This allows you to effectively separate source components belonging to the artefact subspace from those belonging to the brain subspace. The result is a new version of your EEG signal containing only the most probable brain signal (without artefact). This provides better results </w:t>
+        <w:t>Based on prior knowledge of the brain’s 'signal' subspace (i.e. its spatial covariance), the authors computed a matrix that corresponds to the theoretical EEG signal if all cortical sources were active simultaneously. This matrix is computed based solely on the spatial distribution of the electrodes (synthetic signal</w:t>
+      </w:r>
+      <w:proofErr w:type="gramStart"/>
+      <w:r>
+        <w:rPr>
+          <w:rFonts w:ascii="Calibri" w:hAnsi="Calibri" w:cs="Calibri"/>
+          <w:lang w:val="en-US"/>
+        </w:rPr>
+        <w:t>), and</w:t>
+      </w:r>
+      <w:proofErr w:type="gramEnd"/>
+      <w:r>
+        <w:rPr>
+          <w:rFonts w:ascii="Calibri" w:hAnsi="Calibri" w:cs="Calibri"/>
+          <w:lang w:val="en-US"/>
+        </w:rPr>
+        <w:t xml:space="preserve"> is therefore completely free from artefacts. The GEDAI toolbox then uses generalized eigenvalue decomposition (GEVD) to compare your real data with this theoretical perfect signal. This allows you to effectively separate source components belonging to the artefact subspace from those belonging to the brain subspace. The result is a new version of your EEG signal containing only the most probable brain signal (without artefact). This provides better results </w:t>
       </w:r>
       <w:r>
         <w:rPr>
@@ -307,7 +357,39 @@
           <w:rFonts w:ascii="Calibri" w:hAnsi="Calibri" w:cs="Calibri"/>
           <w:lang w:val="en-US"/>
         </w:rPr>
-        <w:t xml:space="preserve">Ros, T., Férat, V., Huang, Y., et al. (2025). Return of the GEDAI: Unsupervised EEG Denoising based on Leadfield Filtering. bioRxiv. </w:t>
+        <w:t xml:space="preserve">Ros, T., </w:t>
+      </w:r>
+      <w:proofErr w:type="spellStart"/>
+      <w:r>
+        <w:rPr>
+          <w:rFonts w:ascii="Calibri" w:hAnsi="Calibri" w:cs="Calibri"/>
+          <w:lang w:val="en-US"/>
+        </w:rPr>
+        <w:t>Férat</w:t>
+      </w:r>
+      <w:proofErr w:type="spellEnd"/>
+      <w:r>
+        <w:rPr>
+          <w:rFonts w:ascii="Calibri" w:hAnsi="Calibri" w:cs="Calibri"/>
+          <w:lang w:val="en-US"/>
+        </w:rPr>
+        <w:t xml:space="preserve">, V., Huang, Y., et al. (2025). Return of the GEDAI: Unsupervised EEG Denoising based on </w:t>
+      </w:r>
+      <w:proofErr w:type="spellStart"/>
+      <w:r>
+        <w:rPr>
+          <w:rFonts w:ascii="Calibri" w:hAnsi="Calibri" w:cs="Calibri"/>
+          <w:lang w:val="en-US"/>
+        </w:rPr>
+        <w:t>Leadfield</w:t>
+      </w:r>
+      <w:proofErr w:type="spellEnd"/>
+      <w:r>
+        <w:rPr>
+          <w:rFonts w:ascii="Calibri" w:hAnsi="Calibri" w:cs="Calibri"/>
+          <w:lang w:val="en-US"/>
+        </w:rPr>
+        <w:t xml:space="preserve"> Filtering. bioRxiv. </w:t>
       </w:r>
       <w:hyperlink r:id="rId8" w:tgtFrame="_blank" w:history="1">
         <w:r>
@@ -341,10 +423,10 @@
           <w:lang w:val="en-US"/>
         </w:rPr>
         <w:drawing>
-          <wp:inline distT="0" distB="0" distL="0" distR="0" wp14:anchorId="46CCB99C" wp14:editId="47C6C8D9">
-            <wp:extent cx="4301900" cy="2755075"/>
-            <wp:effectExtent l="0" t="0" r="3810" b="7620"/>
-            <wp:docPr id="1215369463" name="Picture 1" descr="A screenshot of a computer&#10;&#10;AI-generated content may be incorrect."/>
+          <wp:inline distT="0" distB="0" distL="0" distR="0" wp14:anchorId="21482056" wp14:editId="58569937">
+            <wp:extent cx="4266202" cy="3514725"/>
+            <wp:effectExtent l="0" t="0" r="1270" b="0"/>
+            <wp:docPr id="552657179" name="Picture 1"/>
             <wp:cNvGraphicFramePr>
               <a:graphicFrameLocks xmlns:a="http://schemas.openxmlformats.org/drawingml/2006/main" noChangeAspect="1"/>
             </wp:cNvGraphicFramePr>
@@ -352,7 +434,7 @@
               <a:graphicData uri="http://schemas.openxmlformats.org/drawingml/2006/picture">
                 <pic:pic xmlns:pic="http://schemas.openxmlformats.org/drawingml/2006/picture">
                   <pic:nvPicPr>
-                    <pic:cNvPr id="1215369463" name="Picture 1" descr="A screenshot of a computer&#10;&#10;AI-generated content may be incorrect."/>
+                    <pic:cNvPr id="552657179" name=""/>
                     <pic:cNvPicPr/>
                   </pic:nvPicPr>
                   <pic:blipFill>
@@ -364,7 +446,7 @@
                   <pic:spPr>
                     <a:xfrm>
                       <a:off x="0" y="0"/>
-                      <a:ext cx="4308529" cy="2759321"/>
+                      <a:ext cx="4278029" cy="3524469"/>
                     </a:xfrm>
                     <a:prstGeom prst="rect">
                       <a:avLst/>
@@ -389,29 +471,7 @@
           <w:rFonts w:ascii="Calibri" w:hAnsi="Calibri" w:cs="Calibri"/>
           <w:lang w:val="en-US"/>
         </w:rPr>
-        <w:br w:type="page"/>
-      </w:r>
-    </w:p>
-    <w:p>
-      <w:pPr>
-        <w:rPr>
-          <w:rFonts w:ascii="Calibri" w:hAnsi="Calibri" w:cs="Calibri"/>
-          <w:lang w:val="en-US"/>
-        </w:rPr>
-      </w:pPr>
-    </w:p>
-    <w:p>
-      <w:pPr>
-        <w:rPr>
-          <w:rFonts w:ascii="Calibri" w:hAnsi="Calibri" w:cs="Calibri"/>
-          <w:lang w:val="en-US"/>
-        </w:rPr>
-      </w:pPr>
-      <w:r>
-        <w:rPr>
-          <w:rFonts w:ascii="Calibri" w:hAnsi="Calibri" w:cs="Calibri"/>
-          <w:lang w:val="en-US"/>
-        </w:rPr>
+        <w:lastRenderedPageBreak/>
         <w:t>Pannel A</w:t>
       </w:r>
       <w:r>
@@ -420,6 +480,13 @@
           <w:lang w:val="en-US"/>
         </w:rPr>
         <w:t>:</w:t>
+      </w:r>
+      <w:r>
+        <w:rPr>
+          <w:rFonts w:ascii="Calibri" w:hAnsi="Calibri" w:cs="Calibri"/>
+          <w:lang w:val="en-US"/>
+        </w:rPr>
+        <w:t xml:space="preserve"> Main option</w:t>
       </w:r>
     </w:p>
     <w:p>
@@ -439,7 +506,23 @@
           <w:rFonts w:ascii="Calibri" w:hAnsi="Calibri" w:cs="Calibri"/>
           <w:lang w:val="en-US"/>
         </w:rPr>
-        <w:t xml:space="preserve">Determining deartifacting strength. </w:t>
+        <w:t xml:space="preserve">Determining </w:t>
+      </w:r>
+      <w:proofErr w:type="spellStart"/>
+      <w:r>
+        <w:rPr>
+          <w:rFonts w:ascii="Calibri" w:hAnsi="Calibri" w:cs="Calibri"/>
+          <w:lang w:val="en-US"/>
+        </w:rPr>
+        <w:t>deartifacting</w:t>
+      </w:r>
+      <w:proofErr w:type="spellEnd"/>
+      <w:r>
+        <w:rPr>
+          <w:rFonts w:ascii="Calibri" w:hAnsi="Calibri" w:cs="Calibri"/>
+          <w:lang w:val="en-US"/>
+        </w:rPr>
+        <w:t xml:space="preserve"> strength. </w:t>
       </w:r>
       <w:r>
         <w:rPr>
@@ -475,6 +558,7 @@
           <w:lang w:val="en-US"/>
         </w:rPr>
       </w:pPr>
+      <w:proofErr w:type="gramStart"/>
       <w:r>
         <w:rPr>
           <w:rFonts w:ascii="Calibri" w:hAnsi="Calibri" w:cs="Calibri"/>
@@ -489,7 +573,15 @@
           <w:rFonts w:ascii="Calibri" w:hAnsi="Calibri" w:cs="Calibri"/>
           <w:lang w:val="en-US"/>
         </w:rPr>
-        <w:t xml:space="preserve"> : Default option: </w:t>
+        <w:t xml:space="preserve"> :</w:t>
+      </w:r>
+      <w:proofErr w:type="gramEnd"/>
+      <w:r>
+        <w:rPr>
+          <w:rFonts w:ascii="Calibri" w:hAnsi="Calibri" w:cs="Calibri"/>
+          <w:lang w:val="en-US"/>
+        </w:rPr>
+        <w:t xml:space="preserve"> Default option: </w:t>
       </w:r>
     </w:p>
     <w:p>
@@ -567,7 +659,23 @@
           <w:rFonts w:ascii="Calibri" w:hAnsi="Calibri" w:cs="Calibri"/>
           <w:lang w:val="en-US"/>
         </w:rPr>
-        <w:t>The leadfield matrix corresponds to the matrix of the theoretical clean EEG signal used as a reference. This matrix has been pre-computed based on a configuration of 343 electrodes (10-5 layout). The toolbox needs to interpolate it to match the electrode configuration of your data using a spherical algorithm.</w:t>
+        <w:t xml:space="preserve">The </w:t>
+      </w:r>
+      <w:proofErr w:type="spellStart"/>
+      <w:r>
+        <w:rPr>
+          <w:rFonts w:ascii="Calibri" w:hAnsi="Calibri" w:cs="Calibri"/>
+          <w:lang w:val="en-US"/>
+        </w:rPr>
+        <w:t>leadfield</w:t>
+      </w:r>
+      <w:proofErr w:type="spellEnd"/>
+      <w:r>
+        <w:rPr>
+          <w:rFonts w:ascii="Calibri" w:hAnsi="Calibri" w:cs="Calibri"/>
+          <w:lang w:val="en-US"/>
+        </w:rPr>
+        <w:t xml:space="preserve"> matrix corresponds to the matrix of the theoretical clean EEG signal used as a reference. This matrix has been pre-computed based on a configuration of 343 electrodes (10-5 layout). The toolbox needs to interpolate it to match the electrode configuration of your data using a spherical algorithm.</w:t>
       </w:r>
       <w:r>
         <w:rPr>
@@ -622,7 +730,39 @@
           <w:rFonts w:ascii="Calibri" w:hAnsi="Calibri" w:cs="Calibri"/>
           <w:lang w:val="en-US"/>
         </w:rPr>
-        <w:t xml:space="preserve"> (main EEGpal window) respect the international convention (e.g. Fp1, Cz, …)</w:t>
+        <w:t xml:space="preserve"> (main </w:t>
+      </w:r>
+      <w:proofErr w:type="spellStart"/>
+      <w:r>
+        <w:rPr>
+          <w:rFonts w:ascii="Calibri" w:hAnsi="Calibri" w:cs="Calibri"/>
+          <w:lang w:val="en-US"/>
+        </w:rPr>
+        <w:t>EEGpal</w:t>
+      </w:r>
+      <w:proofErr w:type="spellEnd"/>
+      <w:r>
+        <w:rPr>
+          <w:rFonts w:ascii="Calibri" w:hAnsi="Calibri" w:cs="Calibri"/>
+          <w:lang w:val="en-US"/>
+        </w:rPr>
+        <w:t xml:space="preserve"> window) respect the international convention (e.g. Fp1, </w:t>
+      </w:r>
+      <w:proofErr w:type="spellStart"/>
+      <w:r>
+        <w:rPr>
+          <w:rFonts w:ascii="Calibri" w:hAnsi="Calibri" w:cs="Calibri"/>
+          <w:lang w:val="en-US"/>
+        </w:rPr>
+        <w:t>Cz</w:t>
+      </w:r>
+      <w:proofErr w:type="spellEnd"/>
+      <w:r>
+        <w:rPr>
+          <w:rFonts w:ascii="Calibri" w:hAnsi="Calibri" w:cs="Calibri"/>
+          <w:lang w:val="en-US"/>
+        </w:rPr>
+        <w:t>, …)</w:t>
       </w:r>
       <w:r>
         <w:rPr>
@@ -636,7 +776,14 @@
           <w:rFonts w:ascii="Calibri" w:hAnsi="Calibri" w:cs="Calibri"/>
           <w:lang w:val="en-US"/>
         </w:rPr>
-        <w:t xml:space="preserve">.  </w:t>
+        <w:t xml:space="preserve">. </w:t>
+      </w:r>
+      <w:r>
+        <w:rPr>
+          <w:rFonts w:ascii="Calibri" w:hAnsi="Calibri" w:cs="Calibri"/>
+          <w:lang w:val="en-US"/>
+        </w:rPr>
+        <w:t xml:space="preserve"> </w:t>
       </w:r>
     </w:p>
     <w:p>
@@ -730,6 +877,52 @@
     </w:p>
     <w:p>
       <w:pPr>
+        <w:ind w:left="360"/>
+        <w:rPr>
+          <w:rFonts w:ascii="Calibri" w:hAnsi="Calibri" w:cs="Calibri"/>
+          <w:lang w:val="en-US"/>
+        </w:rPr>
+      </w:pPr>
+    </w:p>
+    <w:p>
+      <w:pPr>
+        <w:ind w:left="360"/>
+        <w:rPr>
+          <w:rFonts w:ascii="Calibri" w:hAnsi="Calibri" w:cs="Calibri"/>
+          <w:lang w:val="en-US"/>
+        </w:rPr>
+      </w:pPr>
+      <w:r>
+        <w:rPr>
+          <w:rFonts w:ascii="Calibri" w:hAnsi="Calibri" w:cs="Calibri"/>
+          <w:lang w:val="en-US"/>
+        </w:rPr>
+        <w:t xml:space="preserve">Pannel </w:t>
+      </w:r>
+      <w:r>
+        <w:rPr>
+          <w:rFonts w:ascii="Calibri" w:hAnsi="Calibri" w:cs="Calibri"/>
+          <w:lang w:val="en-US"/>
+        </w:rPr>
+        <w:t>B</w:t>
+      </w:r>
+      <w:r>
+        <w:rPr>
+          <w:rFonts w:ascii="Calibri" w:hAnsi="Calibri" w:cs="Calibri"/>
+          <w:lang w:val="en-US"/>
+        </w:rPr>
+        <w:t xml:space="preserve">: </w:t>
+      </w:r>
+      <w:r>
+        <w:rPr>
+          <w:rFonts w:ascii="Calibri" w:hAnsi="Calibri" w:cs="Calibri"/>
+          <w:lang w:val="en-US"/>
+        </w:rPr>
+        <w:t>Optional parameters</w:t>
+      </w:r>
+    </w:p>
+    <w:p>
+      <w:pPr>
         <w:pStyle w:val="ListParagraph"/>
         <w:numPr>
           <w:ilvl w:val="0"/>
@@ -745,21 +938,14 @@
           <w:rFonts w:ascii="Calibri" w:hAnsi="Calibri" w:cs="Calibri"/>
           <w:lang w:val="en-US"/>
         </w:rPr>
-        <w:t xml:space="preserve">This option allows you to remove part of the signal rather than denoise it. Epochs are rejected based on Explained Noise Variance (ENOVA). </w:t>
-      </w:r>
-      <w:r>
-        <w:rPr>
-          <w:rFonts w:ascii="Calibri" w:hAnsi="Calibri" w:cs="Calibri"/>
-          <w:lang w:val="en-US"/>
-        </w:rPr>
-        <w:t>Setting the threshold to 0.9 will result in the rejection of all epochs in which more than 90% of the signal is identified as noise. A smaller value will lead to more conservative processing. The toolbox automatically adjusts the position of EEG events recorded in MRK files.</w:t>
-      </w:r>
-      <w:r>
-        <w:rPr>
-          <w:rFonts w:ascii="Calibri" w:hAnsi="Calibri" w:cs="Calibri"/>
-          <w:lang w:val="en-US"/>
-        </w:rPr>
-        <w:t xml:space="preserve">  </w:t>
+        <w:t xml:space="preserve">In the case of a very long recording (for example, a sleep recording), you can expect the noise pattern to change over time due to factors such as gel drying or changes in the participant's sweat pattern. This is what we call the non-stationarity of the noise pattern. This option allows you to cut your recording into several sections and recompute the noise threshold for each section. This allows for the most accurate noise correction possible. </w:t>
+      </w:r>
+      <w:r>
+        <w:rPr>
+          <w:rFonts w:ascii="Calibri" w:hAnsi="Calibri" w:cs="Calibri"/>
+          <w:lang w:val="en-US"/>
+        </w:rPr>
+        <w:t xml:space="preserve"> </w:t>
       </w:r>
       <w:r>
         <w:rPr>
@@ -771,84 +957,16 @@
       <w:r>
         <w:rPr>
           <w:rFonts w:ascii="Calibri" w:hAnsi="Calibri" w:cs="Calibri"/>
-          <w:b/>
-          <w:bCs/>
-          <w:color w:val="EE0000"/>
-          <w:lang w:val="en-US"/>
-        </w:rPr>
-        <w:t>This option is NOT RECOMMENDED for an ERP study!</w:t>
-      </w:r>
-      <w:r>
-        <w:rPr>
-          <w:rFonts w:ascii="Calibri" w:hAnsi="Calibri" w:cs="Calibri"/>
-          <w:lang w:val="en-US"/>
-        </w:rPr>
-        <w:t xml:space="preserve"> </w:t>
-      </w:r>
-      <w:r>
-        <w:rPr>
-          <w:rFonts w:ascii="Calibri" w:hAnsi="Calibri" w:cs="Calibri"/>
-          <w:lang w:val="en-US"/>
-        </w:rPr>
-        <w:t xml:space="preserve">Indeed, the epochs used by GEDAI (typically 1 s) are independent of the </w:t>
-      </w:r>
-      <w:r>
-        <w:rPr>
-          <w:rFonts w:ascii="Calibri" w:hAnsi="Calibri" w:cs="Calibri"/>
-          <w:lang w:val="en-US"/>
-        </w:rPr>
-        <w:t>events (triggers/</w:t>
-      </w:r>
-      <w:r>
-        <w:rPr>
-          <w:rFonts w:ascii="Calibri" w:hAnsi="Calibri" w:cs="Calibri"/>
-          <w:lang w:val="en-US"/>
-        </w:rPr>
-        <w:t>markers</w:t>
-      </w:r>
-      <w:r>
-        <w:rPr>
-          <w:rFonts w:ascii="Calibri" w:hAnsi="Calibri" w:cs="Calibri"/>
-          <w:lang w:val="en-US"/>
-        </w:rPr>
-        <w:t>)</w:t>
-      </w:r>
-      <w:r>
-        <w:rPr>
-          <w:rFonts w:ascii="Calibri" w:hAnsi="Calibri" w:cs="Calibri"/>
-          <w:lang w:val="en-US"/>
-        </w:rPr>
-        <w:t xml:space="preserve"> in the file. This means that epochs centred on events (triggers/markers) used for averaging could be truncated. This is why using this option for an ERP study is strongly not recommended, and the artefact rejection options in the </w:t>
-      </w:r>
-      <w:r>
-        <w:rPr>
-          <w:rFonts w:ascii="Calibri" w:hAnsi="Calibri" w:cs="Calibri"/>
-          <w:i/>
-          <w:iCs/>
-          <w:lang w:val="en-US"/>
-        </w:rPr>
-        <w:t>Epoching module</w:t>
-      </w:r>
-      <w:r>
-        <w:rPr>
-          <w:rFonts w:ascii="Calibri" w:hAnsi="Calibri" w:cs="Calibri"/>
-          <w:lang w:val="en-US"/>
-        </w:rPr>
-        <w:t xml:space="preserve"> should be used instead. </w:t>
-      </w:r>
-      <w:r>
-        <w:rPr>
-          <w:rFonts w:ascii="Calibri" w:hAnsi="Calibri" w:cs="Calibri"/>
-          <w:lang w:val="en-US"/>
-        </w:rPr>
-        <w:t xml:space="preserve">Keep this option for resting state recording. </w:t>
-      </w:r>
-      <w:r>
-        <w:rPr>
-          <w:rFonts w:ascii="Calibri" w:hAnsi="Calibri" w:cs="Calibri"/>
-          <w:lang w:val="en-US"/>
-        </w:rPr>
-        <w:t xml:space="preserve"> </w:t>
+          <w:lang w:val="en-US"/>
+        </w:rPr>
+        <w:t>GEDAI uses a sliding window with 50% overlap. This means that if you enter a window duration of 1,200 seconds (20 minutes), GEDAI will compute the noise threshold of the signal over windows of 0–20 minutes, 10–30 minutes, 20–40 minutes and 30–50 minutes.</w:t>
+      </w:r>
+      <w:r>
+        <w:rPr>
+          <w:rFonts w:ascii="Calibri" w:hAnsi="Calibri" w:cs="Calibri"/>
+          <w:lang w:val="en-US"/>
+        </w:rPr>
+        <w:t xml:space="preserve"> See the FAQ for a discussion on the windows size.</w:t>
       </w:r>
     </w:p>
     <w:p>
@@ -868,23 +986,130 @@
           <w:rFonts w:ascii="Calibri" w:hAnsi="Calibri" w:cs="Calibri"/>
           <w:lang w:val="en-US"/>
         </w:rPr>
-        <w:t xml:space="preserve">This option allows you to speed up processing by using multiple threads. This option is only available if you have the </w:t>
+        <w:t xml:space="preserve">This option allows you to remove part of the signal rather than denoise it. Epochs are rejected based on Explained Noise Variance (ENOVA). </w:t>
+      </w:r>
+      <w:r>
+        <w:rPr>
+          <w:rFonts w:ascii="Calibri" w:hAnsi="Calibri" w:cs="Calibri"/>
+          <w:lang w:val="en-US"/>
+        </w:rPr>
+        <w:t>Setting the threshold to 0.9 will result in the rejection of all epochs in which more than 90% of the signal is identified as noise. A smaller value will lead to more conservative processing. The toolbox automatically adjusts the position of EEG events recorded in MRK files.</w:t>
+      </w:r>
+      <w:r>
+        <w:rPr>
+          <w:rFonts w:ascii="Calibri" w:hAnsi="Calibri" w:cs="Calibri"/>
+          <w:lang w:val="en-US"/>
+        </w:rPr>
+        <w:t xml:space="preserve">  </w:t>
+      </w:r>
+      <w:r>
+        <w:rPr>
+          <w:rFonts w:ascii="Calibri" w:hAnsi="Calibri" w:cs="Calibri"/>
+          <w:lang w:val="en-US"/>
+        </w:rPr>
+        <w:br/>
       </w:r>
       <w:r>
         <w:rPr>
           <w:rFonts w:ascii="Calibri" w:hAnsi="Calibri" w:cs="Calibri"/>
           <w:b/>
           <w:bCs/>
-          <w:lang w:val="en-US"/>
-        </w:rPr>
-        <w:t>Parallel Computing Toolbox</w:t>
-      </w:r>
-      <w:r>
-        <w:rPr>
-          <w:rFonts w:ascii="Calibri" w:hAnsi="Calibri" w:cs="Calibri"/>
-          <w:lang w:val="en-US"/>
-        </w:rPr>
-        <w:t xml:space="preserve"> from MathWorks installed in your Matlab.</w:t>
+          <w:color w:val="EE0000"/>
+          <w:lang w:val="en-US"/>
+        </w:rPr>
+        <w:t>This option is NOT RECOMMENDED for an ERP study!</w:t>
+      </w:r>
+      <w:r>
+        <w:rPr>
+          <w:rFonts w:ascii="Calibri" w:hAnsi="Calibri" w:cs="Calibri"/>
+          <w:lang w:val="en-US"/>
+        </w:rPr>
+        <w:t xml:space="preserve"> Indeed, the epochs used by GEDAI (typically 1 s) are independent of the </w:t>
+      </w:r>
+      <w:r>
+        <w:rPr>
+          <w:rFonts w:ascii="Calibri" w:hAnsi="Calibri" w:cs="Calibri"/>
+          <w:lang w:val="en-US"/>
+        </w:rPr>
+        <w:t>events (triggers/</w:t>
+      </w:r>
+      <w:r>
+        <w:rPr>
+          <w:rFonts w:ascii="Calibri" w:hAnsi="Calibri" w:cs="Calibri"/>
+          <w:lang w:val="en-US"/>
+        </w:rPr>
+        <w:t>markers</w:t>
+      </w:r>
+      <w:r>
+        <w:rPr>
+          <w:rFonts w:ascii="Calibri" w:hAnsi="Calibri" w:cs="Calibri"/>
+          <w:lang w:val="en-US"/>
+        </w:rPr>
+        <w:t>)</w:t>
+      </w:r>
+      <w:r>
+        <w:rPr>
+          <w:rFonts w:ascii="Calibri" w:hAnsi="Calibri" w:cs="Calibri"/>
+          <w:lang w:val="en-US"/>
+        </w:rPr>
+        <w:t xml:space="preserve"> in the file. This means that epochs </w:t>
+      </w:r>
+      <w:proofErr w:type="spellStart"/>
+      <w:r>
+        <w:rPr>
+          <w:rFonts w:ascii="Calibri" w:hAnsi="Calibri" w:cs="Calibri"/>
+          <w:lang w:val="en-US"/>
+        </w:rPr>
+        <w:t>centred</w:t>
+      </w:r>
+      <w:proofErr w:type="spellEnd"/>
+      <w:r>
+        <w:rPr>
+          <w:rFonts w:ascii="Calibri" w:hAnsi="Calibri" w:cs="Calibri"/>
+          <w:lang w:val="en-US"/>
+        </w:rPr>
+        <w:t xml:space="preserve"> on events (triggers/markers) used for averaging could be truncated. This is why using this option for an ERP study is strongly not recommended, and the artefact rejection options in the </w:t>
+      </w:r>
+      <w:proofErr w:type="spellStart"/>
+      <w:r>
+        <w:rPr>
+          <w:rFonts w:ascii="Calibri" w:hAnsi="Calibri" w:cs="Calibri"/>
+          <w:i/>
+          <w:iCs/>
+          <w:lang w:val="en-US"/>
+        </w:rPr>
+        <w:t>Epoching</w:t>
+      </w:r>
+      <w:proofErr w:type="spellEnd"/>
+      <w:r>
+        <w:rPr>
+          <w:rFonts w:ascii="Calibri" w:hAnsi="Calibri" w:cs="Calibri"/>
+          <w:i/>
+          <w:iCs/>
+          <w:lang w:val="en-US"/>
+        </w:rPr>
+        <w:t xml:space="preserve"> module</w:t>
+      </w:r>
+      <w:r>
+        <w:rPr>
+          <w:rFonts w:ascii="Calibri" w:hAnsi="Calibri" w:cs="Calibri"/>
+          <w:lang w:val="en-US"/>
+        </w:rPr>
+        <w:t xml:space="preserve"> should be used instead. </w:t>
+      </w:r>
+      <w:r>
+        <w:rPr>
+          <w:rFonts w:ascii="Calibri" w:hAnsi="Calibri" w:cs="Calibri"/>
+          <w:lang w:val="en-US"/>
+        </w:rPr>
+        <w:t xml:space="preserve">Keep this option for resting state recording. </w:t>
+      </w:r>
+      <w:r>
+        <w:rPr>
+          <w:rFonts w:ascii="Calibri" w:hAnsi="Calibri" w:cs="Calibri"/>
+          <w:lang w:val="en-US"/>
+        </w:rPr>
+        <w:t xml:space="preserve"> </w:t>
       </w:r>
     </w:p>
     <w:p>
@@ -904,43 +1129,98 @@
           <w:rFonts w:ascii="Calibri" w:hAnsi="Calibri" w:cs="Calibri"/>
           <w:lang w:val="en-US"/>
         </w:rPr>
-        <w:t xml:space="preserve">Open an additional window overlaying the original and corrected signals for </w:t>
-      </w:r>
-      <w:r>
-        <w:rPr>
-          <w:rFonts w:ascii="Calibri" w:hAnsi="Calibri" w:cs="Calibri"/>
-          <w:lang w:val="en-US"/>
-        </w:rPr>
-        <w:t>visualization</w:t>
-      </w:r>
-      <w:r>
-        <w:rPr>
-          <w:rFonts w:ascii="Calibri" w:hAnsi="Calibri" w:cs="Calibri"/>
-          <w:lang w:val="en-US"/>
-        </w:rPr>
-        <w:t>.</w:t>
-      </w:r>
-    </w:p>
-    <w:p>
-      <w:pPr>
-        <w:rPr>
-          <w:rFonts w:ascii="Calibri" w:hAnsi="Calibri" w:cs="Calibri"/>
-          <w:lang w:val="en-US"/>
-        </w:rPr>
-      </w:pPr>
-      <w:r>
-        <w:rPr>
-          <w:rFonts w:ascii="Calibri" w:hAnsi="Calibri" w:cs="Calibri"/>
-          <w:lang w:val="en-US"/>
-        </w:rPr>
-        <w:t>Pannel B</w:t>
-      </w:r>
-      <w:r>
-        <w:rPr>
-          <w:rFonts w:ascii="Calibri" w:hAnsi="Calibri" w:cs="Calibri"/>
-          <w:lang w:val="en-US"/>
-        </w:rPr>
-        <w:t>:</w:t>
+        <w:t xml:space="preserve">This option permits us to automatically detect bad channels and interpolate them. This is an alternative to the automatic bad channel detection of </w:t>
+      </w:r>
+      <w:proofErr w:type="spellStart"/>
+      <w:r>
+        <w:rPr>
+          <w:rFonts w:ascii="Calibri" w:hAnsi="Calibri" w:cs="Calibri"/>
+          <w:i/>
+          <w:iCs/>
+          <w:lang w:val="en-US"/>
+        </w:rPr>
+        <w:t>CleanRawData</w:t>
+      </w:r>
+      <w:proofErr w:type="spellEnd"/>
+      <w:r>
+        <w:rPr>
+          <w:rFonts w:ascii="Calibri" w:hAnsi="Calibri" w:cs="Calibri"/>
+          <w:lang w:val="en-US"/>
+        </w:rPr>
+        <w:t xml:space="preserve"> available in the </w:t>
+      </w:r>
+      <w:r>
+        <w:rPr>
+          <w:rFonts w:ascii="Calibri" w:hAnsi="Calibri" w:cs="Calibri"/>
+          <w:b/>
+          <w:bCs/>
+          <w:lang w:val="en-US"/>
+        </w:rPr>
+        <w:t>Filtering+ module</w:t>
+      </w:r>
+      <w:r>
+        <w:rPr>
+          <w:rFonts w:ascii="Calibri" w:hAnsi="Calibri" w:cs="Calibri"/>
+          <w:lang w:val="en-US"/>
+        </w:rPr>
+        <w:t xml:space="preserve">. To detect bad channels, it used the </w:t>
+      </w:r>
+      <w:r>
+        <w:rPr>
+          <w:rFonts w:ascii="Calibri" w:hAnsi="Calibri" w:cs="Calibri"/>
+          <w:lang w:val="en-US"/>
+        </w:rPr>
+        <w:t>Explained Noise Variance (ENOVA)</w:t>
+      </w:r>
+      <w:r>
+        <w:rPr>
+          <w:rFonts w:ascii="Calibri" w:hAnsi="Calibri" w:cs="Calibri"/>
+          <w:lang w:val="en-US"/>
+        </w:rPr>
+        <w:t xml:space="preserve">. </w:t>
+      </w:r>
+      <w:r>
+        <w:rPr>
+          <w:rFonts w:ascii="Calibri" w:hAnsi="Calibri" w:cs="Calibri"/>
+          <w:lang w:val="en-US"/>
+        </w:rPr>
+        <w:lastRenderedPageBreak/>
+        <w:t xml:space="preserve">Setting the threshold to 0.9 will result in the rejection of all </w:t>
+      </w:r>
+      <w:r>
+        <w:rPr>
+          <w:rFonts w:ascii="Calibri" w:hAnsi="Calibri" w:cs="Calibri"/>
+          <w:lang w:val="en-US"/>
+        </w:rPr>
+        <w:t>channels</w:t>
+      </w:r>
+      <w:r>
+        <w:rPr>
+          <w:rFonts w:ascii="Calibri" w:hAnsi="Calibri" w:cs="Calibri"/>
+          <w:lang w:val="en-US"/>
+        </w:rPr>
+        <w:t xml:space="preserve"> in which more than 90% of the signal is identified as noise.</w:t>
+      </w:r>
+      <w:r>
+        <w:rPr>
+          <w:rFonts w:ascii="Calibri" w:hAnsi="Calibri" w:cs="Calibri"/>
+          <w:lang w:val="en-US"/>
+        </w:rPr>
+        <w:t xml:space="preserve"> </w:t>
+      </w:r>
+      <w:r>
+        <w:rPr>
+          <w:rFonts w:ascii="Calibri" w:hAnsi="Calibri" w:cs="Calibri"/>
+          <w:lang w:val="en-US"/>
+        </w:rPr>
+        <w:t>GEDAI drops the bad channels, cleans the data on the remaining good ones, and then interpolates the missing channels back from the clean neighbors</w:t>
+      </w:r>
+      <w:r>
+        <w:rPr>
+          <w:rFonts w:ascii="Calibri" w:hAnsi="Calibri" w:cs="Calibri"/>
+          <w:lang w:val="en-US"/>
+        </w:rPr>
+        <w:t xml:space="preserve"> using the default EEGLAB spherical spline interpolation.</w:t>
       </w:r>
     </w:p>
     <w:p>
@@ -960,7 +1240,39 @@
           <w:rFonts w:ascii="Calibri" w:hAnsi="Calibri" w:cs="Calibri"/>
           <w:lang w:val="en-US"/>
         </w:rPr>
-        <w:t xml:space="preserve">Select the format for the output files. </w:t>
+        <w:t xml:space="preserve">This option allows you to speed up processing by using multiple threads. This option is only available if you have the </w:t>
+      </w:r>
+      <w:r>
+        <w:rPr>
+          <w:rFonts w:ascii="Calibri" w:hAnsi="Calibri" w:cs="Calibri"/>
+          <w:b/>
+          <w:bCs/>
+          <w:lang w:val="en-US"/>
+        </w:rPr>
+        <w:t>Parallel Computing Toolbox</w:t>
+      </w:r>
+      <w:r>
+        <w:rPr>
+          <w:rFonts w:ascii="Calibri" w:hAnsi="Calibri" w:cs="Calibri"/>
+          <w:lang w:val="en-US"/>
+        </w:rPr>
+        <w:t xml:space="preserve"> from MathWorks installed in your </w:t>
+      </w:r>
+      <w:proofErr w:type="spellStart"/>
+      <w:r>
+        <w:rPr>
+          <w:rFonts w:ascii="Calibri" w:hAnsi="Calibri" w:cs="Calibri"/>
+          <w:lang w:val="en-US"/>
+        </w:rPr>
+        <w:t>Matlab</w:t>
+      </w:r>
+      <w:proofErr w:type="spellEnd"/>
+      <w:r>
+        <w:rPr>
+          <w:rFonts w:ascii="Calibri" w:hAnsi="Calibri" w:cs="Calibri"/>
+          <w:lang w:val="en-US"/>
+        </w:rPr>
+        <w:t>.</w:t>
       </w:r>
     </w:p>
     <w:p>
@@ -980,14 +1292,66 @@
           <w:rFonts w:ascii="Calibri" w:hAnsi="Calibri" w:cs="Calibri"/>
           <w:lang w:val="en-US"/>
         </w:rPr>
-        <w:t>Select the destination folder where the results files will be saved. Note that this reproduces the input structure. For example, if the input files were in subfolders, there would be a folder per participant.</w:t>
-      </w:r>
-      <w:r>
-        <w:rPr>
-          <w:rFonts w:ascii="Calibri" w:hAnsi="Calibri" w:cs="Calibri"/>
-          <w:lang w:val="en-US"/>
-        </w:rPr>
-        <w:t xml:space="preserve"> </w:t>
+        <w:t xml:space="preserve">Open an additional window overlaying the original and corrected signals for </w:t>
+      </w:r>
+      <w:r>
+        <w:rPr>
+          <w:rFonts w:ascii="Calibri" w:hAnsi="Calibri" w:cs="Calibri"/>
+          <w:lang w:val="en-US"/>
+        </w:rPr>
+        <w:t>visualization</w:t>
+      </w:r>
+      <w:r>
+        <w:rPr>
+          <w:rFonts w:ascii="Calibri" w:hAnsi="Calibri" w:cs="Calibri"/>
+          <w:lang w:val="en-US"/>
+        </w:rPr>
+        <w:t>.</w:t>
+      </w:r>
+    </w:p>
+    <w:p>
+      <w:pPr>
+        <w:pStyle w:val="ListParagraph"/>
+        <w:rPr>
+          <w:rFonts w:ascii="Calibri" w:hAnsi="Calibri" w:cs="Calibri"/>
+          <w:lang w:val="en-US"/>
+        </w:rPr>
+      </w:pPr>
+    </w:p>
+    <w:p>
+      <w:pPr>
+        <w:rPr>
+          <w:rFonts w:ascii="Calibri" w:hAnsi="Calibri" w:cs="Calibri"/>
+          <w:lang w:val="en-US"/>
+        </w:rPr>
+      </w:pPr>
+      <w:r>
+        <w:rPr>
+          <w:rFonts w:ascii="Calibri" w:hAnsi="Calibri" w:cs="Calibri"/>
+          <w:lang w:val="en-US"/>
+        </w:rPr>
+        <w:t xml:space="preserve">Pannel </w:t>
+      </w:r>
+      <w:r>
+        <w:rPr>
+          <w:rFonts w:ascii="Calibri" w:hAnsi="Calibri" w:cs="Calibri"/>
+          <w:lang w:val="en-US"/>
+        </w:rPr>
+        <w:t>C</w:t>
+      </w:r>
+      <w:r>
+        <w:rPr>
+          <w:rFonts w:ascii="Calibri" w:hAnsi="Calibri" w:cs="Calibri"/>
+          <w:lang w:val="en-US"/>
+        </w:rPr>
+        <w:t>:</w:t>
+      </w:r>
+      <w:r>
+        <w:rPr>
+          <w:rFonts w:ascii="Calibri" w:hAnsi="Calibri" w:cs="Calibri"/>
+          <w:lang w:val="en-US"/>
+        </w:rPr>
+        <w:t xml:space="preserve"> Output option</w:t>
       </w:r>
     </w:p>
     <w:p>
@@ -1007,14 +1371,7 @@
           <w:rFonts w:ascii="Calibri" w:hAnsi="Calibri" w:cs="Calibri"/>
           <w:lang w:val="en-US"/>
         </w:rPr>
-        <w:t>The suffix added to the input filename to obtain the output filename</w:t>
-      </w:r>
-      <w:r>
-        <w:rPr>
-          <w:rFonts w:ascii="Calibri" w:hAnsi="Calibri" w:cs="Calibri"/>
-          <w:lang w:val="en-US"/>
-        </w:rPr>
-        <w:t>.</w:t>
+        <w:t xml:space="preserve">Select the format for the output files. </w:t>
       </w:r>
     </w:p>
     <w:p>
@@ -1034,6 +1391,76 @@
           <w:rFonts w:ascii="Calibri" w:hAnsi="Calibri" w:cs="Calibri"/>
           <w:lang w:val="en-US"/>
         </w:rPr>
+        <w:t>Select the destination folder where the results files will be saved. Note that this reproduces the input structure. For example, if the input files were in subfolders, there would be a folder per participant.</w:t>
+      </w:r>
+      <w:r>
+        <w:rPr>
+          <w:rFonts w:ascii="Calibri" w:hAnsi="Calibri" w:cs="Calibri"/>
+          <w:lang w:val="en-US"/>
+        </w:rPr>
+        <w:t xml:space="preserve"> </w:t>
+      </w:r>
+    </w:p>
+    <w:p>
+      <w:pPr>
+        <w:pStyle w:val="ListParagraph"/>
+        <w:numPr>
+          <w:ilvl w:val="0"/>
+          <w:numId w:val="3"/>
+        </w:numPr>
+        <w:rPr>
+          <w:rFonts w:ascii="Calibri" w:hAnsi="Calibri" w:cs="Calibri"/>
+          <w:lang w:val="en-US"/>
+        </w:rPr>
+      </w:pPr>
+      <w:r>
+        <w:rPr>
+          <w:rFonts w:ascii="Calibri" w:hAnsi="Calibri" w:cs="Calibri"/>
+          <w:lang w:val="en-US"/>
+        </w:rPr>
+        <w:t xml:space="preserve">The suffix added to the </w:t>
+      </w:r>
+      <w:proofErr w:type="gramStart"/>
+      <w:r>
+        <w:rPr>
+          <w:rFonts w:ascii="Calibri" w:hAnsi="Calibri" w:cs="Calibri"/>
+          <w:lang w:val="en-US"/>
+        </w:rPr>
+        <w:t>input filename</w:t>
+      </w:r>
+      <w:proofErr w:type="gramEnd"/>
+      <w:r>
+        <w:rPr>
+          <w:rFonts w:ascii="Calibri" w:hAnsi="Calibri" w:cs="Calibri"/>
+          <w:lang w:val="en-US"/>
+        </w:rPr>
+        <w:t xml:space="preserve"> to obtain the output filename</w:t>
+      </w:r>
+      <w:r>
+        <w:rPr>
+          <w:rFonts w:ascii="Calibri" w:hAnsi="Calibri" w:cs="Calibri"/>
+          <w:lang w:val="en-US"/>
+        </w:rPr>
+        <w:t>.</w:t>
+      </w:r>
+    </w:p>
+    <w:p>
+      <w:pPr>
+        <w:pStyle w:val="ListParagraph"/>
+        <w:numPr>
+          <w:ilvl w:val="0"/>
+          <w:numId w:val="3"/>
+        </w:numPr>
+        <w:rPr>
+          <w:rFonts w:ascii="Calibri" w:hAnsi="Calibri" w:cs="Calibri"/>
+          <w:lang w:val="en-US"/>
+        </w:rPr>
+      </w:pPr>
+      <w:r>
+        <w:rPr>
+          <w:rFonts w:ascii="Calibri" w:hAnsi="Calibri" w:cs="Calibri"/>
+          <w:lang w:val="en-US"/>
+        </w:rPr>
         <w:t xml:space="preserve">There are three validation buttons: </w:t>
       </w:r>
     </w:p>
@@ -1111,7 +1538,6 @@
           <w:rFonts w:ascii="Calibri" w:hAnsi="Calibri" w:cs="Calibri"/>
           <w:lang w:val="en-US"/>
         </w:rPr>
-        <w:lastRenderedPageBreak/>
         <w:t xml:space="preserve">The </w:t>
       </w:r>
       <w:r>
@@ -1223,6 +1649,13 @@
           <w:lang w:val="en-US"/>
         </w:rPr>
       </w:pPr>
+      <w:r>
+        <w:rPr>
+          <w:rFonts w:ascii="Calibri" w:hAnsi="Calibri" w:cs="Calibri"/>
+          <w:lang w:val="en-US"/>
+        </w:rPr>
+        <w:br w:type="page"/>
+      </w:r>
     </w:p>
     <w:p>
       <w:pPr>
@@ -1250,6 +1683,7 @@
           <w:lang w:val="en-US"/>
           <w14:ligatures w14:val="none"/>
         </w:rPr>
+        <w:lastRenderedPageBreak/>
         <w:t>FAQ</w:t>
       </w:r>
       <w:r>
@@ -1300,7 +1734,23 @@
           <w:rFonts w:ascii="Calibri" w:hAnsi="Calibri" w:cs="Calibri"/>
           <w:lang w:val="en-US"/>
         </w:rPr>
-        <w:t>In GEDAI, EEG data are not analyzed as one long continuous signal. Instead, the data are segmented into short epochs, and these epochs are used to compute frequency-specific covariance matrices that feed the GED (Generalized EigenDecomposition).</w:t>
+        <w:t xml:space="preserve">In GEDAI, EEG data are not analyzed as one long continuous signal. Instead, the data are segmented into short epochs, and these epochs are used to compute frequency-specific covariance matrices that feed the GED (Generalized </w:t>
+      </w:r>
+      <w:proofErr w:type="spellStart"/>
+      <w:r>
+        <w:rPr>
+          <w:rFonts w:ascii="Calibri" w:hAnsi="Calibri" w:cs="Calibri"/>
+          <w:lang w:val="en-US"/>
+        </w:rPr>
+        <w:t>EigenDecomposition</w:t>
+      </w:r>
+      <w:proofErr w:type="spellEnd"/>
+      <w:r>
+        <w:rPr>
+          <w:rFonts w:ascii="Calibri" w:hAnsi="Calibri" w:cs="Calibri"/>
+          <w:lang w:val="en-US"/>
+        </w:rPr>
+        <w:t>).</w:t>
       </w:r>
     </w:p>
     <w:p>
@@ -1446,8 +1896,16 @@
         <w:rPr>
           <w:rFonts w:ascii="Calibri" w:hAnsi="Calibri" w:cs="Calibri"/>
         </w:rPr>
-        <w:t>With the default value:</w:t>
-      </w:r>
+        <w:t xml:space="preserve">With the default </w:t>
+      </w:r>
+      <w:proofErr w:type="gramStart"/>
+      <w:r>
+        <w:rPr>
+          <w:rFonts w:ascii="Calibri" w:hAnsi="Calibri" w:cs="Calibri"/>
+        </w:rPr>
+        <w:t>value:</w:t>
+      </w:r>
+      <w:proofErr w:type="gramEnd"/>
     </w:p>
     <w:p>
       <w:pPr>
@@ -1459,25 +1917,57 @@
           <w:rFonts w:ascii="Calibri" w:hAnsi="Calibri" w:cs="Calibri"/>
         </w:rPr>
       </w:pPr>
-      <w:r>
-        <w:rPr>
-          <w:rFonts w:ascii="Calibri" w:hAnsi="Calibri" w:cs="Calibri"/>
-        </w:rPr>
-        <w:t>Epochs size (wave cycles) = 12</w:t>
-      </w:r>
-    </w:p>
-    <w:p>
-      <w:pPr>
-        <w:rPr>
-          <w:rFonts w:ascii="Calibri" w:hAnsi="Calibri" w:cs="Calibri"/>
-        </w:rPr>
-      </w:pPr>
-      <w:r>
-        <w:rPr>
-          <w:rFonts w:ascii="Calibri" w:hAnsi="Calibri" w:cs="Calibri"/>
-        </w:rPr>
-        <w:t>Examples:</w:t>
-      </w:r>
+      <w:proofErr w:type="spellStart"/>
+      <w:r>
+        <w:rPr>
+          <w:rFonts w:ascii="Calibri" w:hAnsi="Calibri" w:cs="Calibri"/>
+        </w:rPr>
+        <w:t>Epochs</w:t>
+      </w:r>
+      <w:proofErr w:type="spellEnd"/>
+      <w:r>
+        <w:rPr>
+          <w:rFonts w:ascii="Calibri" w:hAnsi="Calibri" w:cs="Calibri"/>
+        </w:rPr>
+        <w:t xml:space="preserve"> size (</w:t>
+      </w:r>
+      <w:proofErr w:type="spellStart"/>
+      <w:r>
+        <w:rPr>
+          <w:rFonts w:ascii="Calibri" w:hAnsi="Calibri" w:cs="Calibri"/>
+        </w:rPr>
+        <w:t>wave</w:t>
+      </w:r>
+      <w:proofErr w:type="spellEnd"/>
+      <w:r>
+        <w:rPr>
+          <w:rFonts w:ascii="Calibri" w:hAnsi="Calibri" w:cs="Calibri"/>
+        </w:rPr>
+        <w:t xml:space="preserve"> cycles) = 12</w:t>
+      </w:r>
+    </w:p>
+    <w:p>
+      <w:pPr>
+        <w:rPr>
+          <w:rFonts w:ascii="Calibri" w:hAnsi="Calibri" w:cs="Calibri"/>
+        </w:rPr>
+      </w:pPr>
+      <w:proofErr w:type="spellStart"/>
+      <w:proofErr w:type="gramStart"/>
+      <w:r>
+        <w:rPr>
+          <w:rFonts w:ascii="Calibri" w:hAnsi="Calibri" w:cs="Calibri"/>
+        </w:rPr>
+        <w:t>Examples</w:t>
+      </w:r>
+      <w:proofErr w:type="spellEnd"/>
+      <w:r>
+        <w:rPr>
+          <w:rFonts w:ascii="Calibri" w:hAnsi="Calibri" w:cs="Calibri"/>
+        </w:rPr>
+        <w:t>:</w:t>
+      </w:r>
+      <w:proofErr w:type="gramEnd"/>
     </w:p>
     <w:p>
       <w:pPr>
@@ -1493,7 +1983,21 @@
         <w:rPr>
           <w:rFonts w:ascii="Calibri" w:hAnsi="Calibri" w:cs="Calibri"/>
         </w:rPr>
-        <w:t>At 10 Hz → epoch ≈ 1.2 s</w:t>
+        <w:t xml:space="preserve">At 10 Hz → </w:t>
+      </w:r>
+      <w:proofErr w:type="spellStart"/>
+      <w:r>
+        <w:rPr>
+          <w:rFonts w:ascii="Calibri" w:hAnsi="Calibri" w:cs="Calibri"/>
+        </w:rPr>
+        <w:t>epoch</w:t>
+      </w:r>
+      <w:proofErr w:type="spellEnd"/>
+      <w:r>
+        <w:rPr>
+          <w:rFonts w:ascii="Calibri" w:hAnsi="Calibri" w:cs="Calibri"/>
+        </w:rPr>
+        <w:t xml:space="preserve"> ≈ 1.2 s</w:t>
       </w:r>
     </w:p>
     <w:p>
@@ -1510,7 +2014,21 @@
         <w:rPr>
           <w:rFonts w:ascii="Calibri" w:hAnsi="Calibri" w:cs="Calibri"/>
         </w:rPr>
-        <w:t>At 5 Hz → epoch ≈ 2.4 s</w:t>
+        <w:t xml:space="preserve">At 5 Hz → </w:t>
+      </w:r>
+      <w:proofErr w:type="spellStart"/>
+      <w:r>
+        <w:rPr>
+          <w:rFonts w:ascii="Calibri" w:hAnsi="Calibri" w:cs="Calibri"/>
+        </w:rPr>
+        <w:t>epoch</w:t>
+      </w:r>
+      <w:proofErr w:type="spellEnd"/>
+      <w:r>
+        <w:rPr>
+          <w:rFonts w:ascii="Calibri" w:hAnsi="Calibri" w:cs="Calibri"/>
+        </w:rPr>
+        <w:t xml:space="preserve"> ≈ 2.4 s</w:t>
       </w:r>
     </w:p>
     <w:p>
@@ -1527,21 +2045,43 @@
         <w:rPr>
           <w:rFonts w:ascii="Calibri" w:hAnsi="Calibri" w:cs="Calibri"/>
         </w:rPr>
-        <w:t>At 30 Hz → epoch ≈ 0.4 s</w:t>
-      </w:r>
-    </w:p>
-    <w:p>
-      <w:pPr>
-        <w:rPr>
-          <w:rFonts w:ascii="Calibri" w:hAnsi="Calibri" w:cs="Calibri"/>
-        </w:rPr>
-      </w:pPr>
-      <w:r>
-        <w:rPr>
-          <w:rFonts w:ascii="Calibri" w:hAnsi="Calibri" w:cs="Calibri"/>
-        </w:rPr>
-        <w:t>GEDAI relies on:</w:t>
-      </w:r>
+        <w:t xml:space="preserve">At 30 Hz → </w:t>
+      </w:r>
+      <w:proofErr w:type="spellStart"/>
+      <w:r>
+        <w:rPr>
+          <w:rFonts w:ascii="Calibri" w:hAnsi="Calibri" w:cs="Calibri"/>
+        </w:rPr>
+        <w:t>epoch</w:t>
+      </w:r>
+      <w:proofErr w:type="spellEnd"/>
+      <w:r>
+        <w:rPr>
+          <w:rFonts w:ascii="Calibri" w:hAnsi="Calibri" w:cs="Calibri"/>
+        </w:rPr>
+        <w:t xml:space="preserve"> ≈ 0.4 s</w:t>
+      </w:r>
+    </w:p>
+    <w:p>
+      <w:pPr>
+        <w:rPr>
+          <w:rFonts w:ascii="Calibri" w:hAnsi="Calibri" w:cs="Calibri"/>
+        </w:rPr>
+      </w:pPr>
+      <w:r>
+        <w:rPr>
+          <w:rFonts w:ascii="Calibri" w:hAnsi="Calibri" w:cs="Calibri"/>
+        </w:rPr>
+        <w:t xml:space="preserve">GEDAI relies </w:t>
+      </w:r>
+      <w:proofErr w:type="gramStart"/>
+      <w:r>
+        <w:rPr>
+          <w:rFonts w:ascii="Calibri" w:hAnsi="Calibri" w:cs="Calibri"/>
+        </w:rPr>
+        <w:t>on:</w:t>
+      </w:r>
+      <w:proofErr w:type="gramEnd"/>
     </w:p>
     <w:p>
       <w:pPr>
@@ -1557,7 +2097,21 @@
         <w:rPr>
           <w:rFonts w:ascii="Calibri" w:hAnsi="Calibri" w:cs="Calibri"/>
         </w:rPr>
-        <w:t>Band-limited covariance matrices</w:t>
+        <w:t>Band-</w:t>
+      </w:r>
+      <w:proofErr w:type="spellStart"/>
+      <w:r>
+        <w:rPr>
+          <w:rFonts w:ascii="Calibri" w:hAnsi="Calibri" w:cs="Calibri"/>
+        </w:rPr>
+        <w:t>limited</w:t>
+      </w:r>
+      <w:proofErr w:type="spellEnd"/>
+      <w:r>
+        <w:rPr>
+          <w:rFonts w:ascii="Calibri" w:hAnsi="Calibri" w:cs="Calibri"/>
+        </w:rPr>
+        <w:t xml:space="preserve"> covariance matrices</w:t>
       </w:r>
     </w:p>
     <w:p>
@@ -1570,12 +2124,28 @@
           <w:rFonts w:ascii="Calibri" w:hAnsi="Calibri" w:cs="Calibri"/>
         </w:rPr>
       </w:pPr>
-      <w:r>
-        <w:rPr>
-          <w:rFonts w:ascii="Calibri" w:hAnsi="Calibri" w:cs="Calibri"/>
-        </w:rPr>
-        <w:t>Wavelet-based spectral filtering</w:t>
-      </w:r>
+      <w:proofErr w:type="spellStart"/>
+      <w:r>
+        <w:rPr>
+          <w:rFonts w:ascii="Calibri" w:hAnsi="Calibri" w:cs="Calibri"/>
+        </w:rPr>
+        <w:t>Wavelet-based</w:t>
+      </w:r>
+      <w:proofErr w:type="spellEnd"/>
+      <w:r>
+        <w:rPr>
+          <w:rFonts w:ascii="Calibri" w:hAnsi="Calibri" w:cs="Calibri"/>
+        </w:rPr>
+        <w:t xml:space="preserve"> spectral </w:t>
+      </w:r>
+      <w:proofErr w:type="spellStart"/>
+      <w:r>
+        <w:rPr>
+          <w:rFonts w:ascii="Calibri" w:hAnsi="Calibri" w:cs="Calibri"/>
+        </w:rPr>
+        <w:t>filtering</w:t>
+      </w:r>
+      <w:proofErr w:type="spellEnd"/>
     </w:p>
     <w:p>
       <w:pPr>
@@ -1625,8 +2195,16 @@
         <w:rPr>
           <w:rFonts w:ascii="Calibri" w:hAnsi="Calibri" w:cs="Calibri"/>
         </w:rPr>
-        <w:t>Covariance estimation quality</w:t>
-      </w:r>
+        <w:t xml:space="preserve">Covariance estimation </w:t>
+      </w:r>
+      <w:proofErr w:type="spellStart"/>
+      <w:r>
+        <w:rPr>
+          <w:rFonts w:ascii="Calibri" w:hAnsi="Calibri" w:cs="Calibri"/>
+        </w:rPr>
+        <w:t>quality</w:t>
+      </w:r>
+      <w:proofErr w:type="spellEnd"/>
     </w:p>
     <w:p>
       <w:pPr>
@@ -1680,7 +2258,35 @@
         <w:rPr>
           <w:rFonts w:ascii="Calibri" w:hAnsi="Calibri" w:cs="Calibri"/>
         </w:rPr>
-        <w:t>Time–frequency trade-off</w:t>
+        <w:t>Time–</w:t>
+      </w:r>
+      <w:proofErr w:type="spellStart"/>
+      <w:r>
+        <w:rPr>
+          <w:rFonts w:ascii="Calibri" w:hAnsi="Calibri" w:cs="Calibri"/>
+        </w:rPr>
+        <w:t>frequency</w:t>
+      </w:r>
+      <w:proofErr w:type="spellEnd"/>
+      <w:r>
+        <w:rPr>
+          <w:rFonts w:ascii="Calibri" w:hAnsi="Calibri" w:cs="Calibri"/>
+        </w:rPr>
+        <w:t xml:space="preserve"> </w:t>
+      </w:r>
+      <w:proofErr w:type="spellStart"/>
+      <w:r>
+        <w:rPr>
+          <w:rFonts w:ascii="Calibri" w:hAnsi="Calibri" w:cs="Calibri"/>
+        </w:rPr>
+        <w:t>trade</w:t>
+      </w:r>
+      <w:proofErr w:type="spellEnd"/>
+      <w:r>
+        <w:rPr>
+          <w:rFonts w:ascii="Calibri" w:hAnsi="Calibri" w:cs="Calibri"/>
+        </w:rPr>
+        <w:t>-off</w:t>
       </w:r>
     </w:p>
     <w:p>
@@ -1699,7 +2305,6 @@
           <w:rFonts w:ascii="Calibri" w:hAnsi="Calibri" w:cs="Calibri"/>
           <w:lang w:val="en-US"/>
         </w:rPr>
-        <w:lastRenderedPageBreak/>
         <w:t>More cycles = better frequency precision, worse temporal precision</w:t>
       </w:r>
     </w:p>
@@ -1732,12 +2337,42 @@
           <w:rFonts w:ascii="Calibri" w:hAnsi="Calibri" w:cs="Calibri"/>
         </w:rPr>
       </w:pPr>
-      <w:r>
-        <w:rPr>
-          <w:rFonts w:ascii="Calibri" w:hAnsi="Calibri" w:cs="Calibri"/>
-        </w:rPr>
-        <w:t>Artifact detection sensitivity</w:t>
-      </w:r>
+      <w:proofErr w:type="spellStart"/>
+      <w:r>
+        <w:rPr>
+          <w:rFonts w:ascii="Calibri" w:hAnsi="Calibri" w:cs="Calibri"/>
+        </w:rPr>
+        <w:t>Artifact</w:t>
+      </w:r>
+      <w:proofErr w:type="spellEnd"/>
+      <w:r>
+        <w:rPr>
+          <w:rFonts w:ascii="Calibri" w:hAnsi="Calibri" w:cs="Calibri"/>
+        </w:rPr>
+        <w:t xml:space="preserve"> </w:t>
+      </w:r>
+      <w:proofErr w:type="spellStart"/>
+      <w:r>
+        <w:rPr>
+          <w:rFonts w:ascii="Calibri" w:hAnsi="Calibri" w:cs="Calibri"/>
+        </w:rPr>
+        <w:t>detection</w:t>
+      </w:r>
+      <w:proofErr w:type="spellEnd"/>
+      <w:r>
+        <w:rPr>
+          <w:rFonts w:ascii="Calibri" w:hAnsi="Calibri" w:cs="Calibri"/>
+        </w:rPr>
+        <w:t xml:space="preserve"> </w:t>
+      </w:r>
+      <w:proofErr w:type="spellStart"/>
+      <w:r>
+        <w:rPr>
+          <w:rFonts w:ascii="Calibri" w:hAnsi="Calibri" w:cs="Calibri"/>
+        </w:rPr>
+        <w:t>sensitivity</w:t>
+      </w:r>
+      <w:proofErr w:type="spellEnd"/>
     </w:p>
     <w:p>
       <w:pPr>
@@ -1789,6 +2424,7 @@
           <w:rFonts w:ascii="Calibri" w:hAnsi="Calibri" w:cs="Calibri"/>
           <w:lang w:val="en-US"/>
         </w:rPr>
+        <w:lastRenderedPageBreak/>
         <w:t>The default value (12 cycles) is a well-balanced compromise between statistical stability and temporal sensitivity across common EEG frequency bands.</w:t>
       </w:r>
     </w:p>
@@ -1882,7 +2518,23 @@
           <w:rFonts w:ascii="Calibri" w:hAnsi="Calibri" w:cs="Calibri"/>
           <w:lang w:val="en-US"/>
         </w:rPr>
-        <w:t>Yes. The GEDAI correction is independent of the task and relies on</w:t>
+        <w:t xml:space="preserve">Yes. </w:t>
+      </w:r>
+      <w:proofErr w:type="gramStart"/>
+      <w:r>
+        <w:rPr>
+          <w:rFonts w:ascii="Calibri" w:hAnsi="Calibri" w:cs="Calibri"/>
+          <w:lang w:val="en-US"/>
+        </w:rPr>
+        <w:t>The GEDAI</w:t>
+      </w:r>
+      <w:proofErr w:type="gramEnd"/>
+      <w:r>
+        <w:rPr>
+          <w:rFonts w:ascii="Calibri" w:hAnsi="Calibri" w:cs="Calibri"/>
+          <w:lang w:val="en-US"/>
+        </w:rPr>
+        <w:t xml:space="preserve"> correction is independent of the task and relies on</w:t>
       </w:r>
       <w:r>
         <w:rPr>
@@ -1903,7 +2555,23 @@
           <w:rFonts w:ascii="Calibri" w:hAnsi="Calibri" w:cs="Calibri"/>
           <w:lang w:val="en-US"/>
         </w:rPr>
-        <w:t xml:space="preserve">This artefact rejection depends of : </w:t>
+        <w:t xml:space="preserve">This artefact rejection depends </w:t>
+      </w:r>
+      <w:proofErr w:type="gramStart"/>
+      <w:r>
+        <w:rPr>
+          <w:rFonts w:ascii="Calibri" w:hAnsi="Calibri" w:cs="Calibri"/>
+          <w:lang w:val="en-US"/>
+        </w:rPr>
+        <w:t>of :</w:t>
+      </w:r>
+      <w:proofErr w:type="gramEnd"/>
+      <w:r>
+        <w:rPr>
+          <w:rFonts w:ascii="Calibri" w:hAnsi="Calibri" w:cs="Calibri"/>
+          <w:lang w:val="en-US"/>
+        </w:rPr>
+        <w:t xml:space="preserve"> </w:t>
       </w:r>
     </w:p>
     <w:p>
@@ -1995,12 +2663,21 @@
           <w:lang w:val="en-US"/>
         </w:rPr>
       </w:pPr>
-      <w:r>
-        <w:rPr>
-          <w:rFonts w:ascii="Calibri" w:hAnsi="Calibri" w:cs="Calibri"/>
-          <w:lang w:val="en-US"/>
-        </w:rPr>
-        <w:t xml:space="preserve">the fact that the sources are intracerebral and </w:t>
+      <w:proofErr w:type="gramStart"/>
+      <w:r>
+        <w:rPr>
+          <w:rFonts w:ascii="Calibri" w:hAnsi="Calibri" w:cs="Calibri"/>
+          <w:lang w:val="en-US"/>
+        </w:rPr>
+        <w:t>the</w:t>
+      </w:r>
+      <w:proofErr w:type="gramEnd"/>
+      <w:r>
+        <w:rPr>
+          <w:rFonts w:ascii="Calibri" w:hAnsi="Calibri" w:cs="Calibri"/>
+          <w:lang w:val="en-US"/>
+        </w:rPr>
+        <w:t xml:space="preserve"> fact that the sources are intracerebral and </w:t>
       </w:r>
       <w:r>
         <w:rPr>
@@ -2166,7 +2843,23 @@
           <w:rFonts w:ascii="Calibri" w:hAnsi="Calibri" w:cs="Calibri"/>
           <w:lang w:val="en-US"/>
         </w:rPr>
-        <w:t xml:space="preserve">As the correction is based on the spatial distribution of the electrodes, it should be reasonable (medium head size, symmetric layout, more or less standard </w:t>
+        <w:t xml:space="preserve">As the correction is based on the spatial distribution of the electrodes, it should be reasonable (medium head size, symmetric layout, </w:t>
+      </w:r>
+      <w:proofErr w:type="gramStart"/>
+      <w:r>
+        <w:rPr>
+          <w:rFonts w:ascii="Calibri" w:hAnsi="Calibri" w:cs="Calibri"/>
+          <w:lang w:val="en-US"/>
+        </w:rPr>
+        <w:t>more or less standard</w:t>
+      </w:r>
+      <w:proofErr w:type="gramEnd"/>
+      <w:r>
+        <w:rPr>
+          <w:rFonts w:ascii="Calibri" w:hAnsi="Calibri" w:cs="Calibri"/>
+          <w:lang w:val="en-US"/>
+        </w:rPr>
+        <w:t xml:space="preserve"> </w:t>
       </w:r>
       <w:r>
         <w:rPr>
@@ -2285,15 +2978,23 @@
           <w:rFonts w:ascii="Calibri" w:hAnsi="Calibri" w:cs="Calibri"/>
           <w:lang w:val="en-US"/>
         </w:rPr>
-        <w:t xml:space="preserve">Therefore, it is recommended that you apply a high-pass filter to your signal and correct the line </w:t>
-      </w:r>
-      <w:r>
-        <w:rPr>
-          <w:rFonts w:ascii="Calibri" w:hAnsi="Calibri" w:cs="Calibri"/>
-          <w:lang w:val="en-US"/>
-        </w:rPr>
-        <w:lastRenderedPageBreak/>
-        <w:t xml:space="preserve">noise using either a 50 Hz notch filter or the CleanLine toolbox. If you are working with a raw signal, you will need to use the 'Low-cut frequency (Hz)' parameter from the GEDAI toolbox to apply a high-pass filter before artefact correction. </w:t>
+        <w:t xml:space="preserve">Therefore, it is recommended that you apply a high-pass filter to your signal and correct the line noise using either a 50 Hz notch filter or the </w:t>
+      </w:r>
+      <w:proofErr w:type="spellStart"/>
+      <w:r>
+        <w:rPr>
+          <w:rFonts w:ascii="Calibri" w:hAnsi="Calibri" w:cs="Calibri"/>
+          <w:lang w:val="en-US"/>
+        </w:rPr>
+        <w:t>CleanLine</w:t>
+      </w:r>
+      <w:proofErr w:type="spellEnd"/>
+      <w:r>
+        <w:rPr>
+          <w:rFonts w:ascii="Calibri" w:hAnsi="Calibri" w:cs="Calibri"/>
+          <w:lang w:val="en-US"/>
+        </w:rPr>
+        <w:t xml:space="preserve"> toolbox. If you are working with a raw signal, you will need to use the 'Low-cut frequency (Hz)' parameter from the GEDAI toolbox to apply a high-pass filter before artefact correction. </w:t>
       </w:r>
     </w:p>
     <w:p>
@@ -2394,6 +3095,7 @@
           <w:bCs/>
           <w:lang w:val="en-US"/>
         </w:rPr>
+        <w:lastRenderedPageBreak/>
         <w:t>Is GEDAI changing the references used in the data?</w:t>
       </w:r>
     </w:p>
@@ -2425,7 +3127,23 @@
           <w:rFonts w:ascii="Calibri" w:hAnsi="Calibri" w:cs="Calibri"/>
           <w:lang w:val="en-US"/>
         </w:rPr>
-        <w:t xml:space="preserve"> after interpolation, in order to remove the impact of bad channels.</w:t>
+        <w:t xml:space="preserve"> after interpolation, </w:t>
+      </w:r>
+      <w:proofErr w:type="gramStart"/>
+      <w:r>
+        <w:rPr>
+          <w:rFonts w:ascii="Calibri" w:hAnsi="Calibri" w:cs="Calibri"/>
+          <w:lang w:val="en-US"/>
+        </w:rPr>
+        <w:t>in order to</w:t>
+      </w:r>
+      <w:proofErr w:type="gramEnd"/>
+      <w:r>
+        <w:rPr>
+          <w:rFonts w:ascii="Calibri" w:hAnsi="Calibri" w:cs="Calibri"/>
+          <w:lang w:val="en-US"/>
+        </w:rPr>
+        <w:t xml:space="preserve"> remove the impact of bad channels.</w:t>
       </w:r>
     </w:p>
     <w:p>
@@ -2740,21 +3458,371 @@
           <w:lang w:val="en-US"/>
         </w:rPr>
       </w:pPr>
-      <w:r>
-        <w:rPr>
-          <w:rFonts w:ascii="Calibri" w:hAnsi="Calibri" w:cs="Calibri"/>
-          <w:lang w:val="en-US"/>
-        </w:rPr>
-        <w:t>Epoching: Use the Epoching module as usual to create your Evoked Related Potential (ERP) files.</w:t>
-      </w:r>
-    </w:p>
-    <w:p>
-      <w:pPr>
-        <w:rPr>
-          <w:rFonts w:ascii="Calibri" w:hAnsi="Calibri" w:cs="Calibri"/>
-          <w:lang w:val="en-US"/>
-        </w:rPr>
-      </w:pPr>
+      <w:proofErr w:type="spellStart"/>
+      <w:r>
+        <w:rPr>
+          <w:rFonts w:ascii="Calibri" w:hAnsi="Calibri" w:cs="Calibri"/>
+          <w:lang w:val="en-US"/>
+        </w:rPr>
+        <w:t>Epoching</w:t>
+      </w:r>
+      <w:proofErr w:type="spellEnd"/>
+      <w:r>
+        <w:rPr>
+          <w:rFonts w:ascii="Calibri" w:hAnsi="Calibri" w:cs="Calibri"/>
+          <w:lang w:val="en-US"/>
+        </w:rPr>
+        <w:t xml:space="preserve">: Use the </w:t>
+      </w:r>
+      <w:proofErr w:type="spellStart"/>
+      <w:r>
+        <w:rPr>
+          <w:rFonts w:ascii="Calibri" w:hAnsi="Calibri" w:cs="Calibri"/>
+          <w:lang w:val="en-US"/>
+        </w:rPr>
+        <w:t>Epoching</w:t>
+      </w:r>
+      <w:proofErr w:type="spellEnd"/>
+      <w:r>
+        <w:rPr>
+          <w:rFonts w:ascii="Calibri" w:hAnsi="Calibri" w:cs="Calibri"/>
+          <w:lang w:val="en-US"/>
+        </w:rPr>
+        <w:t xml:space="preserve"> module as usual to create your Evoked Related Potential (ERP) files.</w:t>
+      </w:r>
+    </w:p>
+    <w:p>
+      <w:pPr>
+        <w:rPr>
+          <w:rFonts w:ascii="Calibri" w:hAnsi="Calibri" w:cs="Calibri"/>
+          <w:b/>
+          <w:bCs/>
+          <w:lang w:val="en-US"/>
+        </w:rPr>
+      </w:pPr>
+      <w:r>
+        <w:rPr>
+          <w:rFonts w:ascii="Calibri" w:hAnsi="Calibri" w:cs="Calibri"/>
+          <w:b/>
+          <w:bCs/>
+          <w:lang w:val="en-US"/>
+        </w:rPr>
+        <w:t xml:space="preserve">For the sliding threshold adaptation, which size of windows should I </w:t>
+      </w:r>
+      <w:proofErr w:type="gramStart"/>
+      <w:r>
+        <w:rPr>
+          <w:rFonts w:ascii="Calibri" w:hAnsi="Calibri" w:cs="Calibri"/>
+          <w:b/>
+          <w:bCs/>
+          <w:lang w:val="en-US"/>
+        </w:rPr>
+        <w:t>use ?</w:t>
+      </w:r>
+      <w:proofErr w:type="gramEnd"/>
+      <w:r>
+        <w:rPr>
+          <w:rFonts w:ascii="Calibri" w:hAnsi="Calibri" w:cs="Calibri"/>
+          <w:b/>
+          <w:bCs/>
+          <w:lang w:val="en-US"/>
+        </w:rPr>
+        <w:t xml:space="preserve"> </w:t>
+      </w:r>
+    </w:p>
+    <w:p>
+      <w:pPr>
+        <w:rPr>
+          <w:rFonts w:ascii="Calibri" w:hAnsi="Calibri" w:cs="Calibri"/>
+          <w:lang w:val="en-US"/>
+        </w:rPr>
+      </w:pPr>
+      <w:r>
+        <w:rPr>
+          <w:rFonts w:ascii="Calibri" w:hAnsi="Calibri" w:cs="Calibri"/>
+          <w:lang w:val="en-US"/>
+        </w:rPr>
+        <w:t xml:space="preserve">It depends on how much you expected the EEG signal artefact to change. As explained above, this option was created for long recordings (sleep, long rest periods, etc.). I would not use this option if you </w:t>
+      </w:r>
+      <w:proofErr w:type="gramStart"/>
+      <w:r>
+        <w:rPr>
+          <w:rFonts w:ascii="Calibri" w:hAnsi="Calibri" w:cs="Calibri"/>
+          <w:lang w:val="en-US"/>
+        </w:rPr>
+        <w:t>have</w:t>
+      </w:r>
+      <w:proofErr w:type="gramEnd"/>
+      <w:r>
+        <w:rPr>
+          <w:rFonts w:ascii="Calibri" w:hAnsi="Calibri" w:cs="Calibri"/>
+          <w:lang w:val="en-US"/>
+        </w:rPr>
+        <w:t xml:space="preserve"> several 10-minute runs with separate files.</w:t>
+      </w:r>
+    </w:p>
+    <w:p>
+      <w:pPr>
+        <w:rPr>
+          <w:rFonts w:ascii="Calibri" w:hAnsi="Calibri" w:cs="Calibri"/>
+          <w:lang w:val="en-US"/>
+        </w:rPr>
+      </w:pPr>
+    </w:p>
+    <w:p>
+      <w:pPr>
+        <w:rPr>
+          <w:rFonts w:ascii="Calibri" w:hAnsi="Calibri" w:cs="Calibri"/>
+          <w:b/>
+          <w:bCs/>
+          <w:lang w:val="en-US"/>
+        </w:rPr>
+      </w:pPr>
+      <w:r>
+        <w:rPr>
+          <w:rFonts w:ascii="Calibri" w:hAnsi="Calibri" w:cs="Calibri"/>
+          <w:b/>
+          <w:bCs/>
+          <w:lang w:val="en-US"/>
+        </w:rPr>
+        <w:t xml:space="preserve">In the original EEGLAB interface of GEDAI, there is a third option of the </w:t>
+      </w:r>
+      <w:proofErr w:type="spellStart"/>
+      <w:r>
+        <w:rPr>
+          <w:rFonts w:ascii="Calibri" w:hAnsi="Calibri" w:cs="Calibri"/>
+          <w:b/>
+          <w:bCs/>
+          <w:lang w:val="en-US"/>
+        </w:rPr>
+        <w:t>leadfiled</w:t>
+      </w:r>
+      <w:proofErr w:type="spellEnd"/>
+      <w:r>
+        <w:rPr>
+          <w:rFonts w:ascii="Calibri" w:hAnsi="Calibri" w:cs="Calibri"/>
+          <w:b/>
+          <w:bCs/>
+          <w:lang w:val="en-US"/>
+        </w:rPr>
+        <w:t xml:space="preserve"> matrix called “</w:t>
+      </w:r>
+      <w:proofErr w:type="spellStart"/>
+      <w:r>
+        <w:rPr>
+          <w:rFonts w:ascii="Calibri" w:hAnsi="Calibri" w:cs="Calibri"/>
+          <w:b/>
+          <w:bCs/>
+          <w:lang w:val="en-US"/>
+        </w:rPr>
+        <w:t>waped</w:t>
+      </w:r>
+      <w:proofErr w:type="spellEnd"/>
+      <w:r>
+        <w:rPr>
+          <w:rFonts w:ascii="Calibri" w:hAnsi="Calibri" w:cs="Calibri"/>
+          <w:b/>
+          <w:bCs/>
+          <w:lang w:val="en-US"/>
+        </w:rPr>
+        <w:t xml:space="preserve">”. What is this option and why </w:t>
+      </w:r>
+      <w:proofErr w:type="gramStart"/>
+      <w:r>
+        <w:rPr>
+          <w:rFonts w:ascii="Calibri" w:hAnsi="Calibri" w:cs="Calibri"/>
+          <w:b/>
+          <w:bCs/>
+          <w:lang w:val="en-US"/>
+        </w:rPr>
+        <w:t>it is</w:t>
+      </w:r>
+      <w:proofErr w:type="gramEnd"/>
+      <w:r>
+        <w:rPr>
+          <w:rFonts w:ascii="Calibri" w:hAnsi="Calibri" w:cs="Calibri"/>
+          <w:b/>
+          <w:bCs/>
+          <w:lang w:val="en-US"/>
+        </w:rPr>
+        <w:t xml:space="preserve"> not available </w:t>
+      </w:r>
+      <w:proofErr w:type="gramStart"/>
+      <w:r>
+        <w:rPr>
+          <w:rFonts w:ascii="Calibri" w:hAnsi="Calibri" w:cs="Calibri"/>
+          <w:b/>
+          <w:bCs/>
+          <w:lang w:val="en-US"/>
+        </w:rPr>
+        <w:t>in</w:t>
+      </w:r>
+      <w:proofErr w:type="gramEnd"/>
+      <w:r>
+        <w:rPr>
+          <w:rFonts w:ascii="Calibri" w:hAnsi="Calibri" w:cs="Calibri"/>
+          <w:b/>
+          <w:bCs/>
+          <w:lang w:val="en-US"/>
+        </w:rPr>
+        <w:t xml:space="preserve"> the GEDAI interface? </w:t>
+      </w:r>
+    </w:p>
+    <w:p>
+      <w:pPr>
+        <w:rPr>
+          <w:rFonts w:ascii="Calibri" w:hAnsi="Calibri" w:cs="Calibri"/>
+          <w:lang w:val="en-US"/>
+        </w:rPr>
+      </w:pPr>
+      <w:r>
+        <w:rPr>
+          <w:rFonts w:ascii="Calibri" w:hAnsi="Calibri" w:cs="Calibri"/>
+          <w:lang w:val="en-US"/>
+        </w:rPr>
+        <w:t xml:space="preserve">A new </w:t>
+      </w:r>
+      <w:proofErr w:type="spellStart"/>
+      <w:r>
+        <w:rPr>
+          <w:rFonts w:ascii="Calibri" w:hAnsi="Calibri" w:cs="Calibri"/>
+          <w:lang w:val="en-US"/>
+        </w:rPr>
+        <w:t>leadfiled</w:t>
+      </w:r>
+      <w:proofErr w:type="spellEnd"/>
+      <w:r>
+        <w:rPr>
+          <w:rFonts w:ascii="Calibri" w:hAnsi="Calibri" w:cs="Calibri"/>
+          <w:lang w:val="en-US"/>
+        </w:rPr>
+        <w:t xml:space="preserve"> option called “warped” as been added in GEDAI 1.7. </w:t>
+      </w:r>
+      <w:r>
+        <w:rPr>
+          <w:rFonts w:ascii="Calibri" w:hAnsi="Calibri" w:cs="Calibri"/>
+          <w:lang w:val="en-US"/>
+        </w:rPr>
+        <w:t>It</w:t>
+      </w:r>
+      <w:r>
+        <w:rPr>
+          <w:rFonts w:ascii="Calibri" w:hAnsi="Calibri" w:cs="Calibri"/>
+          <w:lang w:val="en-US"/>
+        </w:rPr>
+        <w:t xml:space="preserve"> takes the 3D coordinates from your dataset, aligns them to the Fieldtrip Colin27 head model, and computes an individual BEM </w:t>
+      </w:r>
+      <w:proofErr w:type="spellStart"/>
+      <w:r>
+        <w:rPr>
+          <w:rFonts w:ascii="Calibri" w:hAnsi="Calibri" w:cs="Calibri"/>
+          <w:lang w:val="en-US"/>
+        </w:rPr>
+        <w:t>leadfield</w:t>
+      </w:r>
+      <w:proofErr w:type="spellEnd"/>
+      <w:r>
+        <w:rPr>
+          <w:rFonts w:ascii="Calibri" w:hAnsi="Calibri" w:cs="Calibri"/>
+          <w:lang w:val="en-US"/>
+        </w:rPr>
+        <w:t xml:space="preserve"> on the fly via EEGLAB DIPFIT. </w:t>
+      </w:r>
+      <w:proofErr w:type="gramStart"/>
+      <w:r>
+        <w:rPr>
+          <w:rFonts w:ascii="Calibri" w:hAnsi="Calibri" w:cs="Calibri"/>
+          <w:lang w:val="en-US"/>
+        </w:rPr>
+        <w:t>It's</w:t>
+      </w:r>
+      <w:proofErr w:type="gramEnd"/>
+      <w:r>
+        <w:rPr>
+          <w:rFonts w:ascii="Calibri" w:hAnsi="Calibri" w:cs="Calibri"/>
+          <w:lang w:val="en-US"/>
+        </w:rPr>
+        <w:t xml:space="preserve"> frankly just an additional anatomical model if the other two don't work well. "Interpolated" is much faster since it just takes our precomputed </w:t>
+      </w:r>
+      <w:proofErr w:type="spellStart"/>
+      <w:r>
+        <w:rPr>
+          <w:rFonts w:ascii="Calibri" w:hAnsi="Calibri" w:cs="Calibri"/>
+          <w:lang w:val="en-US"/>
+        </w:rPr>
+        <w:t>OpenMEEG</w:t>
+      </w:r>
+      <w:proofErr w:type="spellEnd"/>
+      <w:r>
+        <w:rPr>
+          <w:rFonts w:ascii="Calibri" w:hAnsi="Calibri" w:cs="Calibri"/>
+          <w:lang w:val="en-US"/>
+        </w:rPr>
+        <w:t xml:space="preserve"> 343-channel </w:t>
+      </w:r>
+      <w:proofErr w:type="spellStart"/>
+      <w:r>
+        <w:rPr>
+          <w:rFonts w:ascii="Calibri" w:hAnsi="Calibri" w:cs="Calibri"/>
+          <w:lang w:val="en-US"/>
+        </w:rPr>
+        <w:t>leadfield</w:t>
+      </w:r>
+      <w:proofErr w:type="spellEnd"/>
+      <w:r>
+        <w:rPr>
+          <w:rFonts w:ascii="Calibri" w:hAnsi="Calibri" w:cs="Calibri"/>
+          <w:lang w:val="en-US"/>
+        </w:rPr>
+        <w:t xml:space="preserve"> and splines it directly to your sensor layout without needing DIPFIT.</w:t>
+      </w:r>
+    </w:p>
+    <w:p>
+      <w:pPr>
+        <w:rPr>
+          <w:rFonts w:ascii="Calibri" w:hAnsi="Calibri" w:cs="Calibri"/>
+          <w:lang w:val="en-US"/>
+        </w:rPr>
+      </w:pPr>
+      <w:r>
+        <w:rPr>
+          <w:rFonts w:ascii="Calibri" w:hAnsi="Calibri" w:cs="Calibri"/>
+          <w:lang w:val="en-US"/>
+        </w:rPr>
+        <w:t xml:space="preserve">This option is not available in the </w:t>
+      </w:r>
+      <w:r>
+        <w:rPr>
+          <w:rFonts w:ascii="Calibri" w:hAnsi="Calibri" w:cs="Calibri"/>
+          <w:b/>
+          <w:bCs/>
+          <w:lang w:val="en-US"/>
+        </w:rPr>
+        <w:t>GEDAI module</w:t>
+      </w:r>
+      <w:r>
+        <w:rPr>
+          <w:rFonts w:ascii="Calibri" w:hAnsi="Calibri" w:cs="Calibri"/>
+          <w:lang w:val="en-US"/>
+        </w:rPr>
+        <w:t xml:space="preserve"> interface because the EEGLAB version included in the </w:t>
+      </w:r>
+      <w:proofErr w:type="spellStart"/>
+      <w:r>
+        <w:rPr>
+          <w:rFonts w:ascii="Calibri" w:hAnsi="Calibri" w:cs="Calibri"/>
+          <w:lang w:val="en-US"/>
+        </w:rPr>
+        <w:t>EEGpal</w:t>
+      </w:r>
+      <w:proofErr w:type="spellEnd"/>
+      <w:r>
+        <w:rPr>
+          <w:rFonts w:ascii="Calibri" w:hAnsi="Calibri" w:cs="Calibri"/>
+          <w:lang w:val="en-US"/>
+        </w:rPr>
+        <w:t xml:space="preserve"> installation does not contain the required tools for this option: Fieldtrip Lite and the DIPFIT plug-in. The authors chose not to include them because they take up space, and the 'warped' option is only supplementary and not required if the 'interpolated' option works. If you wish to use this option, please install the necessary modules and use the GEDAI interface in EEGLAB.</w:t>
+      </w:r>
     </w:p>
     <w:sectPr>
       <w:footerReference w:type="default" r:id="rId10"/>
@@ -4651,7 +5719,6 @@
   <w:style w:type="character" w:default="1" w:styleId="DefaultParagraphFont">
     <w:name w:val="Default Paragraph Font"/>
     <w:uiPriority w:val="1"/>
-    <w:semiHidden/>
     <w:unhideWhenUsed/>
   </w:style>
   <w:style w:type="table" w:default="1" w:styleId="TableNormal">
